--- a/Docs/RedDust_Layer1_Voice_Communication_Engineering_Onboarding_Handbook.docx
+++ b/Docs/RedDust_Layer1_Voice_Communication_Engineering_Onboarding_Handbook.docx
@@ -35,7 +35,21 @@
         <w:rPr>
           <w:rFonts w:ascii="Courier New" w:hAnsi="Courier New"/>
         </w:rPr>
-        <w:t>React Native WebRTC  &lt;-&gt;  Python FastAPI / aiortc</w:t>
+        <w:t xml:space="preserve">React Native </w:t>
+      </w:r>
+      <w:proofErr w:type="gramStart"/>
+      <w:r>
+        <w:rPr>
+          <w:rFonts w:ascii="Courier New" w:hAnsi="Courier New"/>
+        </w:rPr>
+        <w:t>WebRTC  &lt;</w:t>
+      </w:r>
+      <w:proofErr w:type="gramEnd"/>
+      <w:r>
+        <w:rPr>
+          <w:rFonts w:ascii="Courier New" w:hAnsi="Courier New"/>
+        </w:rPr>
+        <w:t>-&gt;  Python FastAPI / aiortc</w:t>
       </w:r>
     </w:p>
     <w:p>
@@ -59,14 +73,7 @@
           <w:color w:val="5A5A5A"/>
           <w:sz w:val="22"/>
         </w:rPr>
-        <w:t xml:space="preserve">Document </w:t>
-      </w:r>
-      <w:r>
-        <w:rPr>
-          <w:color w:val="5A5A5A"/>
-          <w:sz w:val="22"/>
-        </w:rPr>
-        <w:t>date: 3 September 2026</w:t>
+        <w:t>Document date: 3 September 2026</w:t>
       </w:r>
     </w:p>
     <w:p>
@@ -97,6 +104,8 @@
       <w:pPr>
         <w:jc w:val="both"/>
       </w:pPr>
+      <w:bookmarkStart w:id="0" w:name="_GoBack"/>
+      <w:bookmarkEnd w:id="0"/>
       <w:r>
         <w:br/>
       </w:r>
@@ -142,13 +151,21 @@
               <w:rPr>
                 <w:sz w:val="22"/>
               </w:rPr>
-              <w:t>The Git repository is the canonical source of</w:t>
-            </w:r>
+              <w:t xml:space="preserve">The </w:t>
+            </w:r>
+            <w:proofErr w:type="spellStart"/>
             <w:r>
               <w:rPr>
                 <w:sz w:val="22"/>
               </w:rPr>
-              <w:t xml:space="preserve"> executable code. This handbook explains the architecture, verified implementation state, development workflow, and intended next steps. Where the handbook says "future" or "partial", developers must not assume that capability is already production-ready.</w:t>
+              <w:t>Git</w:t>
+            </w:r>
+            <w:proofErr w:type="spellEnd"/>
+            <w:r>
+              <w:rPr>
+                <w:sz w:val="22"/>
+              </w:rPr>
+              <w:t xml:space="preserve"> repository is the canonical source of executable code. This handbook explains the architecture, verified implementation state, development workflow, and intended next steps. Where the handbook says "future" or "partial", developers must not assume that capability is already production-ready.</w:t>
             </w:r>
           </w:p>
         </w:tc>
@@ -219,10 +236,7 @@
         <w:jc w:val="both"/>
       </w:pPr>
       <w:r>
-        <w:t>• 6. Deep Dive: Sig</w:t>
-      </w:r>
-      <w:r>
-        <w:t>naling, ICE, and Connection Establishment</w:t>
+        <w:t>• 6. Deep Dive: Signaling, ICE, and Connection Establishment</w:t>
       </w:r>
     </w:p>
     <w:p>
@@ -258,10 +272,7 @@
         <w:jc w:val="both"/>
       </w:pPr>
       <w:r>
-        <w:t xml:space="preserve">• 10. Running and </w:t>
-      </w:r>
-      <w:r>
-        <w:t>Verifying the System Day to Day</w:t>
+        <w:t>• 10. Running and Verifying the System Day to Day</w:t>
       </w:r>
     </w:p>
     <w:p>
@@ -270,7 +281,15 @@
         <w:jc w:val="both"/>
       </w:pPr>
       <w:r>
-        <w:t>• 11. Team Onboarding from Git Clone</w:t>
+        <w:t xml:space="preserve">• 11. Team Onboarding from </w:t>
+      </w:r>
+      <w:proofErr w:type="spellStart"/>
+      <w:r>
+        <w:t>Git</w:t>
+      </w:r>
+      <w:proofErr w:type="spellEnd"/>
+      <w:r>
+        <w:t xml:space="preserve"> Clone</w:t>
       </w:r>
     </w:p>
     <w:p>
@@ -315,10 +334,7 @@
         <w:jc w:val="both"/>
       </w:pPr>
       <w:r>
-        <w:t>• 16. Def</w:t>
-      </w:r>
-      <w:r>
-        <w:t>inition of Done and Engineering Checklists</w:t>
+        <w:t>• 16. Definition of Done and Engineering Checklists</w:t>
       </w:r>
     </w:p>
     <w:p>
@@ -371,38 +387,23 @@
         <w:jc w:val="both"/>
       </w:pPr>
       <w:r>
-        <w:t>This handbook is the onbo</w:t>
-      </w:r>
-      <w:r>
-        <w:t>arding and alignment document for the RedDust real-time voice communication foundation. Its main purpose is to make every engineer understand the same architecture, the same implementation boundaries, the same verified milestones, and the same roadmap befo</w:t>
-      </w:r>
-      <w:r>
-        <w:t>re additional complexity is introduced.</w:t>
-      </w:r>
-    </w:p>
-    <w:p>
-      <w:pPr>
-        <w:jc w:val="both"/>
-      </w:pPr>
-      <w:r>
-        <w:t>The document focuses on Layer 1 of the RedDust architecture: the communication layer that connects a physical mobile phone microphone and speaker to the Python RedDust Gateway using WebRTC. Layer 1 is deliberately se</w:t>
-      </w:r>
-      <w:r>
-        <w:t>parated from the conversational model, RAG, music recommendation, soul-score logic, persistent data, and other higher-level functions.</w:t>
-      </w:r>
-    </w:p>
-    <w:p>
-      <w:pPr>
-        <w:jc w:val="both"/>
-      </w:pPr>
-      <w:r>
-        <w:t xml:space="preserve">As of this baseline, the team has already proved same-Wi-Fi bidirectional voice transport, remote audio reception, basic </w:t>
-      </w:r>
-      <w:r>
-        <w:t xml:space="preserve">phone output routing, and a backend media-processing experiment that prefixes a fixed phrase, inserts a delay, and then returns the caller audio. The next major milestone is Internet/cloud connectivity, followed by session ownership, explicit input/output </w:t>
-      </w:r>
-      <w:r>
-        <w:t>buffering, and then Gemini Live integration.</w:t>
+        <w:t>This handbook is the onboarding and alignment document for the RedDust real-time voice communication foundation. Its main purpose is to make every engineer understand the same architecture, the same implementation boundaries, the same verified milestones, and the same roadmap before additional complexity is introduced.</w:t>
+      </w:r>
+    </w:p>
+    <w:p>
+      <w:pPr>
+        <w:jc w:val="both"/>
+      </w:pPr>
+      <w:r>
+        <w:t>The document focuses on Layer 1 of the RedDust architecture: the communication layer that connects a physical mobile phone microphone and speaker to the Python RedDust Gateway using WebRTC. Layer 1 is deliberately separated from the conversational model, RAG, music recommendation, soul-score logic, persistent data, and other higher-level functions.</w:t>
+      </w:r>
+    </w:p>
+    <w:p>
+      <w:pPr>
+        <w:jc w:val="both"/>
+      </w:pPr>
+      <w:r>
+        <w:t>As of this baseline, the team has already proved same-Wi-Fi bidirectional voice transport, remote audio reception, basic phone output routing, and a backend media-processing experiment that prefixes a fixed phrase, inserts a delay, and then returns the caller audio. The next major milestone is Internet/cloud connectivity, followed by session ownership, explicit input/output buffering, and then Gemini Live integration.</w:t>
       </w:r>
     </w:p>
     <w:p>
@@ -428,10 +429,7 @@
         <w:jc w:val="both"/>
       </w:pPr>
       <w:r>
-        <w:t xml:space="preserve">• Describe the offer/answer handshake and why SDP </w:t>
-      </w:r>
-      <w:r>
-        <w:t>and ICE are separate concepts.</w:t>
+        <w:t>• Describe the offer/answer handshake and why SDP and ICE are separate concepts.</w:t>
       </w:r>
     </w:p>
     <w:p>
@@ -458,10 +456,7 @@
         <w:jc w:val="both"/>
       </w:pPr>
       <w:r>
-        <w:t xml:space="preserve">• Trace a microphone audio frame from the phone into </w:t>
-      </w:r>
-      <w:r>
-        <w:t>aiortc and back to the phone.</w:t>
+        <w:t>• Trace a microphone audio frame from the phone into aiortc and back to the phone.</w:t>
       </w:r>
     </w:p>
     <w:p>
@@ -488,10 +483,7 @@
         <w:jc w:val="both"/>
       </w:pPr>
       <w:r>
-        <w:t>• Understand the roadmap from local echo to Internet</w:t>
-      </w:r>
-      <w:r>
-        <w:t>/TURN, session management, explicit audio queues, and Gemini Live.</w:t>
+        <w:t>• Understand the roadmap from local echo to Internet/TURN, session management, explicit audio queues, and Gemini Live.</w:t>
       </w:r>
     </w:p>
     <w:p>
@@ -510,8 +502,8 @@
         <w:tblLook w:val="04A0" w:firstRow="1" w:lastRow="0" w:firstColumn="1" w:lastColumn="0" w:noHBand="0" w:noVBand="1"/>
       </w:tblPr>
       <w:tblGrid>
-        <w:gridCol w:w="4939"/>
-        <w:gridCol w:w="4939"/>
+        <w:gridCol w:w="4934"/>
+        <w:gridCol w:w="4934"/>
       </w:tblGrid>
       <w:tr>
         <w:trPr>
@@ -612,13 +604,7 @@
               <w:rPr>
                 <w:sz w:val="21"/>
               </w:rPr>
-              <w:t xml:space="preserve">A small prototype or implicit mechanism </w:t>
-            </w:r>
-            <w:r>
-              <w:rPr>
-                <w:sz w:val="21"/>
-              </w:rPr>
-              <w:t>exists, but not the final architectural abstraction.</w:t>
+              <w:t>A small prototype or implicit mechanism exists, but not the final architectural abstraction.</w:t>
             </w:r>
           </w:p>
         </w:tc>
@@ -730,13 +716,7 @@
               <w:rPr>
                 <w:sz w:val="22"/>
               </w:rPr>
-              <w:t>Do not implement future architecture boxes merely because they appear in the target diagram. The development strategy is to prove one boundary at a time. Keeping the current echo path simple is intentional until Internet connecti</w:t>
-            </w:r>
-            <w:r>
-              <w:rPr>
-                <w:sz w:val="22"/>
-              </w:rPr>
-              <w:t>vity is proved.</w:t>
+              <w:t>Do not implement future architecture boxes merely because they appear in the target diagram. The development strategy is to prove one boundary at a time. Keeping the current echo path simple is intentional until Internet connectivity is proved.</w:t>
             </w:r>
           </w:p>
         </w:tc>
@@ -806,13 +786,7 @@
               <w:t xml:space="preserve">Future diagram prompt: </w:t>
             </w:r>
             <w:r>
-              <w:t>Create a clean horizontal maturity roadmap. Start with a physical pho</w:t>
-            </w:r>
-            <w:r>
-              <w:t xml:space="preserve">ne microphone on the left. Show milestones: local microphone capture, WebRTC connection, Python aiortc gateway, bidirectional echo, audio routing, backend media manipulation, Internet/TURN, session manager, explicit input/output audio queues, Gemini Live, </w:t>
-            </w:r>
-            <w:r>
-              <w:t>then higher layers such as RAG/music/soul score. Use solid colored boxes for implemented milestones and dashed gray boxes for future milestones.</w:t>
+              <w:t>Create a clean horizontal maturity roadmap. Start with a physical phone microphone on the left. Show milestones: local microphone capture, WebRTC connection, Python aiortc gateway, bidirectional echo, audio routing, backend media manipulation, Internet/TURN, session manager, explicit input/output audio queues, Gemini Live, then higher layers such as RAG/music/soul score. Use solid colored boxes for implemented milestones and dashed gray boxes for future milestones.</w:t>
             </w:r>
           </w:p>
           <w:p>
@@ -826,10 +800,7 @@
               <w:t xml:space="preserve">Must show: </w:t>
             </w:r>
             <w:r>
-              <w:t>Clear CURRENT marker at Step 19B; future arrows to Steps 20-23; distinction between Layer 1 foundati</w:t>
-            </w:r>
-            <w:r>
-              <w:t>on and higher layers.</w:t>
+              <w:t>Clear CURRENT marker at Step 19B; future arrows to Steps 20-23; distinction between Layer 1 foundation and higher layers.</w:t>
             </w:r>
           </w:p>
           <w:p>
@@ -878,13 +849,7 @@
         <w:jc w:val="both"/>
       </w:pPr>
       <w:r>
-        <w:t xml:space="preserve">RedDust is being </w:t>
-      </w:r>
-      <w:r>
-        <w:t xml:space="preserve">designed as a voice-first emotional AI companion. The desired experience is closer to a continuous phone call than to a chat application with a microphone button. That user experience requires a stable low-latency communication layer before conversational </w:t>
-      </w:r>
-      <w:r>
-        <w:t>intelligence can be added safely.</w:t>
+        <w:t>RedDust is being designed as a voice-first emotional AI companion. The desired experience is closer to a continuous phone call than to a chat application with a microphone button. That user experience requires a stable low-latency communication layer before conversational intelligence can be added safely.</w:t>
       </w:r>
     </w:p>
     <w:p>
@@ -900,10 +865,7 @@
         <w:jc w:val="both"/>
       </w:pPr>
       <w:r>
-        <w:t xml:space="preserve">The full architecture is easiest to understand as three layers. Layer 1 carries real-time voice and session connectivity. Layer 2 is concerned with music recommendation and verified track </w:t>
-      </w:r>
-      <w:r>
-        <w:t>delivery. Layer 3 contains control, UX commands, persistence, analytics, feedback loops, and higher-level product intelligence. This handbook goes deep on Layer 1 and only summarizes the later layers.</w:t>
+        <w:t>The full architecture is easiest to understand as three layers. Layer 1 carries real-time voice and session connectivity. Layer 2 is concerned with music recommendation and verified track delivery. Layer 3 contains control, UX commands, persistence, analytics, feedback loops, and higher-level product intelligence. This handbook goes deep on Layer 1 and only summarizes the later layers.</w:t>
       </w:r>
     </w:p>
     <w:tbl>
@@ -914,9 +876,9 @@
         <w:tblLook w:val="04A0" w:firstRow="1" w:lastRow="0" w:firstColumn="1" w:lastColumn="0" w:noHBand="0" w:noVBand="1"/>
       </w:tblPr>
       <w:tblGrid>
-        <w:gridCol w:w="3293"/>
-        <w:gridCol w:w="3293"/>
-        <w:gridCol w:w="3293"/>
+        <w:gridCol w:w="3289"/>
+        <w:gridCol w:w="3290"/>
+        <w:gridCol w:w="3289"/>
       </w:tblGrid>
       <w:tr>
         <w:trPr>
@@ -989,13 +951,7 @@
               <w:rPr>
                 <w:sz w:val="21"/>
               </w:rPr>
-              <w:t>Layer 1 - Convers</w:t>
-            </w:r>
-            <w:r>
-              <w:rPr>
-                <w:sz w:val="21"/>
-              </w:rPr>
-              <w:t>ational I/O / real-time voice</w:t>
+              <w:t>Layer 1 - Conversational I/O / real-time voice</w:t>
             </w:r>
           </w:p>
         </w:tc>
@@ -1053,13 +1009,7 @@
               <w:rPr>
                 <w:sz w:val="21"/>
               </w:rPr>
-              <w:t>Recommendation orchestration, metadata, track URL v</w:t>
-            </w:r>
-            <w:r>
-              <w:rPr>
-                <w:sz w:val="21"/>
-              </w:rPr>
-              <w:t>alidation, playback handoff.</w:t>
+              <w:t>Recommendation orchestration, metadata, track URL validation, playback handoff.</w:t>
             </w:r>
           </w:p>
         </w:tc>
@@ -1154,10 +1104,7 @@
               <w:pStyle w:val="FigurePlaceholderTitle"/>
             </w:pPr>
             <w:r>
-              <w:t xml:space="preserve">FIGURE PLACEHOLDER 2: Full RedDust three-layer architecture with </w:t>
-            </w:r>
-            <w:r>
-              <w:t>Layer 1 highlighted</w:t>
+              <w:t>FIGURE PLACEHOLDER 2: Full RedDust three-layer architecture with Layer 1 highlighted</w:t>
             </w:r>
           </w:p>
           <w:p>
@@ -1185,13 +1132,7 @@
               <w:t xml:space="preserve">Future diagram prompt: </w:t>
             </w:r>
             <w:r>
-              <w:t>Draw three horizontal layers. Layer 1 at the top or center should be visually highlighted and expanded: React Native app,</w:t>
-            </w:r>
-            <w:r>
-              <w:t xml:space="preserve"> signaling/session path, WebRTC media gateway, streaming voice handling, and output routing. Layer 2 should show music recommendation and verified track URL delivery. Layer 3 should show control commands, session state, database, RAG, soul score, feedback,</w:t>
-            </w:r>
-            <w:r>
-              <w:t xml:space="preserve"> and analytics. Use a strong highlight around Layer 1 and subdued treatment for Layers 2 and 3.</w:t>
+              <w:t>Draw three horizontal layers. Layer 1 at the top or center should be visually highlighted and expanded: React Native app, signaling/session path, WebRTC media gateway, streaming voice handling, and output routing. Layer 2 should show music recommendation and verified track URL delivery. Layer 3 should show control commands, session state, database, RAG, soul score, feedback, and analytics. Use a strong highlight around Layer 1 and subdued treatment for Layers 2 and 3.</w:t>
             </w:r>
           </w:p>
           <w:p>
@@ -1205,10 +1146,7 @@
               <w:t xml:space="preserve">Must show: </w:t>
             </w:r>
             <w:r>
-              <w:t>A visual boundary around Layer 1; arrows showing Layer 1 can later connect upward into Gemini/conversation logic without changing the phone transport</w:t>
-            </w:r>
-            <w:r>
-              <w:t>.</w:t>
+              <w:t>A visual boundary around Layer 1; arrows showing Layer 1 can later connect upward into Gemini/conversation logic without changing the phone transport.</w:t>
             </w:r>
           </w:p>
           <w:p>
@@ -1257,10 +1195,7 @@
         <w:jc w:val="both"/>
       </w:pPr>
       <w:r>
-        <w:t>Layer 1 begins at the physical microphone and speaker of</w:t>
-      </w:r>
-      <w:r>
-        <w:t xml:space="preserve"> the mobile phone and ends at the backend media-processing interface. It includes connectivity, media negotiation, audio transport, audio track lifecycle, and the future queues that will decouple WebRTC from the conversational model.</w:t>
+        <w:t>Layer 1 begins at the physical microphone and speaker of the mobile phone and ends at the backend media-processing interface. It includes connectivity, media negotiation, audio transport, audio track lifecycle, and the future queues that will decouple WebRTC from the conversational model.</w:t>
       </w:r>
     </w:p>
     <w:tbl>
@@ -1302,8 +1237,6 @@
             </w:r>
             <w:r>
               <w:br/>
-            </w:r>
-            <w:r>
               <w:t>Phone microphone</w:t>
             </w:r>
             <w:r>
@@ -1420,10 +1353,7 @@
               <w:pStyle w:val="FigurePlaceholderTitle"/>
             </w:pPr>
             <w:r>
-              <w:t xml:space="preserve">FIGURE PLACEHOLDER 3: Layer 1 scope boundary - mobile to backend </w:t>
-            </w:r>
-            <w:r>
-              <w:t>media-processing interface</w:t>
+              <w:t>FIGURE PLACEHOLDER 3: Layer 1 scope boundary - mobile to backend media-processing interface</w:t>
             </w:r>
           </w:p>
           <w:p>
@@ -1451,13 +1381,7 @@
               <w:t xml:space="preserve">Future diagram prompt: </w:t>
             </w:r>
             <w:r>
-              <w:t>Create a left-to-right architecture boundary diagram. Left: Android/iPhone with microphone and speaker. Middle: react-nati</w:t>
-            </w:r>
-            <w:r>
-              <w:t>ve-webrtc, signaling, ICE, DTLS/SRTP. Right: FastAPI/aiortc and a large box labelled Streaming Voice Handling. Draw a vertical boundary after the streaming bridge labelled "Layer 1 ends / Conversational intelligence begins". Place Gemini/RAG/music beyond t</w:t>
-            </w:r>
-            <w:r>
-              <w:t>hat boundary in gray dashed boxes.</w:t>
+              <w:t>Create a left-to-right architecture boundary diagram. Left: Android/iPhone with microphone and speaker. Middle: react-native-webrtc, signaling, ICE, DTLS/SRTP. Right: FastAPI/aiortc and a large box labelled Streaming Voice Handling. Draw a vertical boundary after the streaming bridge labelled "Layer 1 ends / Conversational intelligence begins". Place Gemini/RAG/music beyond that boundary in gray dashed boxes.</w:t>
             </w:r>
           </w:p>
           <w:p>
@@ -1485,10 +1409,7 @@
               <w:t xml:space="preserve">PowerPoint message: </w:t>
             </w:r>
             <w:r>
-              <w:t>The transport should work and be testable even whe</w:t>
-            </w:r>
-            <w:r>
-              <w:t>n the AI is absent.</w:t>
+              <w:t>The transport should work and be testable even when the AI is absent.</w:t>
             </w:r>
           </w:p>
           <w:p>
@@ -1523,10 +1444,7 @@
         <w:jc w:val="both"/>
       </w:pPr>
       <w:r>
-        <w:t>The current system contains three different flows that happen at the same time but serve different purposes: the development plane, the si</w:t>
-      </w:r>
-      <w:r>
-        <w:t>gnaling/control plane, and the media plane. Many debugging mistakes come from confusing them.</w:t>
+        <w:t>The current system contains three different flows that happen at the same time but serve different purposes: the development plane, the signaling/control plane, and the media plane. Many debugging mistakes come from confusing them.</w:t>
       </w:r>
     </w:p>
     <w:tbl>
@@ -1537,9 +1455,9 @@
         <w:tblLook w:val="04A0" w:firstRow="1" w:lastRow="0" w:firstColumn="1" w:lastColumn="0" w:noHBand="0" w:noVBand="1"/>
       </w:tblPr>
       <w:tblGrid>
-        <w:gridCol w:w="3293"/>
-        <w:gridCol w:w="3293"/>
-        <w:gridCol w:w="3293"/>
+        <w:gridCol w:w="3289"/>
+        <w:gridCol w:w="3289"/>
+        <w:gridCol w:w="3290"/>
       </w:tblGrid>
       <w:tr>
         <w:trPr>
@@ -1638,13 +1556,7 @@
               <w:rPr>
                 <w:sz w:val="21"/>
               </w:rPr>
-              <w:t xml:space="preserve">Metro on the laptop sends React Native JavaScript to </w:t>
-            </w:r>
-            <w:r>
-              <w:rPr>
-                <w:sz w:val="21"/>
-              </w:rPr>
-              <w:t>the installed Development Build.</w:t>
+              <w:t>Metro on the laptop sends React Native JavaScript to the installed Development Build.</w:t>
             </w:r>
           </w:p>
         </w:tc>
@@ -1730,11 +1642,19 @@
             <w:tcW w:w="3293" w:type="dxa"/>
           </w:tcPr>
           <w:p>
+            <w:proofErr w:type="gramStart"/>
             <w:r>
               <w:rPr>
                 <w:sz w:val="21"/>
               </w:rPr>
-              <w:t>react-native-webrtc &lt;-&gt; aiortc using WebRTC.</w:t>
+              <w:t>react-native-webrtc</w:t>
+            </w:r>
+            <w:proofErr w:type="gramEnd"/>
+            <w:r>
+              <w:rPr>
+                <w:sz w:val="21"/>
+              </w:rPr>
+              <w:t xml:space="preserve"> &lt;-&gt; aiortc using WebRTC.</w:t>
             </w:r>
           </w:p>
         </w:tc>
@@ -1781,13 +1701,7 @@
               <w:rPr>
                 <w:sz w:val="22"/>
               </w:rPr>
-              <w:t>Fast</w:t>
-            </w:r>
-            <w:r>
-              <w:rPr>
-                <w:sz w:val="22"/>
-              </w:rPr>
-              <w:t>API /offer does not stream the microphone audio. Metro does not carry the production voice media. The continuous audio media is transported by WebRTC after negotiation succeeds.</w:t>
+              <w:t>FastAPI /offer does not stream the microphone audio. Metro does not carry the production voice media. The continuous audio media is transported by WebRTC after negotiation succeeds.</w:t>
             </w:r>
           </w:p>
         </w:tc>
@@ -1857,10 +1771,15 @@
               <w:t xml:space="preserve">Future diagram prompt: </w:t>
             </w:r>
             <w:r>
-              <w:t>Draw the Windows laptop, physical phone, and Python gateway. Use three differently colored arrow types: dotted gray Metro/JavaScript arrow from laptop to phone; thi</w:t>
-            </w:r>
-            <w:r>
-              <w:t>n blue HTTP signaling arrows phone &lt;-&gt; FastAPI /offer; thick green bidirectional WebRTC media arrows phone &lt;-&gt; aiortc. Add a legend with the three planes and explicitly label Metro :8081 and Gateway :8000.</w:t>
+              <w:t xml:space="preserve">Draw the Windows laptop, physical phone, and Python gateway. Use three differently colored arrow types: dotted gray Metro/JavaScript arrow from laptop to phone; thin blue HTTP signaling arrows phone &lt;-&gt; FastAPI /offer; thick green bidirectional WebRTC media arrows phone &lt;-&gt; aiortc. Add a legend with the three planes and explicitly label </w:t>
+            </w:r>
+            <w:proofErr w:type="gramStart"/>
+            <w:r>
+              <w:t>Metro :8081</w:t>
+            </w:r>
+            <w:proofErr w:type="gramEnd"/>
+            <w:r>
+              <w:t xml:space="preserve"> and Gateway :8000.</w:t>
             </w:r>
           </w:p>
           <w:p>
@@ -1874,10 +1793,7 @@
               <w:t xml:space="preserve">Must show: </w:t>
             </w:r>
             <w:r>
-              <w:t xml:space="preserve">Ports, arrow direction, and note that </w:t>
-            </w:r>
-            <w:r>
-              <w:t>media continues after the one-time HTTP offer/answer exchange.</w:t>
+              <w:t>Ports, arrow direction, and note that media continues after the one-time HTTP offer/answer exchange.</w:t>
             </w:r>
           </w:p>
           <w:p>
@@ -1926,21 +1842,15 @@
         <w:pStyle w:val="Heading2"/>
       </w:pPr>
       <w:r>
-        <w:t>3.1 W</w:t>
-      </w:r>
-      <w:r>
-        <w:t>ebRTC in one sentence</w:t>
-      </w:r>
-    </w:p>
-    <w:p>
-      <w:pPr>
-        <w:jc w:val="both"/>
-      </w:pPr>
-      <w:r>
-        <w:t xml:space="preserve">WebRTC is a real-time communication stack that captures media, negotiates capabilities and network paths, establishes secure transport, encodes/decodes audio, and delivers media tracks between peers. In RedDust, the two peers are the </w:t>
-      </w:r>
-      <w:r>
-        <w:t>React Native phone and the Python aiortc gateway.</w:t>
+        <w:t>3.1 WebRTC in one sentence</w:t>
+      </w:r>
+    </w:p>
+    <w:p>
+      <w:pPr>
+        <w:jc w:val="both"/>
+      </w:pPr>
+      <w:r>
+        <w:t>WebRTC is a real-time communication stack that captures media, negotiates capabilities and network paths, establishes secure transport, encodes/decodes audio, and delivers media tracks between peers. In RedDust, the two peers are the React Native phone and the Python aiortc gateway.</w:t>
       </w:r>
     </w:p>
     <w:p>
@@ -2033,21 +1943,15 @@
         <w:pStyle w:val="Heading2"/>
       </w:pPr>
       <w:r>
-        <w:t xml:space="preserve">3.3 SDP - the </w:t>
-      </w:r>
-      <w:r>
-        <w:t>media contract</w:t>
-      </w:r>
-    </w:p>
-    <w:p>
-      <w:pPr>
-        <w:jc w:val="both"/>
-      </w:pPr>
-      <w:r>
-        <w:t>Session Description Protocol (SDP) is a text description of the media session. It declares what media exists, which codecs and transport capabilities are supported, security fingerprints, ICE credentials, and other negotiation information. S</w:t>
-      </w:r>
-      <w:r>
-        <w:t>DP is not the continuous media transport.</w:t>
+        <w:t>3.3 SDP - the media contract</w:t>
+      </w:r>
+    </w:p>
+    <w:p>
+      <w:pPr>
+        <w:jc w:val="both"/>
+      </w:pPr>
+      <w:r>
+        <w:t>Session Description Protocol (SDP) is a text description of the media session. It declares what media exists, which codecs and transport capabilities are supported, security fingerprints, ICE credentials, and other negotiation information. SDP is not the continuous media transport.</w:t>
       </w:r>
     </w:p>
     <w:tbl>
@@ -2101,7 +2005,15 @@
             </w:r>
             <w:r>
               <w:br/>
-              <w:t>a=ice-ufrag:...</w:t>
+              <w:t>a=ice-</w:t>
+            </w:r>
+            <w:proofErr w:type="spellStart"/>
+            <w:r>
+              <w:t>ufrag</w:t>
+            </w:r>
+            <w:proofErr w:type="spellEnd"/>
+            <w:r>
+              <w:t>:...</w:t>
             </w:r>
             <w:r>
               <w:br/>
@@ -2125,10 +2037,7 @@
         <w:jc w:val="both"/>
       </w:pPr>
       <w:r>
-        <w:t>Developers should inspect SDP when debugging negotiation, but should not hand-build o</w:t>
-      </w:r>
-      <w:r>
-        <w:t>r manually parse the SDP for normal operation. WebRTC libraries own the negotiation details.</w:t>
+        <w:t>Developers should inspect SDP when debugging negotiation, but should not hand-build or manually parse the SDP for normal operation. WebRTC libraries own the negotiation details.</w:t>
       </w:r>
     </w:p>
     <w:p>
@@ -2144,10 +2053,7 @@
         <w:jc w:val="both"/>
       </w:pPr>
       <w:r>
-        <w:t>Interactive Connectivity Establishment (ICE) is the process of discovering candidate network addresses and testing candida</w:t>
-      </w:r>
-      <w:r>
-        <w:t>te pairs until a usable path is selected. ICE is about reachability. It is different from ICE gathering, which is only the discovery of possible candidates.</w:t>
+        <w:t>Interactive Connectivity Establishment (ICE) is the process of discovering candidate network addresses and testing candidate pairs until a usable path is selected. ICE is about reachability. It is different from ICE gathering, which is only the discovery of possible candidates.</w:t>
       </w:r>
     </w:p>
     <w:tbl>
@@ -2158,8 +2064,8 @@
         <w:tblLook w:val="04A0" w:firstRow="1" w:lastRow="0" w:firstColumn="1" w:lastColumn="0" w:noHBand="0" w:noVBand="1"/>
       </w:tblPr>
       <w:tblGrid>
-        <w:gridCol w:w="4939"/>
-        <w:gridCol w:w="4939"/>
+        <w:gridCol w:w="4934"/>
+        <w:gridCol w:w="4934"/>
       </w:tblGrid>
       <w:tr>
         <w:trPr>
@@ -2248,13 +2154,7 @@
                 <w:sz w:val="21"/>
               </w:rPr>
               <w:lastRenderedPageBreak/>
-              <w:t xml:space="preserve">ICE </w:t>
-            </w:r>
-            <w:r>
-              <w:rPr>
-                <w:sz w:val="21"/>
-              </w:rPr>
-              <w:t>checking</w:t>
+              <w:t>ICE checking</w:t>
             </w:r>
           </w:p>
         </w:tc>
@@ -2350,10 +2250,7 @@
         <w:jc w:val="both"/>
       </w:pPr>
       <w:r>
-        <w:t>STUN helps a peer discover its public-facing network identity through NAT.</w:t>
-      </w:r>
-      <w:r>
-        <w:t xml:space="preserve"> TURN is a relay fallback used when direct connectivity fails because of restrictive NAT, carrier networks, or firewalls. The current local proof uses STUN and has not yet implemented TURN. TURN belongs to Step 20, after the same-Wi-Fi path is proven.</w:t>
+        <w:t>STUN helps a peer discover its public-facing network identity through NAT. TURN is a relay fallback used when direct connectivity fails because of restrictive NAT, carrier networks, or firewalls. The current local proof uses STUN and has not yet implemented TURN. TURN belongs to Step 20, after the same-Wi-Fi path is proven.</w:t>
       </w:r>
     </w:p>
     <w:p>
@@ -2361,21 +2258,15 @@
         <w:pStyle w:val="Heading2"/>
       </w:pPr>
       <w:r>
-        <w:t xml:space="preserve">3.6 </w:t>
-      </w:r>
-      <w:r>
-        <w:t>DTLS, SRTP, RTP, and Opus</w:t>
-      </w:r>
-    </w:p>
-    <w:p>
-      <w:pPr>
-        <w:jc w:val="both"/>
-      </w:pPr>
-      <w:r>
-        <w:t>RTP carries real-time media packets. DTLS establishes secure key material over datagram transport. SRTP uses those keys to protect the media packets. Opus is the principal audio codec offered by WebRTC. The important architectural</w:t>
-      </w:r>
-      <w:r>
-        <w:t xml:space="preserve"> point is that React Native application code and Python business logic do not manually implement these protocols.</w:t>
+        <w:t>3.6 DTLS, SRTP, RTP, and Opus</w:t>
+      </w:r>
+    </w:p>
+    <w:p>
+      <w:pPr>
+        <w:jc w:val="both"/>
+      </w:pPr>
+      <w:r>
+        <w:t>RTP carries real-time media packets. DTLS establishes secure key material over datagram transport. SRTP uses those keys to protect the media packets. Opus is the principal audio codec offered by WebRTC. The important architectural point is that React Native application code and Python business logic do not manually implement these protocols.</w:t>
       </w:r>
     </w:p>
     <w:tbl>
@@ -2418,8 +2309,13 @@
             </w:r>
             <w:r>
               <w:br/>
-              <w:t xml:space="preserve">   -&gt; RTP packetization</w:t>
-            </w:r>
+              <w:t xml:space="preserve">   -&gt; RTP </w:t>
+            </w:r>
+            <w:proofErr w:type="spellStart"/>
+            <w:r>
+              <w:t>packetization</w:t>
+            </w:r>
+            <w:proofErr w:type="spellEnd"/>
             <w:r>
               <w:br/>
               <w:t xml:space="preserve">   -&gt; SRTP encryption</w:t>
@@ -2434,10 +2330,7 @@
             </w:r>
             <w:r>
               <w:br/>
-              <w:t xml:space="preserve">   -&gt; RTP proc</w:t>
-            </w:r>
-            <w:r>
-              <w:t>essing</w:t>
+              <w:t xml:space="preserve">   -&gt; RTP processing</w:t>
             </w:r>
             <w:r>
               <w:br/>
@@ -2515,13 +2408,7 @@
               <w:t xml:space="preserve">Future diagram prompt: </w:t>
             </w:r>
             <w:r>
-              <w:t xml:space="preserve">Draw a </w:t>
-            </w:r>
-            <w:r>
-              <w:t>protocol stack from application at top to network at bottom. Mobile side and backend side mirrored. Top: React Native / aiortc application code. Then MediaStreamTrack / AudioFrame. Then Opus codec. Then RTP/SRTP. Then DTLS keying. Then ICE/STUN/TURN path s</w:t>
-            </w:r>
-            <w:r>
-              <w:t>election. Bottom: UDP/IP. Add a side bracket labelled "handled by WebRTC libraries" around codec/security/packet layers and "our code" only around application and media processing.</w:t>
+              <w:t>Draw a protocol stack from application at top to network at bottom. Mobile side and backend side mirrored. Top: React Native / aiortc application code. Then MediaStreamTrack / AudioFrame. Then Opus codec. Then RTP/SRTP. Then DTLS keying. Then ICE/STUN/TURN path selection. Bottom: UDP/IP. Add a side bracket labelled "handled by WebRTC libraries" around codec/security/packet layers and "our code" only around application and media processing.</w:t>
             </w:r>
           </w:p>
           <w:p>
@@ -2535,10 +2422,7 @@
               <w:t xml:space="preserve">Must show: </w:t>
             </w:r>
             <w:r>
-              <w:t>No manual encryption/decryption, no manual RTP, no manual Opus d</w:t>
-            </w:r>
-            <w:r>
-              <w:t>ecoder in application code.</w:t>
+              <w:t>No manual encryption/decryption, no manual RTP, no manual Opus decoder in application code.</w:t>
             </w:r>
           </w:p>
           <w:p>
@@ -2587,10 +2471,31 @@
         <w:jc w:val="both"/>
       </w:pPr>
       <w:r>
-        <w:t xml:space="preserve">On the mobile side, getUserMedia() </w:t>
-      </w:r>
-      <w:r>
-        <w:t>returns a MediaStream containing one or more tracks. For the current audio-only RedDust test, there is normally one local audio MediaStreamTrack. On the backend, aiortc exposes an incoming MediaStreamTrack and returns PyAV AudioFrame objects from recv().</w:t>
+        <w:t xml:space="preserve">On the mobile side, </w:t>
+      </w:r>
+      <w:proofErr w:type="gramStart"/>
+      <w:r>
+        <w:t>getUserMedia(</w:t>
+      </w:r>
+      <w:proofErr w:type="gramEnd"/>
+      <w:r>
+        <w:t xml:space="preserve">) returns a MediaStream containing one or more tracks. For the current audio-only RedDust test, there is normally one local audio MediaStreamTrack. On the backend, aiortc exposes an incoming MediaStreamTrack and returns </w:t>
+      </w:r>
+      <w:proofErr w:type="spellStart"/>
+      <w:r>
+        <w:t>PyAV</w:t>
+      </w:r>
+      <w:proofErr w:type="spellEnd"/>
+      <w:r>
+        <w:t xml:space="preserve"> AudioFrame objects from </w:t>
+      </w:r>
+      <w:proofErr w:type="gramStart"/>
+      <w:r>
+        <w:t>recv(</w:t>
+      </w:r>
+      <w:proofErr w:type="gramEnd"/>
+      <w:r>
+        <w:t>).</w:t>
       </w:r>
     </w:p>
     <w:tbl>
@@ -2625,14 +2530,18 @@
               <w:keepLines/>
             </w:pPr>
             <w:r>
-              <w:t>M</w:t>
-            </w:r>
-            <w:r>
-              <w:t>obile</w:t>
-            </w:r>
-            <w:r>
-              <w:br/>
-              <w:t>mediaDevices.getUserMedia({ audio: true, video: false })</w:t>
+              <w:t>Mobile</w:t>
+            </w:r>
+            <w:r>
+              <w:br/>
+            </w:r>
+            <w:proofErr w:type="spellStart"/>
+            <w:r>
+              <w:t>mediaDevices.getUserMedia</w:t>
+            </w:r>
+            <w:proofErr w:type="spellEnd"/>
+            <w:r>
+              <w:t>({ audio: true, video: false })</w:t>
             </w:r>
             <w:r>
               <w:br/>
@@ -2697,10 +2606,7 @@
               <w:pStyle w:val="FigurePlaceholderTitle"/>
             </w:pPr>
             <w:r>
-              <w:t xml:space="preserve">FIGURE PLACEHOLDER 6: From physical sound wave to backend AudioFrame and </w:t>
-            </w:r>
-            <w:r>
-              <w:t>back</w:t>
+              <w:t>FIGURE PLACEHOLDER 6: From physical sound wave to backend AudioFrame and back</w:t>
             </w:r>
           </w:p>
           <w:p>
@@ -2728,13 +2634,15 @@
               <w:t xml:space="preserve">Future diagram prompt: </w:t>
             </w:r>
             <w:r>
-              <w:t xml:space="preserve">Draw a physical sound wave entering a phone microphone, Android/iOS audio system, getUserMedia, MediaStreamTrack, WebRTC encrypted network </w:t>
-            </w:r>
-            <w:r>
-              <w:t>packets, aiortc incoming track, PyAV AudioFrame, backend processor, outgoing AudioFrame, aiortc WebRTC, remote MediaStreamTrack, phone audio system, loudspeaker. Label the boundaries "native capture", "secure transport", and "application-level media frame"</w:t>
-            </w:r>
-            <w:r>
-              <w:t>.</w:t>
+              <w:t xml:space="preserve">Draw a physical sound wave entering a phone microphone, Android/iOS audio system, getUserMedia, MediaStreamTrack, WebRTC encrypted network packets, aiortc incoming track, </w:t>
+            </w:r>
+            <w:proofErr w:type="spellStart"/>
+            <w:r>
+              <w:t>PyAV</w:t>
+            </w:r>
+            <w:proofErr w:type="spellEnd"/>
+            <w:r>
+              <w:t xml:space="preserve"> AudioFrame, backend processor, outgoing AudioFrame, aiortc WebRTC, remote MediaStreamTrack, phone audio system, loudspeaker. Label the boundaries "native capture", "secure transport", and "application-level media frame".</w:t>
             </w:r>
           </w:p>
           <w:p>
@@ -2831,13 +2739,39 @@
               <w:t xml:space="preserve">Future diagram prompt: </w:t>
             </w:r>
             <w:r>
-              <w:t>Create a vertical sequence diagram with lifelines: React Native app, FastAPI /offer, aior</w:t>
-            </w:r>
-            <w:r>
-              <w:t>tc RTCPeerConnection, STUN/ICE network. Sequence: getUserMedia, create RTCPeerConnection, addTrack, createOffer, setLocalDescription, ICE gathering, POST /offer with complete SDP, setRemoteDescription on aiortc, on_track fires, add outgoing track, createAn</w:t>
-            </w:r>
-            <w:r>
-              <w:t>swer, setLocalDescription, return JSON answer, setRemoteDescription on phone, ICE checking, DTLS/SRTP establishment, connected, bidirectional media.</w:t>
+              <w:t xml:space="preserve">Create a vertical sequence diagram with lifelines: React Native app, FastAPI /offer, aiortc RTCPeerConnection, STUN/ICE network. Sequence: getUserMedia, create RTCPeerConnection, </w:t>
+            </w:r>
+            <w:proofErr w:type="spellStart"/>
+            <w:r>
+              <w:t>addTrack</w:t>
+            </w:r>
+            <w:proofErr w:type="spellEnd"/>
+            <w:r>
+              <w:t xml:space="preserve">, createOffer, </w:t>
+            </w:r>
+            <w:proofErr w:type="spellStart"/>
+            <w:r>
+              <w:t>setLocalDescription</w:t>
+            </w:r>
+            <w:proofErr w:type="spellEnd"/>
+            <w:r>
+              <w:t xml:space="preserve">, ICE gathering, POST /offer with complete SDP, setRemoteDescription on aiortc, on_track fires, add outgoing track, </w:t>
+            </w:r>
+            <w:proofErr w:type="spellStart"/>
+            <w:r>
+              <w:t>createAnswer</w:t>
+            </w:r>
+            <w:proofErr w:type="spellEnd"/>
+            <w:r>
+              <w:t xml:space="preserve">, </w:t>
+            </w:r>
+            <w:proofErr w:type="spellStart"/>
+            <w:r>
+              <w:t>setLocalDescription</w:t>
+            </w:r>
+            <w:proofErr w:type="spellEnd"/>
+            <w:r>
+              <w:t>, return JSON answer, setRemoteDescription on phone, ICE checking, DTLS/SRTP establishment, connected, bidirectional media.</w:t>
             </w:r>
           </w:p>
           <w:p>
@@ -2865,10 +2799,7 @@
               <w:t xml:space="preserve">PowerPoint message: </w:t>
             </w:r>
             <w:r>
-              <w:t>Sig</w:t>
-            </w:r>
-            <w:r>
-              <w:t>naling negotiates the call; media flows only after the peers establish transport.</w:t>
+              <w:t>Signaling negotiates the call; media flows only after the peers establish transport.</w:t>
             </w:r>
           </w:p>
           <w:p>
@@ -2914,9 +2845,9 @@
         <w:tblLook w:val="04A0" w:firstRow="1" w:lastRow="0" w:firstColumn="1" w:lastColumn="0" w:noHBand="0" w:noVBand="1"/>
       </w:tblPr>
       <w:tblGrid>
-        <w:gridCol w:w="3293"/>
-        <w:gridCol w:w="3293"/>
-        <w:gridCol w:w="3293"/>
+        <w:gridCol w:w="3289"/>
+        <w:gridCol w:w="3289"/>
+        <w:gridCol w:w="3290"/>
       </w:tblGrid>
       <w:tr>
         <w:trPr>
@@ -3002,13 +2933,7 @@
               <w:rPr>
                 <w:sz w:val="21"/>
               </w:rPr>
-              <w:t xml:space="preserve">React </w:t>
-            </w:r>
-            <w:r>
-              <w:rPr>
-                <w:sz w:val="21"/>
-              </w:rPr>
-              <w:t>Native + Expo SDK 56</w:t>
+              <w:t>React Native + Expo SDK 56</w:t>
             </w:r>
           </w:p>
         </w:tc>
@@ -3130,13 +3055,7 @@
               <w:rPr>
                 <w:sz w:val="21"/>
               </w:rPr>
-              <w:t xml:space="preserve">Expo config </w:t>
-            </w:r>
-            <w:r>
-              <w:rPr>
-                <w:sz w:val="21"/>
-              </w:rPr>
-              <w:t>plugin</w:t>
+              <w:t>Expo config plugin</w:t>
             </w:r>
           </w:p>
         </w:tc>
@@ -3252,13 +3171,7 @@
               <w:rPr>
                 <w:sz w:val="21"/>
               </w:rPr>
-              <w:t>Ru</w:t>
-            </w:r>
-            <w:r>
-              <w:rPr>
-                <w:sz w:val="21"/>
-              </w:rPr>
-              <w:t>ns the project with custom native modules.</w:t>
+              <w:t>Runs the project with custom native modules.</w:t>
             </w:r>
           </w:p>
         </w:tc>
@@ -3511,11 +3424,19 @@
             <w:tcW w:w="3293" w:type="dxa"/>
           </w:tcPr>
           <w:p>
+            <w:proofErr w:type="spellStart"/>
             <w:r>
               <w:rPr>
                 <w:sz w:val="21"/>
               </w:rPr>
-              <w:t>PyAV / av</w:t>
+              <w:t>PyAV</w:t>
+            </w:r>
+            <w:proofErr w:type="spellEnd"/>
+            <w:r>
+              <w:rPr>
+                <w:sz w:val="21"/>
+              </w:rPr>
+              <w:t xml:space="preserve"> / av</w:t>
             </w:r>
           </w:p>
         </w:tc>
@@ -3575,13 +3496,21 @@
               <w:rPr>
                 <w:sz w:val="22"/>
               </w:rPr>
-              <w:t>package-lock.json and requirements</w:t>
-            </w:r>
+              <w:t>package-</w:t>
+            </w:r>
+            <w:proofErr w:type="spellStart"/>
             <w:r>
               <w:rPr>
                 <w:sz w:val="22"/>
               </w:rPr>
-              <w:t>.txt are the reproducibility manifests. Exact patch versions should come from the repository, not from memory or a new automatic upgrade. Do not upgrade Expo, React Native, WebRTC, or the config plugin casually while Layer 1 is being stabilized.</w:t>
+              <w:t>lock.json</w:t>
+            </w:r>
+            <w:proofErr w:type="spellEnd"/>
+            <w:r>
+              <w:rPr>
+                <w:sz w:val="22"/>
+              </w:rPr>
+              <w:t xml:space="preserve"> and requirements.txt are the reproducibility manifests. Exact patch versions should come from the repository, not from memory or a new automatic upgrade. Do not upgrade Expo, React Native, WebRTC, or the config plugin casually while Layer 1 is being stabilized.</w:t>
             </w:r>
           </w:p>
         </w:tc>
@@ -3597,21 +3526,23 @@
         <w:pStyle w:val="Heading2"/>
       </w:pPr>
       <w:r>
-        <w:t xml:space="preserve">4.2 </w:t>
-      </w:r>
-      <w:r>
-        <w:t>Repository structure</w:t>
-      </w:r>
-    </w:p>
-    <w:p>
-      <w:pPr>
-        <w:jc w:val="both"/>
-      </w:pPr>
-      <w:r>
-        <w:t>The current Git repository root is D:\RedDust. The mobile and gateway projects live as sibling subdirectories in the same repository. Developers clone the RedDust repository once and then open the two subprojects in separate VS Code wi</w:t>
-      </w:r>
-      <w:r>
-        <w:t>ndows or terminals.</w:t>
+        <w:t>4.2 Repository structure</w:t>
+      </w:r>
+    </w:p>
+    <w:p>
+      <w:pPr>
+        <w:jc w:val="both"/>
+      </w:pPr>
+      <w:r>
+        <w:t xml:space="preserve">The current </w:t>
+      </w:r>
+      <w:proofErr w:type="spellStart"/>
+      <w:r>
+        <w:t>Git</w:t>
+      </w:r>
+      <w:proofErr w:type="spellEnd"/>
+      <w:r>
+        <w:t xml:space="preserve"> repository root is D:\RedDust. The mobile and gateway projects live as sibling subdirectories in the same repository. Developers clone the RedDust repository once and then open the two subprojects in separate VS Code windows or terminals.</w:t>
       </w:r>
     </w:p>
     <w:tbl>
@@ -3647,7 +3578,15 @@
             </w:pPr>
             <w:r>
               <w:lastRenderedPageBreak/>
-              <w:t>D:\RedDust\                 &lt;- Git repository root</w:t>
+              <w:t xml:space="preserve">D:\RedDust\                 &lt;- </w:t>
+            </w:r>
+            <w:proofErr w:type="spellStart"/>
+            <w:r>
+              <w:t>Git</w:t>
+            </w:r>
+            <w:proofErr w:type="spellEnd"/>
+            <w:r>
+              <w:t xml:space="preserve"> repository root</w:t>
             </w:r>
             <w:r>
               <w:br/>
@@ -3671,27 +3610,44 @@
             </w:r>
             <w:r>
               <w:br/>
-              <w:t>|   +-- eas.json</w:t>
-            </w:r>
-            <w:r>
-              <w:br/>
-              <w:t>|   +-- package.json</w:t>
-            </w:r>
-            <w:r>
-              <w:br/>
-              <w:t>|   +-- package-lock.json</w:t>
-            </w:r>
+              <w:t xml:space="preserve">|   +-- </w:t>
+            </w:r>
+            <w:proofErr w:type="spellStart"/>
+            <w:r>
+              <w:t>eas.json</w:t>
+            </w:r>
+            <w:proofErr w:type="spellEnd"/>
+            <w:r>
+              <w:br/>
+              <w:t xml:space="preserve">|   +-- </w:t>
+            </w:r>
+            <w:proofErr w:type="spellStart"/>
+            <w:r>
+              <w:t>package.json</w:t>
+            </w:r>
+            <w:proofErr w:type="spellEnd"/>
+            <w:r>
+              <w:br/>
+              <w:t>|   +-- package-</w:t>
+            </w:r>
+            <w:proofErr w:type="spellStart"/>
+            <w:r>
+              <w:t>lock.json</w:t>
+            </w:r>
+            <w:proofErr w:type="spellEnd"/>
             <w:r>
               <w:br/>
               <w:t>|   +-- tsconfig.json</w:t>
             </w:r>
             <w:r>
               <w:br/>
-              <w:t>|   +-- .env.examp</w:t>
-            </w:r>
-            <w:r>
-              <w:t>le</w:t>
-            </w:r>
+              <w:t>|   +-- .</w:t>
+            </w:r>
+            <w:proofErr w:type="spellStart"/>
+            <w:r>
+              <w:t>env.example</w:t>
+            </w:r>
+            <w:proofErr w:type="spellEnd"/>
             <w:r>
               <w:br/>
               <w:t>|   +-- .env.local            &lt;- developer-specific, not committed</w:t>
@@ -3734,10 +3690,7 @@
             </w:r>
             <w:r>
               <w:br/>
-              <w:t xml:space="preserve">    +-- r</w:t>
-            </w:r>
-            <w:r>
-              <w:t>equirements.txt</w:t>
+              <w:t xml:space="preserve">    +-- requirements.txt</w:t>
             </w:r>
             <w:r>
               <w:br/>
@@ -3765,7 +3718,15 @@
         <w:pStyle w:val="Heading2"/>
       </w:pPr>
       <w:r>
-        <w:t>4.3 Git ignore boundaries</w:t>
+        <w:t xml:space="preserve">4.3 </w:t>
+      </w:r>
+      <w:proofErr w:type="spellStart"/>
+      <w:r>
+        <w:t>Git</w:t>
+      </w:r>
+      <w:proofErr w:type="spellEnd"/>
+      <w:r>
+        <w:t xml:space="preserve"> ignore boundaries</w:t>
       </w:r>
     </w:p>
     <w:tbl>
@@ -3799,8 +3760,13 @@
               <w:pStyle w:val="CodeBlock"/>
               <w:keepLines/>
             </w:pPr>
-            <w:r>
-              <w:t>reddust-gateway/.gitignore - important rules</w:t>
+            <w:proofErr w:type="gramStart"/>
+            <w:r>
+              <w:t>reddust-gateway/.gitignore</w:t>
+            </w:r>
+            <w:proofErr w:type="gramEnd"/>
+            <w:r>
+              <w:t xml:space="preserve"> - important rules</w:t>
             </w:r>
             <w:r>
               <w:br/>
@@ -3808,33 +3774,64 @@
             </w:r>
             <w:r>
               <w:br/>
-              <w:t>__pycache__/</w:t>
-            </w:r>
-            <w:r>
-              <w:br/>
-              <w:t>*.py[cod]</w:t>
-            </w:r>
-            <w:r>
-              <w:br/>
-              <w:t>.env</w:t>
-            </w:r>
-            <w:r>
-              <w:br/>
-              <w:t>.env.*</w:t>
-            </w:r>
-            <w:r>
-              <w:br/>
-              <w:t>!.env.example</w:t>
-            </w:r>
-            <w:r>
-              <w:br/>
-            </w:r>
-            <w:r>
-              <w:br/>
-              <w:t>reddust-mobile</w:t>
-            </w:r>
-            <w:r>
-              <w:t>/.gitignore - important rules</w:t>
+              <w:t>__</w:t>
+            </w:r>
+            <w:proofErr w:type="spellStart"/>
+            <w:r>
+              <w:t>pycache</w:t>
+            </w:r>
+            <w:proofErr w:type="spellEnd"/>
+            <w:r>
+              <w:t>__/</w:t>
+            </w:r>
+            <w:r>
+              <w:br/>
+              <w:t>*.</w:t>
+            </w:r>
+            <w:proofErr w:type="spellStart"/>
+            <w:r>
+              <w:t>py</w:t>
+            </w:r>
+            <w:proofErr w:type="spellEnd"/>
+            <w:r>
+              <w:t>[cod]</w:t>
+            </w:r>
+            <w:r>
+              <w:br/>
+              <w:t>.</w:t>
+            </w:r>
+            <w:proofErr w:type="spellStart"/>
+            <w:r>
+              <w:t>env</w:t>
+            </w:r>
+            <w:proofErr w:type="spellEnd"/>
+            <w:r>
+              <w:br/>
+              <w:t>.</w:t>
+            </w:r>
+            <w:proofErr w:type="spellStart"/>
+            <w:r>
+              <w:t>env</w:t>
+            </w:r>
+            <w:proofErr w:type="spellEnd"/>
+            <w:r>
+              <w:t>.*</w:t>
+            </w:r>
+            <w:r>
+              <w:br/>
+              <w:t>!.</w:t>
+            </w:r>
+            <w:proofErr w:type="spellStart"/>
+            <w:r>
+              <w:t>env.example</w:t>
+            </w:r>
+            <w:proofErr w:type="spellEnd"/>
+            <w:r>
+              <w:br/>
+            </w:r>
+            <w:r>
+              <w:br/>
+              <w:t>reddust-mobile/.gitignore - important rules</w:t>
             </w:r>
             <w:r>
               <w:br/>
@@ -3870,10 +3867,7 @@
         <w:jc w:val="both"/>
       </w:pPr>
       <w:r>
-        <w:t>A phone cannot use localhost to reach the laptop gateway because localhost on the phone means the phone itself. The repository therefore uses an Expo public e</w:t>
-      </w:r>
-      <w:r>
-        <w:t>nvironment variable rather than hard-coding one developer IP address into index.tsx.</w:t>
+        <w:t>A phone cannot use localhost to reach the laptop gateway because localhost on the phone means the phone itself. The repository therefore uses an Expo public environment variable rather than hard-coding one developer IP address into index.tsx.</w:t>
       </w:r>
     </w:p>
     <w:tbl>
@@ -3909,7 +3903,15 @@
             </w:pPr>
             <w:r>
               <w:lastRenderedPageBreak/>
-              <w:t>.env.example - committed template</w:t>
+              <w:t>.</w:t>
+            </w:r>
+            <w:proofErr w:type="spellStart"/>
+            <w:r>
+              <w:t>env.example</w:t>
+            </w:r>
+            <w:proofErr w:type="spellEnd"/>
+            <w:r>
+              <w:t xml:space="preserve"> - committed template</w:t>
             </w:r>
             <w:r>
               <w:br/>
@@ -3924,10 +3926,7 @@
             </w:r>
             <w:r>
               <w:br/>
-              <w:t>EXPO_PUBLIC_GATEWAY_URL=http://192.168.1.</w:t>
-            </w:r>
-            <w:r>
-              <w:t>14:8000</w:t>
+              <w:t>EXPO_PUBLIC_GATEWAY_URL=http://192.168.1.14:8000</w:t>
             </w:r>
           </w:p>
         </w:tc>
@@ -3970,14 +3969,38 @@
               <w:keepLines/>
             </w:pPr>
             <w:r>
-              <w:t>const gatewayUrl = process.env.EXPO_PUBLIC_GATEWAY_URL;</w:t>
-            </w:r>
-            <w:r>
-              <w:br/>
-            </w:r>
-            <w:r>
-              <w:br/>
-              <w:t>if (!gatewayUrl) {</w:t>
+              <w:t xml:space="preserve">const </w:t>
+            </w:r>
+            <w:proofErr w:type="spellStart"/>
+            <w:r>
+              <w:t>gatewayUrl</w:t>
+            </w:r>
+            <w:proofErr w:type="spellEnd"/>
+            <w:r>
+              <w:t xml:space="preserve"> = </w:t>
+            </w:r>
+            <w:proofErr w:type="spellStart"/>
+            <w:r>
+              <w:t>process.env.EXPO_PUBLIC_GATEWAY_URL</w:t>
+            </w:r>
+            <w:proofErr w:type="spellEnd"/>
+            <w:r>
+              <w:t>;</w:t>
+            </w:r>
+            <w:r>
+              <w:br/>
+            </w:r>
+            <w:r>
+              <w:br/>
+              <w:t>if (!</w:t>
+            </w:r>
+            <w:proofErr w:type="spellStart"/>
+            <w:r>
+              <w:t>gatewayUrl</w:t>
+            </w:r>
+            <w:proofErr w:type="spellEnd"/>
+            <w:r>
+              <w:t>) {</w:t>
             </w:r>
             <w:r>
               <w:br/>
@@ -3992,7 +4015,15 @@
             </w:r>
             <w:r>
               <w:br/>
-              <w:t>const response = await fetch(`${gatewayUrl}/offer`, { ... });</w:t>
+              <w:t>const response = await fetch(`${</w:t>
+            </w:r>
+            <w:proofErr w:type="spellStart"/>
+            <w:r>
+              <w:t>gatewayUrl</w:t>
+            </w:r>
+            <w:proofErr w:type="spellEnd"/>
+            <w:r>
+              <w:t>}/offer`, { ... });</w:t>
             </w:r>
           </w:p>
         </w:tc>
@@ -4034,10 +4065,15 @@
               <w:pStyle w:val="FigurePlaceholderTitle"/>
             </w:pPr>
             <w:r>
-              <w:t xml:space="preserve">FIGURE PLACEHOLDER 8: Monorepo anatomy </w:t>
-            </w:r>
-            <w:r>
-              <w:t>and runtime ownership</w:t>
+              <w:t xml:space="preserve">FIGURE PLACEHOLDER 8: </w:t>
+            </w:r>
+            <w:proofErr w:type="spellStart"/>
+            <w:r>
+              <w:t>Monorepo</w:t>
+            </w:r>
+            <w:proofErr w:type="spellEnd"/>
+            <w:r>
+              <w:t xml:space="preserve"> anatomy and runtime ownership</w:t>
             </w:r>
           </w:p>
           <w:p>
@@ -4051,7 +4087,15 @@
               <w:t xml:space="preserve">Purpose: </w:t>
             </w:r>
             <w:r>
-              <w:t>Show which files are shared in Git and which files are machine-specific.</w:t>
+              <w:t xml:space="preserve">Show which files are shared in </w:t>
+            </w:r>
+            <w:proofErr w:type="spellStart"/>
+            <w:r>
+              <w:t>Git</w:t>
+            </w:r>
+            <w:proofErr w:type="spellEnd"/>
+            <w:r>
+              <w:t xml:space="preserve"> and which files are machine-specific.</w:t>
             </w:r>
           </w:p>
           <w:p>
@@ -4065,10 +4109,47 @@
               <w:t xml:space="preserve">Future diagram prompt: </w:t>
             </w:r>
             <w:r>
-              <w:t>Draw a folder tree for D:\RedDust with reddust-mobile and reddust-gateway. Mark package-lock.json, requirements.txt, app.json, ea</w:t>
-            </w:r>
-            <w:r>
-              <w:t>s.json, source files as Git-tracked. Mark .env.local, node_modules, .venv, __pycache__ as local-only. Use small Git icons and laptop icons to show that every developer creates their own local dependencies and local IP configuration.</w:t>
+              <w:t>Draw a folder tree for D:\RedDust with reddust-mobile and reddust-gateway. Mark package-</w:t>
+            </w:r>
+            <w:proofErr w:type="spellStart"/>
+            <w:r>
+              <w:t>lock.json</w:t>
+            </w:r>
+            <w:proofErr w:type="spellEnd"/>
+            <w:r>
+              <w:t xml:space="preserve">, requirements.txt, app.json, </w:t>
+            </w:r>
+            <w:proofErr w:type="spellStart"/>
+            <w:r>
+              <w:t>eas.json</w:t>
+            </w:r>
+            <w:proofErr w:type="spellEnd"/>
+            <w:r>
+              <w:t xml:space="preserve">, source files as </w:t>
+            </w:r>
+            <w:proofErr w:type="spellStart"/>
+            <w:r>
+              <w:t>Git</w:t>
+            </w:r>
+            <w:proofErr w:type="spellEnd"/>
+            <w:r>
+              <w:t>-tracked. Mark .env.local, node_modules, .venv, __</w:t>
+            </w:r>
+            <w:proofErr w:type="spellStart"/>
+            <w:r>
+              <w:t>pycache</w:t>
+            </w:r>
+            <w:proofErr w:type="spellEnd"/>
+            <w:r>
+              <w:t xml:space="preserve">__ as local-only. Use small </w:t>
+            </w:r>
+            <w:proofErr w:type="spellStart"/>
+            <w:r>
+              <w:t>Git</w:t>
+            </w:r>
+            <w:proofErr w:type="spellEnd"/>
+            <w:r>
+              <w:t xml:space="preserve"> icons and laptop icons to show that every developer creates their own local dependencies and local IP configuration.</w:t>
             </w:r>
           </w:p>
           <w:p>
@@ -4082,10 +4163,23 @@
               <w:t xml:space="preserve">Must show: </w:t>
             </w:r>
             <w:r>
-              <w:t>The two proj</w:t>
-            </w:r>
-            <w:r>
-              <w:t>ects are siblings in one Git root; .env.example is shared while .env.local is not.</w:t>
+              <w:t xml:space="preserve">The two projects are siblings in one </w:t>
+            </w:r>
+            <w:proofErr w:type="spellStart"/>
+            <w:r>
+              <w:t>Git</w:t>
+            </w:r>
+            <w:proofErr w:type="spellEnd"/>
+            <w:r>
+              <w:t xml:space="preserve"> root; .</w:t>
+            </w:r>
+            <w:proofErr w:type="spellStart"/>
+            <w:r>
+              <w:t>env.example</w:t>
+            </w:r>
+            <w:proofErr w:type="spellEnd"/>
+            <w:r>
+              <w:t xml:space="preserve"> is shared while .env.local is not.</w:t>
             </w:r>
           </w:p>
           <w:p>
@@ -4140,10 +4234,7 @@
               <w:pStyle w:val="FigurePlaceholderTitle"/>
             </w:pPr>
             <w:r>
-              <w:t>FIGURE PLACEHOLDER 9: Developer workstation</w:t>
-            </w:r>
-            <w:r>
-              <w:t xml:space="preserve"> topology</w:t>
+              <w:t>FIGURE PLACEHOLDER 9: Developer workstation topology</w:t>
             </w:r>
           </w:p>
           <w:p>
@@ -4171,13 +4262,15 @@
               <w:t xml:space="preserve">Future diagram prompt: </w:t>
             </w:r>
             <w:r>
-              <w:t xml:space="preserve">Draw a Windows laptop containing two VS Code terminals: Mobile terminal running npx expo start / Metro :8081 and Gateway terminal </w:t>
-            </w:r>
-            <w:r>
-              <w:t>running Uvicorn/FastAPI/aiortc :8000. Draw a physical Android/iPhone on the same Wi-Fi. Show Metro delivering JavaScript to the phone and WebRTC/HTTP connecting phone to gateway. Add EAS Cloud above the laptop as a separate build-time service that produces</w:t>
-            </w:r>
-            <w:r>
-              <w:t xml:space="preserve"> the development binary.</w:t>
+              <w:t xml:space="preserve">Draw a Windows laptop containing two VS Code terminals: Mobile terminal running npx expo start / </w:t>
+            </w:r>
+            <w:proofErr w:type="gramStart"/>
+            <w:r>
+              <w:t>Metro :8081</w:t>
+            </w:r>
+            <w:proofErr w:type="gramEnd"/>
+            <w:r>
+              <w:t xml:space="preserve"> and Gateway terminal running Uvicorn/FastAPI/aiortc :8000. Draw a physical Android/iPhone on the same Wi-Fi. Show Metro delivering JavaScript to the phone and WebRTC/HTTP connecting phone to gateway. Add EAS Cloud above the laptop as a separate build-time service that produces the development binary.</w:t>
             </w:r>
           </w:p>
           <w:p>
@@ -4214,10 +4307,7 @@
             </w:r>
             <w:r>
               <w:br/>
-              <w:t>[ILLUSTRA</w:t>
-            </w:r>
-            <w:r>
-              <w:t>TIVE DIAGRAM TO BE INSERTED HERE]</w:t>
+              <w:t>[ILLUSTRATIVE DIAGRAM TO BE INSERTED HERE]</w:t>
             </w:r>
             <w:r>
               <w:br/>
@@ -4251,10 +4341,7 @@
         <w:jc w:val="both"/>
       </w:pPr>
       <w:r>
-        <w:t>The current working implementation is intentionally simple and demonstrable. A phone captures microphone audio, creates a WebRTC connection to a</w:t>
-      </w:r>
-      <w:r>
-        <w:t>iortc, the Python gateway receives the audio track, EchoAudioTrack produces the return audio, and the phone receives that remote track and plays it through the selected output route.</w:t>
+        <w:t>The current working implementation is intentionally simple and demonstrable. A phone captures microphone audio, creates a WebRTC connection to aiortc, the Python gateway receives the audio track, EchoAudioTrack produces the return audio, and the phone receives that remote track and plays it through the selected output route.</w:t>
       </w:r>
     </w:p>
     <w:tbl>
@@ -4300,14 +4387,19 @@
             </w:r>
             <w:r>
               <w:br/>
-              <w:t xml:space="preserve">  -&gt;</w:t>
-            </w:r>
-            <w:r>
-              <w:t xml:space="preserve"> Android/iOS permission</w:t>
-            </w:r>
-            <w:r>
-              <w:br/>
-              <w:t xml:space="preserve">  -&gt; mediaDevices.getUserMedia()</w:t>
+              <w:t xml:space="preserve">  -&gt; Android/iOS permission</w:t>
+            </w:r>
+            <w:r>
+              <w:br/>
+              <w:t xml:space="preserve">  -&gt; </w:t>
+            </w:r>
+            <w:proofErr w:type="spellStart"/>
+            <w:r>
+              <w:t>mediaDevices.getUserMedia</w:t>
+            </w:r>
+            <w:proofErr w:type="spellEnd"/>
+            <w:r>
+              <w:t>()</w:t>
             </w:r>
             <w:r>
               <w:br/>
@@ -4339,10 +4431,7 @@
             </w:r>
             <w:r>
               <w:br/>
-              <w:t xml:space="preserve">  -&gt; WebRTC</w:t>
-            </w:r>
-            <w:r>
-              <w:t xml:space="preserve"> secure media</w:t>
+              <w:t xml:space="preserve">  -&gt; WebRTC secure media</w:t>
             </w:r>
             <w:r>
               <w:br/>
@@ -4410,10 +4499,7 @@
               <w:t xml:space="preserve">Purpose: </w:t>
             </w:r>
             <w:r>
-              <w:t xml:space="preserve">Create the single most important architecture diagram for team onboarding and </w:t>
-            </w:r>
-            <w:r>
-              <w:t>future slides.</w:t>
+              <w:t>Create the single most important architecture diagram for team onboarding and future slides.</w:t>
             </w:r>
           </w:p>
           <w:p>
@@ -4427,13 +4513,7 @@
               <w:t xml:space="preserve">Future diagram prompt: </w:t>
             </w:r>
             <w:r>
-              <w:t>Draw a polished left-to-right diagram. Left: phone with microphone and loudspeaker/earpiece. Middle-left: react-native-webrtc RTCPeerConnection. Center: signaling path POST /offer above and thick bidirectional WebRTC m</w:t>
-            </w:r>
-            <w:r>
-              <w:t>edia path below. Middle-right: FastAPI + aiortc RTCPeerConnection. Inside backend media handling show incoming track -&gt; EchoAudioTrack -&gt; prerecorded prefix -&gt; timed silence -&gt; echo frames -&gt; outgoing track. Mark all currently working boxes with green chec</w:t>
-            </w:r>
-            <w:r>
-              <w:t>k marks. Show future input/output queue boxes as dashed gray outlines but do not place them in the active path yet.</w:t>
+              <w:t>Draw a polished left-to-right diagram. Left: phone with microphone and loudspeaker/earpiece. Middle-left: react-native-webrtc RTCPeerConnection. Center: signaling path POST /offer above and thick bidirectional WebRTC media path below. Middle-right: FastAPI + aiortc RTCPeerConnection. Inside backend media handling show incoming track -&gt; EchoAudioTrack -&gt; prerecorded prefix -&gt; timed silence -&gt; echo frames -&gt; outgoing track. Mark all currently working boxes with green check marks. Show future input/output queue boxes as dashed gray outlines but do not place them in the active path yet.</w:t>
             </w:r>
           </w:p>
           <w:p>
@@ -4458,13 +4538,7 @@
               <w:rPr>
                 <w:b/>
               </w:rPr>
-              <w:t>PowerPoint</w:t>
-            </w:r>
-            <w:r>
-              <w:rPr>
-                <w:b/>
-              </w:rPr>
-              <w:t xml:space="preserve"> message: </w:t>
+              <w:t xml:space="preserve">PowerPoint message: </w:t>
             </w:r>
             <w:r>
               <w:t>Layer 1 is already functionally proven locally; production structure is the next evolution.</w:t>
@@ -4493,19 +4567,32 @@
         <w:pStyle w:val="Heading2"/>
       </w:pPr>
       <w:r>
+        <w:t>5.2 Mobile microphone capture</w:t>
+      </w:r>
+    </w:p>
+    <w:p>
+      <w:pPr>
+        <w:jc w:val="both"/>
+      </w:pPr>
+      <w:r>
+        <w:t xml:space="preserve">The mobile screen explicitly requests microphone permission on Android. After permission is granted, </w:t>
+      </w:r>
+      <w:proofErr w:type="spellStart"/>
+      <w:proofErr w:type="gramStart"/>
+      <w:r>
+        <w:t>mediaDevices.getUserMedia</w:t>
+      </w:r>
+      <w:proofErr w:type="spellEnd"/>
+      <w:r>
+        <w:t>(</w:t>
+      </w:r>
+      <w:proofErr w:type="gramEnd"/>
+      <w:r>
+        <w:t xml:space="preserve">{ audio: true, video: false }) captures the native microphone and returns a </w:t>
+      </w:r>
+      <w:r>
         <w:lastRenderedPageBreak/>
-        <w:t>5.2 Mobile microphone capture</w:t>
-      </w:r>
-    </w:p>
-    <w:p>
-      <w:pPr>
-        <w:jc w:val="both"/>
-      </w:pPr>
-      <w:r>
-        <w:t>The mobile screen explicitly requests microphone permission on Android. Afte</w:t>
-      </w:r>
-      <w:r>
-        <w:t>r permission is granted, mediaDevices.getUserMedia({ audio: true, video: false }) captures the native microphone and returns a MediaStream. The stream is held in React state so repeated Start taps do not create duplicate microphone streams.</w:t>
+        <w:t>MediaStream. The stream is held in React state so repeated Start taps do not create duplicate microphone streams.</w:t>
       </w:r>
     </w:p>
     <w:tbl>
@@ -4540,10 +4627,23 @@
               <w:keepLines/>
             </w:pPr>
             <w:r>
-              <w:t>const localStre</w:t>
-            </w:r>
-            <w:r>
-              <w:t>am = await mediaDevices.getUserMedia({</w:t>
+              <w:t xml:space="preserve">const </w:t>
+            </w:r>
+            <w:proofErr w:type="spellStart"/>
+            <w:r>
+              <w:t>localStream</w:t>
+            </w:r>
+            <w:proofErr w:type="spellEnd"/>
+            <w:r>
+              <w:t xml:space="preserve"> = await </w:t>
+            </w:r>
+            <w:proofErr w:type="spellStart"/>
+            <w:r>
+              <w:t>mediaDevices.getUserMedia</w:t>
+            </w:r>
+            <w:proofErr w:type="spellEnd"/>
+            <w:r>
+              <w:t>({</w:t>
             </w:r>
             <w:r>
               <w:br/>
@@ -4562,11 +4662,42 @@
             </w:r>
             <w:r>
               <w:br/>
-              <w:t>setStream(localStream);</w:t>
-            </w:r>
-            <w:r>
-              <w:br/>
-              <w:t>const audioTracks = localStream.getAudioTracks();</w:t>
+            </w:r>
+            <w:proofErr w:type="spellStart"/>
+            <w:r>
+              <w:t>setStream</w:t>
+            </w:r>
+            <w:proofErr w:type="spellEnd"/>
+            <w:r>
+              <w:t>(</w:t>
+            </w:r>
+            <w:proofErr w:type="spellStart"/>
+            <w:r>
+              <w:t>localStream</w:t>
+            </w:r>
+            <w:proofErr w:type="spellEnd"/>
+            <w:r>
+              <w:t>);</w:t>
+            </w:r>
+            <w:r>
+              <w:br/>
+              <w:t xml:space="preserve">const </w:t>
+            </w:r>
+            <w:proofErr w:type="spellStart"/>
+            <w:r>
+              <w:t>audioTracks</w:t>
+            </w:r>
+            <w:proofErr w:type="spellEnd"/>
+            <w:r>
+              <w:t xml:space="preserve"> = </w:t>
+            </w:r>
+            <w:proofErr w:type="spellStart"/>
+            <w:r>
+              <w:t>localStream.getAudioTracks</w:t>
+            </w:r>
+            <w:proofErr w:type="spellEnd"/>
+            <w:r>
+              <w:t>();</w:t>
             </w:r>
           </w:p>
         </w:tc>
@@ -4582,10 +4713,7 @@
         <w:jc w:val="both"/>
       </w:pPr>
       <w:r>
-        <w:t>The current implementation also stores the RTCPeerConnection in a useRef so the same native object can be</w:t>
-      </w:r>
-      <w:r>
-        <w:t xml:space="preserve"> closed later without relying on re-rendered UI state.</w:t>
+        <w:t>The current implementation also stores the RTCPeerConnection in a useRef so the same native object can be closed later without relying on re-rendered UI state.</w:t>
       </w:r>
     </w:p>
     <w:p>
@@ -4632,11 +4760,27 @@
             </w:r>
             <w:r>
               <w:br/>
-              <w:t xml:space="preserve">  iceServers: [</w:t>
-            </w:r>
-            <w:r>
-              <w:br/>
-              <w:t xml:space="preserve">    { urls: "stun:stun.l.google.com:19302" },</w:t>
+              <w:t xml:space="preserve">  </w:t>
+            </w:r>
+            <w:proofErr w:type="spellStart"/>
+            <w:r>
+              <w:t>iceServers</w:t>
+            </w:r>
+            <w:proofErr w:type="spellEnd"/>
+            <w:r>
+              <w:t>: [</w:t>
+            </w:r>
+            <w:r>
+              <w:br/>
+              <w:t xml:space="preserve">    { </w:t>
+            </w:r>
+            <w:proofErr w:type="spellStart"/>
+            <w:r>
+              <w:t>urls</w:t>
+            </w:r>
+            <w:proofErr w:type="spellEnd"/>
+            <w:r>
+              <w:t>: "stun:stun.l.google.com:19302" },</w:t>
             </w:r>
             <w:r>
               <w:br/>
@@ -4660,10 +4804,23 @@
         <w:jc w:val="both"/>
       </w:pPr>
       <w:r>
-        <w:t>The public Google STUN server is acceptable for the</w:t>
-      </w:r>
-      <w:r>
-        <w:t xml:space="preserve"> development proof. TURN is intentionally deferred until Step 20. The mobile microphone track is attached with pc.addTrack(track, localStream).</w:t>
+        <w:t xml:space="preserve">The public Google STUN server is acceptable for the development proof. TURN is intentionally deferred until Step 20. The mobile microphone track is attached with </w:t>
+      </w:r>
+      <w:proofErr w:type="gramStart"/>
+      <w:r>
+        <w:t>pc.addTrack(</w:t>
+      </w:r>
+      <w:proofErr w:type="gramEnd"/>
+      <w:r>
+        <w:t xml:space="preserve">track, </w:t>
+      </w:r>
+      <w:proofErr w:type="spellStart"/>
+      <w:r>
+        <w:t>localStream</w:t>
+      </w:r>
+      <w:proofErr w:type="spellEnd"/>
+      <w:r>
+        <w:t>).</w:t>
       </w:r>
     </w:p>
     <w:p>
@@ -4681,8 +4838,13 @@
       <w:r>
         <w:t xml:space="preserve">The installed react-native-webrtc typings do not expose the required </w:t>
       </w:r>
-      <w:r>
-        <w:t>EventTarget methods cleanly in this project configuration. The code therefore uses a narrow compatibility interface and casts the RTCPeerConnection only at the event boundary. This changes TypeScript checking, not the runtime object or media path.</w:t>
+      <w:proofErr w:type="spellStart"/>
+      <w:r>
+        <w:t>EventTarget</w:t>
+      </w:r>
+      <w:proofErr w:type="spellEnd"/>
+      <w:r>
+        <w:t xml:space="preserve"> methods cleanly in this project configuration. The code therefore uses a narrow compatibility interface and casts the RTCPeerConnection only at the event boundary. This changes TypeScript checking, not the runtime object or media path.</w:t>
       </w:r>
     </w:p>
     <w:tbl>
@@ -4717,10 +4879,7 @@
               <w:keepLines/>
             </w:pPr>
             <w:r>
-              <w:t>const ev</w:t>
-            </w:r>
-            <w:r>
-              <w:t>entPc =</w:t>
+              <w:t>const eventPc =</w:t>
             </w:r>
             <w:r>
               <w:br/>
@@ -4776,13 +4935,7 @@
               <w:rPr>
                 <w:sz w:val="22"/>
               </w:rPr>
-              <w:t>Keep the event compatibility cast localized. It should eventually move into a dedicated WebRTC helper module or be removed after upgrading to package typings that expose</w:t>
-            </w:r>
-            <w:r>
-              <w:rPr>
-                <w:sz w:val="22"/>
-              </w:rPr>
-              <w:t xml:space="preserve"> the runtime API correctly. Do not scatter unknown casts throughout the product.</w:t>
+              <w:t>Keep the event compatibility cast localized. It should eventually move into a dedicated WebRTC helper module or be removed after upgrading to package typings that expose the runtime API correctly. Do not scatter unknown casts throughout the product.</w:t>
             </w:r>
           </w:p>
         </w:tc>
@@ -4798,7 +4951,6 @@
         <w:pStyle w:val="Heading2"/>
       </w:pPr>
       <w:r>
-        <w:lastRenderedPageBreak/>
         <w:t>5.5 Offer creation and non-trickle ICE</w:t>
       </w:r>
     </w:p>
@@ -4807,10 +4959,15 @@
         <w:jc w:val="both"/>
       </w:pPr>
       <w:r>
-        <w:t>The mobile implementation uses one-shot HTTP signaling rather than trickle ICE. The app creates an SDP offer, sets it locally, waits f</w:t>
-      </w:r>
-      <w:r>
-        <w:t>or ICE gathering to become complete, then sends pc.localDescription to the gateway. This ensures that the SDP contains the gathered candidates before the HTTP request is sent.</w:t>
+        <w:t xml:space="preserve">The mobile implementation uses one-shot HTTP signaling rather than trickle ICE. The app creates an SDP offer, sets it locally, waits for ICE gathering to become complete, then sends </w:t>
+      </w:r>
+      <w:proofErr w:type="spellStart"/>
+      <w:r>
+        <w:t>pc.localDescription</w:t>
+      </w:r>
+      <w:proofErr w:type="spellEnd"/>
+      <w:r>
+        <w:t xml:space="preserve"> to the gateway. This ensures that the SDP contains the gathered candidates before the HTTP request is sent.</w:t>
       </w:r>
     </w:p>
     <w:tbl>
@@ -4845,7 +5002,16 @@
               <w:keepLines/>
             </w:pPr>
             <w:r>
-              <w:t>const offer = await pc.createOffer();</w:t>
+              <w:lastRenderedPageBreak/>
+              <w:t xml:space="preserve">const offer = await </w:t>
+            </w:r>
+            <w:proofErr w:type="spellStart"/>
+            <w:r>
+              <w:t>pc.createOffer</w:t>
+            </w:r>
+            <w:proofErr w:type="spellEnd"/>
+            <w:r>
+              <w:t>();</w:t>
             </w:r>
             <w:r>
               <w:br/>
@@ -4853,17 +5019,38 @@
             </w:r>
             <w:r>
               <w:br/>
-              <w:t>await</w:t>
-            </w:r>
-            <w:r>
-              <w:t xml:space="preserve"> waitForIceGatheringComplete(pc);</w:t>
-            </w:r>
-            <w:r>
-              <w:br/>
-            </w:r>
-            <w:r>
-              <w:br/>
-              <w:t>const localDescription = pc.localDescription;</w:t>
+              <w:t xml:space="preserve">await </w:t>
+            </w:r>
+            <w:proofErr w:type="spellStart"/>
+            <w:r>
+              <w:t>waitForIceGatheringComplete</w:t>
+            </w:r>
+            <w:proofErr w:type="spellEnd"/>
+            <w:r>
+              <w:t>(pc);</w:t>
+            </w:r>
+            <w:r>
+              <w:br/>
+            </w:r>
+            <w:r>
+              <w:br/>
+              <w:t xml:space="preserve">const </w:t>
+            </w:r>
+            <w:proofErr w:type="spellStart"/>
+            <w:r>
+              <w:t>localDescription</w:t>
+            </w:r>
+            <w:proofErr w:type="spellEnd"/>
+            <w:r>
+              <w:t xml:space="preserve"> = </w:t>
+            </w:r>
+            <w:proofErr w:type="spellStart"/>
+            <w:r>
+              <w:t>pc.localDescription</w:t>
+            </w:r>
+            <w:proofErr w:type="spellEnd"/>
+            <w:r>
+              <w:t>;</w:t>
             </w:r>
           </w:p>
         </w:tc>
@@ -4887,10 +5074,15 @@
         <w:jc w:val="both"/>
       </w:pPr>
       <w:r>
-        <w:t>FastAPI receives the SDP JSON at POST /offer. The endpoint creates an aiortc RTCPeerConnection, applies the mobile SDP as the remote descripti</w:t>
-      </w:r>
-      <w:r>
-        <w:t>on, adds the backend outgoing audio track when the incoming phone track is discovered, creates an answer, sets it locally, and returns the answer as JSON.</w:t>
+        <w:t xml:space="preserve">FastAPI receives the SDP JSON at POST /offer. The endpoint creates an aiortc RTCPeerConnection, applies the mobile SDP as the remote description, </w:t>
+      </w:r>
+      <w:proofErr w:type="gramStart"/>
+      <w:r>
+        <w:t>adds</w:t>
+      </w:r>
+      <w:proofErr w:type="gramEnd"/>
+      <w:r>
+        <w:t xml:space="preserve"> the backend outgoing audio track when the incoming phone track is discovered, creates an answer, sets it locally, and returns the answer as JSON.</w:t>
       </w:r>
     </w:p>
     <w:tbl>
@@ -4933,7 +5125,15 @@
             </w:r>
             <w:r>
               <w:br/>
-              <w:t xml:space="preserve">  "sdp": "...",</w:t>
+              <w:t xml:space="preserve">  "</w:t>
+            </w:r>
+            <w:proofErr w:type="spellStart"/>
+            <w:r>
+              <w:t>sdp</w:t>
+            </w:r>
+            <w:proofErr w:type="spellEnd"/>
+            <w:r>
+              <w:t>": "...",</w:t>
             </w:r>
             <w:r>
               <w:br/>
@@ -4956,7 +5156,15 @@
             </w:r>
             <w:r>
               <w:br/>
-              <w:t xml:space="preserve">  "sdp": "...",</w:t>
+              <w:t xml:space="preserve">  "</w:t>
+            </w:r>
+            <w:proofErr w:type="spellStart"/>
+            <w:r>
+              <w:t>sdp</w:t>
+            </w:r>
+            <w:proofErr w:type="spellEnd"/>
+            <w:r>
+              <w:t>": "...",</w:t>
             </w:r>
             <w:r>
               <w:br/>
@@ -4988,10 +5196,15 @@
         <w:jc w:val="both"/>
       </w:pPr>
       <w:r>
-        <w:t>The gateway registers an aiortc track handler before applying the remote description. When aiortc processes the phone offer and discovers an incoming audio track, the handler creates EchoAudioTrack(track) and attaches i</w:t>
-      </w:r>
-      <w:r>
-        <w:t>t to the same PeerConnection before the answer is generated.</w:t>
+        <w:t xml:space="preserve">The gateway registers an aiortc track handler before applying the remote description. When aiortc processes the phone offer and discovers an incoming audio track, the handler creates </w:t>
+      </w:r>
+      <w:proofErr w:type="gramStart"/>
+      <w:r>
+        <w:t>EchoAudioTrack(</w:t>
+      </w:r>
+      <w:proofErr w:type="gramEnd"/>
+      <w:r>
+        <w:t>track) and attaches it to the same PeerConnection before the answer is generated.</w:t>
       </w:r>
     </w:p>
     <w:tbl>
@@ -5066,17 +5279,15 @@
         <w:jc w:val="both"/>
       </w:pPr>
       <w:r>
-        <w:t>The mob</w:t>
-      </w:r>
-      <w:r>
-        <w:t xml:space="preserve">ile PeerConnection registers a track event listener before applying the gateway answer. When setRemoteDescription(answer) adds the gateway audio sender to the session, the mobile side </w:t>
-      </w:r>
-      <w:r>
-        <w:lastRenderedPageBreak/>
-        <w:t>receives a remote MediaStream and keeps a reference to it. WebRTC native</w:t>
-      </w:r>
-      <w:r>
-        <w:t xml:space="preserve"> audio output handles the returned audio; TypeScript does not decrypt SRTP, decode Opus, or push PCM bytes into a speaker buffer.</w:t>
+        <w:t xml:space="preserve">The mobile PeerConnection registers a track event listener before applying the gateway answer. When </w:t>
+      </w:r>
+      <w:proofErr w:type="gramStart"/>
+      <w:r>
+        <w:t>setRemoteDescription(</w:t>
+      </w:r>
+      <w:proofErr w:type="gramEnd"/>
+      <w:r>
+        <w:t>answer) adds the gateway audio sender to the session, the mobile side receives a remote MediaStream and keeps a reference to it. WebRTC native audio output handles the returned audio; TypeScript does not decrypt SRTP, decode Opus, or push PCM bytes into a speaker buffer.</w:t>
       </w:r>
     </w:p>
     <w:tbl>
@@ -5115,14 +5326,27 @@
             </w:r>
             <w:r>
               <w:br/>
-              <w:t xml:space="preserve">  const remoteStream = event.streams[0];</w:t>
-            </w:r>
-            <w:r>
-              <w:br/>
-              <w:t xml:space="preserve">  remoteStreamRef.current = remoteStre</w:t>
-            </w:r>
-            <w:r>
-              <w:t>am;</w:t>
+              <w:t xml:space="preserve">  const </w:t>
+            </w:r>
+            <w:proofErr w:type="spellStart"/>
+            <w:r>
+              <w:t>remoteStream</w:t>
+            </w:r>
+            <w:proofErr w:type="spellEnd"/>
+            <w:r>
+              <w:t xml:space="preserve"> = event.streams[0];</w:t>
+            </w:r>
+            <w:r>
+              <w:br/>
+              <w:t xml:space="preserve">  remoteStreamRef.current = </w:t>
+            </w:r>
+            <w:proofErr w:type="spellStart"/>
+            <w:r>
+              <w:t>remoteStream</w:t>
+            </w:r>
+            <w:proofErr w:type="spellEnd"/>
+            <w:r>
+              <w:t>;</w:t>
             </w:r>
             <w:r>
               <w:br/>
@@ -5200,13 +5424,23 @@
               <w:t xml:space="preserve">Future diagram prompt: </w:t>
             </w:r>
             <w:r>
-              <w:t xml:space="preserve">Draw a vertical flow inside a phone </w:t>
-            </w:r>
-            <w:r>
-              <w:t>silhouette: permission request -&gt; getUserMedia -&gt; MediaStream -&gt; audio track -&gt; RTCPeerConnection -&gt; createOffer -&gt; setLocalDescription -&gt; ICE gathering -&gt; POST /offer -&gt; setRemoteDescription(answer) -&gt; remote track event -&gt; native audio output -&gt; InCallMa</w:t>
-            </w:r>
-            <w:r>
-              <w:t>nager route. Put function names beside each block. Draw a separate thin arrow from Metro into the app labelled development only.</w:t>
+              <w:t xml:space="preserve">Draw a vertical flow inside a phone silhouette: permission request -&gt; getUserMedia -&gt; MediaStream -&gt; audio track -&gt; RTCPeerConnection -&gt; createOffer -&gt; </w:t>
+            </w:r>
+            <w:proofErr w:type="spellStart"/>
+            <w:r>
+              <w:t>setLocalDescription</w:t>
+            </w:r>
+            <w:proofErr w:type="spellEnd"/>
+            <w:r>
+              <w:t xml:space="preserve"> -&gt; ICE gathering -&gt; POST /offer -&gt; </w:t>
+            </w:r>
+            <w:proofErr w:type="gramStart"/>
+            <w:r>
+              <w:t>setRemoteDescription(</w:t>
+            </w:r>
+            <w:proofErr w:type="gramEnd"/>
+            <w:r>
+              <w:t>answer) -&gt; remote track event -&gt; native audio output -&gt; InCallManager route. Put function names beside each block. Draw a separate thin arrow from Metro into the app labelled development only.</w:t>
             </w:r>
           </w:p>
           <w:p>
@@ -5234,10 +5468,7 @@
               <w:t xml:space="preserve">PowerPoint message: </w:t>
             </w:r>
             <w:r>
-              <w:t xml:space="preserve">Mobile code </w:t>
-            </w:r>
-            <w:r>
-              <w:t>owns capture, negotiation, state monitoring, and output route - not codec internals.</w:t>
+              <w:t>Mobile code owns capture, negotiation, state monitoring, and output route - not codec internals.</w:t>
             </w:r>
           </w:p>
           <w:p>
@@ -5303,19 +5534,50 @@
               <w:rPr>
                 <w:b/>
               </w:rPr>
-              <w:t>F</w:t>
-            </w:r>
-            <w:r>
-              <w:rPr>
-                <w:b/>
-              </w:rPr>
-              <w:t xml:space="preserve">uture diagram prompt: </w:t>
-            </w:r>
-            <w:r>
-              <w:t xml:space="preserve">Draw FastAPI /offer at the top feeding aiortc RTCPeerConnection. Show setRemoteDescription triggering on_track(audio), construction of EchoAudioTrack, pc.addTrack, createAnswer, setLocalDescription, JSON answer. Under the media path, </w:t>
-            </w:r>
-            <w:r>
-              <w:t>show incoming_track.recv() -&gt; PyAV AudioFrame -&gt; processing stages -&gt; returned AudioFrame -&gt; aiortc outgoing track. Label FastAPI as signaling and aiortc as media.</w:t>
+              <w:t xml:space="preserve">Future diagram prompt: </w:t>
+            </w:r>
+            <w:r>
+              <w:t>Draw FastAPI /offer at the top feeding aiortc RTCPeerConnection. Show setRemoteDescription triggering on_</w:t>
+            </w:r>
+            <w:proofErr w:type="gramStart"/>
+            <w:r>
+              <w:t>track(</w:t>
+            </w:r>
+            <w:proofErr w:type="gramEnd"/>
+            <w:r>
+              <w:t xml:space="preserve">audio), construction of EchoAudioTrack, pc.addTrack, </w:t>
+            </w:r>
+            <w:proofErr w:type="spellStart"/>
+            <w:r>
+              <w:t>createAnswer</w:t>
+            </w:r>
+            <w:proofErr w:type="spellEnd"/>
+            <w:r>
+              <w:t xml:space="preserve">, </w:t>
+            </w:r>
+            <w:proofErr w:type="spellStart"/>
+            <w:r>
+              <w:t>setLocalDescription</w:t>
+            </w:r>
+            <w:proofErr w:type="spellEnd"/>
+            <w:r>
+              <w:t>, JSON answer. Under the media path, show incoming_</w:t>
+            </w:r>
+            <w:proofErr w:type="gramStart"/>
+            <w:r>
+              <w:t>track.recv(</w:t>
+            </w:r>
+            <w:proofErr w:type="gramEnd"/>
+            <w:r>
+              <w:t xml:space="preserve">) -&gt; </w:t>
+            </w:r>
+            <w:proofErr w:type="spellStart"/>
+            <w:r>
+              <w:t>PyAV</w:t>
+            </w:r>
+            <w:proofErr w:type="spellEnd"/>
+            <w:r>
+              <w:t xml:space="preserve"> AudioFrame -&gt; processing stages -&gt; returned AudioFrame -&gt; aiortc outgoing track. Label FastAPI as signaling and aiortc as media.</w:t>
             </w:r>
           </w:p>
           <w:p>
@@ -5329,10 +5591,7 @@
               <w:t xml:space="preserve">Must show: </w:t>
             </w:r>
             <w:r>
-              <w:t>Current main.py and echo.py responsibilities; FastAPI does not carry continuous v</w:t>
-            </w:r>
-            <w:r>
-              <w:t>oice bytes.</w:t>
+              <w:t>Current main.py and echo.py responsibilities; FastAPI does not carry continuous voice bytes.</w:t>
             </w:r>
           </w:p>
           <w:p>
@@ -5372,7 +5631,6 @@
         <w:pStyle w:val="Heading2"/>
       </w:pPr>
       <w:r>
-        <w:lastRenderedPageBreak/>
         <w:t>5.9 Connection and ICE state monitoring</w:t>
       </w:r>
     </w:p>
@@ -5381,13 +5639,7 @@
         <w:jc w:val="both"/>
       </w:pPr>
       <w:r>
-        <w:t>The mobile logs initial states and list</w:t>
-      </w:r>
-      <w:r>
-        <w:t>ens for iceconnectionstatechange and connectionstatechange. The success condition is ICE connected or completed plus overall PeerConnection connected. A successful HTTP 200 response is not sufficient by itself because signaling can succeed while the WebRTC</w:t>
-      </w:r>
-      <w:r>
-        <w:t xml:space="preserve"> media path fails.</w:t>
+        <w:t>The mobile logs initial states and listens for iceconnectionstatechange and connectionstatechange. The success condition is ICE connected or completed plus overall PeerConnection connected. A successful HTTP 200 response is not sufficient by itself because signaling can succeed while the WebRTC media path fails.</w:t>
       </w:r>
     </w:p>
     <w:tbl>
@@ -5422,6 +5674,7 @@
               <w:keepLines/>
             </w:pPr>
             <w:r>
+              <w:lastRenderedPageBreak/>
               <w:t>Expected healthy progression</w:t>
             </w:r>
             <w:r>
@@ -5499,10 +5752,7 @@
               <w:pStyle w:val="FigurePlaceholderTitle"/>
             </w:pPr>
             <w:r>
-              <w:t xml:space="preserve">FIGURE PLACEHOLDER 13: </w:t>
-            </w:r>
-            <w:r>
-              <w:t>WebRTC connection state machine for the current test</w:t>
+              <w:t>FIGURE PLACEHOLDER 13: WebRTC connection state machine for the current test</w:t>
             </w:r>
           </w:p>
           <w:p>
@@ -5530,10 +5780,7 @@
               <w:t xml:space="preserve">Future diagram prompt: </w:t>
             </w:r>
             <w:r>
-              <w:t>Draw two parallel state lanes. Lane 1: ICE Gathering new -&gt; gathering -&gt; complete. Lane 2: ICE Connec</w:t>
-            </w:r>
-            <w:r>
-              <w:t>tion new -&gt; checking -&gt; connected -&gt; completed, with failed/disconnected branches. Add a third lane for PeerConnection new -&gt; connecting -&gt; connected. Place the HTTP offer/answer between gathering complete and ICE checking.</w:t>
+              <w:t>Draw two parallel state lanes. Lane 1: ICE Gathering new -&gt; gathering -&gt; complete. Lane 2: ICE Connection new -&gt; checking -&gt; connected -&gt; completed, with failed/disconnected branches. Add a third lane for PeerConnection new -&gt; connecting -&gt; connected. Place the HTTP offer/answer between gathering complete and ICE checking.</w:t>
             </w:r>
           </w:p>
           <w:p>
@@ -5547,10 +5794,7 @@
               <w:t xml:space="preserve">Must show: </w:t>
             </w:r>
             <w:r>
-              <w:t>Healthy target states</w:t>
-            </w:r>
-            <w:r>
-              <w:t xml:space="preserve"> highlighted; failure branches shown but visually secondary.</w:t>
+              <w:t>Healthy target states highlighted; failure branches shown but visually secondary.</w:t>
             </w:r>
           </w:p>
           <w:p>
@@ -5599,21 +5843,23 @@
         <w:pStyle w:val="Heading2"/>
       </w:pPr>
       <w:r>
-        <w:t>6.1 Wh</w:t>
-      </w:r>
-      <w:r>
-        <w:t>y signaling exists</w:t>
-      </w:r>
-    </w:p>
-    <w:p>
-      <w:pPr>
-        <w:jc w:val="both"/>
-      </w:pPr>
-      <w:r>
-        <w:t xml:space="preserve">A WebRTC peer cannot simply call connect(server) and begin sending voice. The two peers must exchange descriptions of what they intend to send and receive, which codecs they support, how they will secure the transport, and which network </w:t>
-      </w:r>
-      <w:r>
-        <w:t>addresses are candidates for connectivity. RedDust currently performs that exchange with one HTTP POST rather than a persistent signaling WebSocket.</w:t>
+        <w:t>6.1 Why signaling exists</w:t>
+      </w:r>
+    </w:p>
+    <w:p>
+      <w:pPr>
+        <w:jc w:val="both"/>
+      </w:pPr>
+      <w:r>
+        <w:t xml:space="preserve">A WebRTC peer cannot simply call </w:t>
+      </w:r>
+      <w:proofErr w:type="gramStart"/>
+      <w:r>
+        <w:t>connect(</w:t>
+      </w:r>
+      <w:proofErr w:type="gramEnd"/>
+      <w:r>
+        <w:t>server) and begin sending voice. The two peers must exchange descriptions of what they intend to send and receive, which codecs they support, how they will secure the transport, and which network addresses are candidates for connectivity. RedDust currently performs that exchange with one HTTP POST rather than a persistent signaling WebSocket.</w:t>
       </w:r>
     </w:p>
     <w:p>
@@ -5636,10 +5882,7 @@
         <w:t xml:space="preserve">1. </w:t>
       </w:r>
       <w:r>
-        <w:t xml:space="preserve">The phone creates RTCPeerConnection and attaches the microphone </w:t>
-      </w:r>
-      <w:r>
-        <w:t>track.</w:t>
+        <w:t>The phone creates RTCPeerConnection and attaches the microphone track.</w:t>
       </w:r>
     </w:p>
     <w:p>
@@ -5714,7 +5957,15 @@
         <w:t xml:space="preserve">6. </w:t>
       </w:r>
       <w:r>
-        <w:t>The phone POSTs the final localDescription to FastAPI /offer.</w:t>
+        <w:t xml:space="preserve">The phone POSTs the final </w:t>
+      </w:r>
+      <w:proofErr w:type="spellStart"/>
+      <w:r>
+        <w:t>localDescription</w:t>
+      </w:r>
+      <w:proofErr w:type="spellEnd"/>
+      <w:r>
+        <w:t xml:space="preserve"> to FastAPI /offer.</w:t>
       </w:r>
     </w:p>
     <w:p>
@@ -5729,10 +5980,7 @@
         <w:t xml:space="preserve">7. </w:t>
       </w:r>
       <w:r>
-        <w:t>FastAPI c</w:t>
-      </w:r>
-      <w:r>
-        <w:t>reates an aiortc RTCPeerConnection.</w:t>
+        <w:t>FastAPI creates an aiortc RTCPeerConnection.</w:t>
       </w:r>
     </w:p>
     <w:p>
@@ -5746,8 +5994,13 @@
         </w:rPr>
         <w:t xml:space="preserve">8. </w:t>
       </w:r>
-      <w:r>
-        <w:t>aiortc applies the phone offer as its remote description.</w:t>
+      <w:proofErr w:type="gramStart"/>
+      <w:r>
+        <w:t>aiortc</w:t>
+      </w:r>
+      <w:proofErr w:type="gramEnd"/>
+      <w:r>
+        <w:t xml:space="preserve"> applies the phone offer as its remote description.</w:t>
       </w:r>
     </w:p>
     <w:p>
@@ -5761,8 +6014,13 @@
         </w:rPr>
         <w:t xml:space="preserve">9. </w:t>
       </w:r>
-      <w:r>
-        <w:t>aiortc discovers the incoming audio track and attaches EchoAudioTrack as the return track.</w:t>
+      <w:proofErr w:type="gramStart"/>
+      <w:r>
+        <w:t>aiortc</w:t>
+      </w:r>
+      <w:proofErr w:type="gramEnd"/>
+      <w:r>
+        <w:t xml:space="preserve"> discovers the incoming audio track and attaches EchoAudioTrack as the return track.</w:t>
       </w:r>
     </w:p>
     <w:p>
@@ -5776,8 +6034,13 @@
         </w:rPr>
         <w:t xml:space="preserve">10. </w:t>
       </w:r>
-      <w:r>
-        <w:t>aiortc creates an SDP answer and sets it locally.</w:t>
+      <w:proofErr w:type="gramStart"/>
+      <w:r>
+        <w:t>aiortc</w:t>
+      </w:r>
+      <w:proofErr w:type="gramEnd"/>
+      <w:r>
+        <w:t xml:space="preserve"> creates an SDP answer and sets it locally.</w:t>
       </w:r>
     </w:p>
     <w:p>
@@ -5792,10 +6055,7 @@
         <w:t xml:space="preserve">11. </w:t>
       </w:r>
       <w:r>
-        <w:t>FastAPI</w:t>
-      </w:r>
-      <w:r>
-        <w:t xml:space="preserve"> returns the answer JSON.</w:t>
+        <w:t>FastAPI returns the answer JSON.</w:t>
       </w:r>
     </w:p>
     <w:p>
@@ -5810,7 +6070,15 @@
         <w:t xml:space="preserve">12. </w:t>
       </w:r>
       <w:r>
-        <w:t>The phone applies the answer with setRemoteDescription().</w:t>
+        <w:t xml:space="preserve">The phone applies the answer with </w:t>
+      </w:r>
+      <w:proofErr w:type="gramStart"/>
+      <w:r>
+        <w:t>setRemoteDescription(</w:t>
+      </w:r>
+      <w:proofErr w:type="gramEnd"/>
+      <w:r>
+        <w:t>).</w:t>
       </w:r>
     </w:p>
     <w:p>
@@ -5848,21 +6116,52 @@
         <w:pStyle w:val="Heading2"/>
       </w:pPr>
       <w:r>
-        <w:t>6.3 Why pc.localDescription is sent instead of t</w:t>
-      </w:r>
-      <w:r>
-        <w:t>he original offer object</w:t>
-      </w:r>
-    </w:p>
-    <w:p>
-      <w:pPr>
-        <w:jc w:val="both"/>
-      </w:pPr>
-      <w:r>
-        <w:t>The original createOffer() result is created before ICE gathering finishes. After setLocalDescription() and gathering complete, pc.localDescription contains the finalized SDP with candidates. Sending the finalized local description</w:t>
-      </w:r>
-      <w:r>
-        <w:t xml:space="preserve"> is essential for the current non-trickle design.</w:t>
+        <w:t xml:space="preserve">6.3 Why </w:t>
+      </w:r>
+      <w:proofErr w:type="spellStart"/>
+      <w:r>
+        <w:t>pc.localDescription</w:t>
+      </w:r>
+      <w:proofErr w:type="spellEnd"/>
+      <w:r>
+        <w:t xml:space="preserve"> is sent instead of the original offer object</w:t>
+      </w:r>
+    </w:p>
+    <w:p>
+      <w:pPr>
+        <w:jc w:val="both"/>
+      </w:pPr>
+      <w:r>
+        <w:t xml:space="preserve">The original </w:t>
+      </w:r>
+      <w:proofErr w:type="gramStart"/>
+      <w:r>
+        <w:t>createOffer(</w:t>
+      </w:r>
+      <w:proofErr w:type="gramEnd"/>
+      <w:r>
+        <w:t xml:space="preserve">) result is created before ICE gathering finishes. After </w:t>
+      </w:r>
+      <w:proofErr w:type="spellStart"/>
+      <w:proofErr w:type="gramStart"/>
+      <w:r>
+        <w:t>setLocalDescription</w:t>
+      </w:r>
+      <w:proofErr w:type="spellEnd"/>
+      <w:r>
+        <w:t>(</w:t>
+      </w:r>
+      <w:proofErr w:type="gramEnd"/>
+      <w:r>
+        <w:t xml:space="preserve">) and gathering complete, </w:t>
+      </w:r>
+      <w:proofErr w:type="spellStart"/>
+      <w:r>
+        <w:t>pc.localDescription</w:t>
+      </w:r>
+      <w:proofErr w:type="spellEnd"/>
+      <w:r>
+        <w:t xml:space="preserve"> contains the finalized SDP with candidates. Sending the finalized local description is essential for the current non-trickle design.</w:t>
       </w:r>
     </w:p>
     <w:p>
@@ -5936,10 +6235,7 @@
             </w:r>
             <w:r>
               <w:br/>
-              <w:t xml:space="preserve">                        </w:t>
-            </w:r>
-            <w:r>
-              <w:t xml:space="preserve">         localhost = phone itself</w:t>
+              <w:t xml:space="preserve">                                 localhost = phone itself</w:t>
             </w:r>
           </w:p>
         </w:tc>
@@ -5963,10 +6259,7 @@
         <w:jc w:val="both"/>
       </w:pPr>
       <w:r>
-        <w:t xml:space="preserve">The first milestone deliberately minimized networking complexity. Phone and laptop on the same Wi-Fi typically allow a host candidate pair to connect directly. That lets the </w:t>
-      </w:r>
-      <w:r>
-        <w:t>team prove microphone capture, SDP exchange, aiortc media, return audio, and device playback before cloud firewall, NAT, TURN, and deployment variables are introduced.</w:t>
+        <w:t>The first milestone deliberately minimized networking complexity. Phone and laptop on the same Wi-Fi typically allow a host candidate pair to connect directly. That lets the team prove microphone capture, SDP exchange, aiortc media, return audio, and device playback before cloud firewall, NAT, TURN, and deployment variables are introduced.</w:t>
       </w:r>
     </w:p>
     <w:tbl>
@@ -6014,10 +6307,7 @@
               <w:t xml:space="preserve">Purpose: </w:t>
             </w:r>
             <w:r>
-              <w:t>E</w:t>
-            </w:r>
-            <w:r>
-              <w:t>xplain the exact environment used to prove Layer 1 locally.</w:t>
+              <w:t>Explain the exact environment used to prove Layer 1 locally.</w:t>
             </w:r>
           </w:p>
           <w:p>
@@ -6031,10 +6321,7 @@
               <w:t xml:space="preserve">Future diagram prompt: </w:t>
             </w:r>
             <w:r>
-              <w:t>Draw a Wi-Fi router at the center, Windows laptop at 192.168.1.8 and phone at 192.168.1.6. Show HTTP signaling to laptop port 8000 and WebRTC media path between phone and ai</w:t>
-            </w:r>
-            <w:r>
-              <w:t>ortc. Add a small STUN server on the Internet used for candidate discovery, but visually emphasize that the selected same-LAN host path can be direct. Label localhost on phone with a red cross.</w:t>
+              <w:t>Draw a Wi-Fi router at the center, Windows laptop at 192.168.1.8 and phone at 192.168.1.6. Show HTTP signaling to laptop port 8000 and WebRTC media path between phone and aiortc. Add a small STUN server on the Internet used for candidate discovery, but visually emphasize that the selected same-LAN host path can be direct. Label localhost on phone with a red cross.</w:t>
             </w:r>
           </w:p>
           <w:p>
@@ -6048,10 +6335,7 @@
               <w:t xml:space="preserve">Must show: </w:t>
             </w:r>
             <w:r>
-              <w:t>Private IP examples, router/NAT boundary, STUN disc</w:t>
-            </w:r>
-            <w:r>
-              <w:t>overy, correct gateway URL.</w:t>
+              <w:t>Private IP examples, router/NAT boundary, STUN discovery, correct gateway URL.</w:t>
             </w:r>
           </w:p>
           <w:p>
@@ -6099,13 +6383,7 @@
         <w:jc w:val="both"/>
       </w:pPr>
       <w:r>
-        <w:t>Step 20 will move the gateway away from the same l</w:t>
-      </w:r>
-      <w:r>
-        <w:t>ocal network. At that point the signaling endpoint must be reachable over the Internet and WebRTC must work through real NAT/firewall conditions. TURN becomes an important reliability mechanism. The purpose of Step 20 is to change only the network environm</w:t>
-      </w:r>
-      <w:r>
-        <w:t>ent while keeping the media processing path as close as possible to the known-good Step 19B implementation.</w:t>
+        <w:t>Step 20 will move the gateway away from the same local network. At that point the signaling endpoint must be reachable over the Internet and WebRTC must work through real NAT/firewall conditions. TURN becomes an important reliability mechanism. The purpose of Step 20 is to change only the network environment while keeping the media processing path as close as possible to the known-good Step 19B implementation.</w:t>
       </w:r>
     </w:p>
     <w:tbl>
@@ -6165,19 +6443,10 @@
               <w:rPr>
                 <w:b/>
               </w:rPr>
-              <w:t>Future diagram promp</w:t>
-            </w:r>
-            <w:r>
-              <w:rPr>
-                <w:b/>
-              </w:rPr>
-              <w:t xml:space="preserve">t: </w:t>
-            </w:r>
-            <w:r>
-              <w:t xml:space="preserve">Create a split-screen comparison. Left panel: phone and laptop on same Wi-Fi, current echo processor. Right panel: phone on 4G/5G or remote Wi-Fi, cloud gateway, STUN/TURN, same EchoAudioTrack logic. Highlight the networking/cloud boxes as the only new </w:t>
-            </w:r>
-            <w:r>
-              <w:t>variables. Keep all media-processing boxes identical between panels.</w:t>
+              <w:t xml:space="preserve">Future diagram prompt: </w:t>
+            </w:r>
+            <w:r>
+              <w:t>Create a split-screen comparison. Left panel: phone and laptop on same Wi-Fi, current echo processor. Right panel: phone on 4G/5G or remote Wi-Fi, cloud gateway, STUN/TURN, same EchoAudioTrack logic. Highlight the networking/cloud boxes as the only new variables. Keep all media-processing boxes identical between panels.</w:t>
             </w:r>
           </w:p>
           <w:p>
@@ -6205,10 +6474,7 @@
               <w:t xml:space="preserve">PowerPoint message: </w:t>
             </w:r>
             <w:r>
-              <w:t>Step 20 should test networking, not a simultaneous redesign of b</w:t>
-            </w:r>
-            <w:r>
-              <w:t>uffering or AI.</w:t>
+              <w:t>Step 20 should test networking, not a simultaneous redesign of buffering or AI.</w:t>
             </w:r>
           </w:p>
           <w:p>
@@ -6251,13 +6517,7 @@
         <w:jc w:val="both"/>
       </w:pPr>
       <w:r>
-        <w:t xml:space="preserve">Streaming voice handling is the backend area that continuously receives media </w:t>
-      </w:r>
-      <w:r>
-        <w:t>from aiortc, optionally transforms or routes it, and produces outgoing media for WebRTC. The current implementation has already proved this boundary with EchoAudioTrack. However, the final production structure will introduce explicit bounded input and outp</w:t>
-      </w:r>
-      <w:r>
-        <w:t>ut queues so WebRTC timing is decoupled from the future conversational model.</w:t>
+        <w:t>Streaming voice handling is the backend area that continuously receives media from aiortc, optionally transforms or routes it, and produces outgoing media for WebRTC. The current implementation has already proved this boundary with EchoAudioTrack. However, the final production structure will introduce explicit bounded input and output queues so WebRTC timing is decoupled from the future conversational model.</w:t>
       </w:r>
     </w:p>
     <w:p>
@@ -6276,9 +6536,9 @@
         <w:tblLook w:val="04A0" w:firstRow="1" w:lastRow="0" w:firstColumn="1" w:lastColumn="0" w:noHBand="0" w:noVBand="1"/>
       </w:tblPr>
       <w:tblGrid>
-        <w:gridCol w:w="3293"/>
-        <w:gridCol w:w="3293"/>
-        <w:gridCol w:w="3293"/>
+        <w:gridCol w:w="3288"/>
+        <w:gridCol w:w="3289"/>
+        <w:gridCol w:w="3291"/>
       </w:tblGrid>
       <w:tr>
         <w:trPr>
@@ -6373,11 +6633,19 @@
             <w:tcW w:w="3293" w:type="dxa"/>
           </w:tcPr>
           <w:p>
+            <w:proofErr w:type="gramStart"/>
             <w:r>
               <w:rPr>
                 <w:sz w:val="21"/>
               </w:rPr>
-              <w:t>aiortc on_track handler receives a live audio MediaStreamTrack.</w:t>
+              <w:t>aiortc</w:t>
+            </w:r>
+            <w:proofErr w:type="gramEnd"/>
+            <w:r>
+              <w:rPr>
+                <w:sz w:val="21"/>
+              </w:rPr>
+              <w:t xml:space="preserve"> on_track handler receives a live audio MediaStreamTrack.</w:t>
             </w:r>
           </w:p>
         </w:tc>
@@ -6396,13 +6664,20 @@
               <w:rPr>
                 <w:sz w:val="21"/>
               </w:rPr>
-              <w:t>Backen</w:t>
-            </w:r>
+              <w:t>Backend frame processing</w:t>
+            </w:r>
+          </w:p>
+        </w:tc>
+        <w:tc>
+          <w:tcPr>
+            <w:tcW w:w="3293" w:type="dxa"/>
+          </w:tcPr>
+          <w:p>
             <w:r>
               <w:rPr>
                 <w:sz w:val="21"/>
               </w:rPr>
-              <w:t>d frame processing</w:t>
+              <w:t>IMPLEMENTED</w:t>
             </w:r>
           </w:p>
         </w:tc>
@@ -6411,24 +6686,41 @@
             <w:tcW w:w="3293" w:type="dxa"/>
           </w:tcPr>
           <w:p>
+            <w:proofErr w:type="spellStart"/>
+            <w:proofErr w:type="gramStart"/>
             <w:r>
               <w:rPr>
                 <w:sz w:val="21"/>
               </w:rPr>
-              <w:t>IMPLEMENTED</w:t>
-            </w:r>
-          </w:p>
-        </w:tc>
-        <w:tc>
-          <w:tcPr>
-            <w:tcW w:w="3293" w:type="dxa"/>
-          </w:tcPr>
-          <w:p>
+              <w:t>EchoAudioTrack.recv</w:t>
+            </w:r>
+            <w:proofErr w:type="spellEnd"/>
             <w:r>
               <w:rPr>
                 <w:sz w:val="21"/>
               </w:rPr>
-              <w:t>EchoAudioTrack.recv() works with PyAV AudioFrame objects.</w:t>
+              <w:t>(</w:t>
+            </w:r>
+            <w:proofErr w:type="gramEnd"/>
+            <w:r>
+              <w:rPr>
+                <w:sz w:val="21"/>
+              </w:rPr>
+              <w:t xml:space="preserve">) works with </w:t>
+            </w:r>
+            <w:proofErr w:type="spellStart"/>
+            <w:r>
+              <w:rPr>
+                <w:sz w:val="21"/>
+              </w:rPr>
+              <w:t>PyAV</w:t>
+            </w:r>
+            <w:proofErr w:type="spellEnd"/>
+            <w:r>
+              <w:rPr>
+                <w:sz w:val="21"/>
+              </w:rPr>
+              <w:t xml:space="preserve"> AudioFrame objects.</w:t>
             </w:r>
           </w:p>
         </w:tc>
@@ -6518,13 +6810,7 @@
               <w:rPr>
                 <w:sz w:val="21"/>
               </w:rPr>
-              <w:t xml:space="preserve">AudioResampler normalizes prompt and </w:t>
-            </w:r>
-            <w:r>
-              <w:rPr>
-                <w:sz w:val="21"/>
-              </w:rPr>
-              <w:t>echo frames.</w:t>
+              <w:t>AudioResampler normalizes prompt and echo frames.</w:t>
             </w:r>
           </w:p>
         </w:tc>
@@ -6569,7 +6855,21 @@
               <w:rPr>
                 <w:sz w:val="21"/>
               </w:rPr>
-              <w:t>Silence frames plus explicit pts/time_base pacing.</w:t>
+              <w:t>Silence frames plus explicit pts/</w:t>
+            </w:r>
+            <w:proofErr w:type="spellStart"/>
+            <w:r>
+              <w:rPr>
+                <w:sz w:val="21"/>
+              </w:rPr>
+              <w:t>time_base</w:t>
+            </w:r>
+            <w:proofErr w:type="spellEnd"/>
+            <w:r>
+              <w:rPr>
+                <w:sz w:val="21"/>
+              </w:rPr>
+              <w:t xml:space="preserve"> pacing.</w:t>
             </w:r>
           </w:p>
         </w:tc>
@@ -6659,13 +6959,7 @@
               <w:rPr>
                 <w:sz w:val="21"/>
               </w:rPr>
-              <w:t xml:space="preserve">No dedicated continuous </w:t>
-            </w:r>
-            <w:r>
-              <w:rPr>
-                <w:sz w:val="21"/>
-              </w:rPr>
-              <w:t>bounded input queue owned by the session.</w:t>
+              <w:t>No dedicated continuous bounded input queue owned by the session.</w:t>
             </w:r>
           </w:p>
         </w:tc>
@@ -6710,7 +7004,21 @@
               <w:rPr>
                 <w:sz w:val="21"/>
               </w:rPr>
-              <w:t>Short deques and WebRTC internal buffering exist, but not a dedicated producer/consumer output queue.</w:t>
+              <w:t xml:space="preserve">Short </w:t>
+            </w:r>
+            <w:proofErr w:type="spellStart"/>
+            <w:r>
+              <w:rPr>
+                <w:sz w:val="21"/>
+              </w:rPr>
+              <w:t>deques</w:t>
+            </w:r>
+            <w:proofErr w:type="spellEnd"/>
+            <w:r>
+              <w:rPr>
+                <w:sz w:val="21"/>
+              </w:rPr>
+              <w:t xml:space="preserve"> and WebRTC internal buffering exist, but not a dedicated producer/consumer output queue.</w:t>
             </w:r>
           </w:p>
         </w:tc>
@@ -6721,24 +7029,31 @@
         <w:pStyle w:val="Heading2"/>
       </w:pPr>
       <w:r>
-        <w:t>7.3 Why the current small deques are not the final input/output buffer</w:t>
-      </w:r>
-      <w:r>
-        <w:t>s</w:t>
-      </w:r>
-    </w:p>
-    <w:p>
-      <w:pPr>
-        <w:jc w:val="both"/>
-      </w:pPr>
-      <w:r>
-        <w:t xml:space="preserve">The Step 19B code uses deques to hold converted prompt frames and converted echo frames. These are useful local implementation details, but they do not yet create the architectural separation required for a conversational model. The future input buffer </w:t>
-      </w:r>
-      <w:r>
-        <w:t xml:space="preserve">must be fed by a continuous reader task that consumes the incoming WebRTC track regardless of whether the assistant is speaking. The future output buffer must let an audio producer and the outgoing WebRTC track run at different rates without being tightly </w:t>
-      </w:r>
-      <w:r>
-        <w:t>coupled.</w:t>
+        <w:t xml:space="preserve">7.3 Why the current small </w:t>
+      </w:r>
+      <w:proofErr w:type="spellStart"/>
+      <w:r>
+        <w:t>deques</w:t>
+      </w:r>
+      <w:proofErr w:type="spellEnd"/>
+      <w:r>
+        <w:t xml:space="preserve"> are not the final input/output buffers</w:t>
+      </w:r>
+    </w:p>
+    <w:p>
+      <w:pPr>
+        <w:jc w:val="both"/>
+      </w:pPr>
+      <w:r>
+        <w:t xml:space="preserve">The Step 19B code uses </w:t>
+      </w:r>
+      <w:proofErr w:type="spellStart"/>
+      <w:r>
+        <w:t>deques</w:t>
+      </w:r>
+      <w:proofErr w:type="spellEnd"/>
+      <w:r>
+        <w:t xml:space="preserve"> to hold converted prompt frames and converted echo frames. These are useful local implementation details, but they do not yet create the architectural separation required for a conversational model. The future input buffer must be fed by a continuous reader task that consumes the incoming WebRTC track regardless of whether the assistant is speaking. The future output buffer must let an audio producer and the outgoing WebRTC track run at different rates without being tightly coupled.</w:t>
       </w:r>
     </w:p>
     <w:p>
@@ -6755,10 +7070,7 @@
         <w:jc w:val="both"/>
       </w:pPr>
       <w:r>
-        <w:t>During the prerecorded prefix and the two-second silence stage, the current application-level processor is focused on producing outgoing prompt/silence frames. It does not yet constitute a dedicated continuous input</w:t>
-      </w:r>
-      <w:r>
-        <w:t>-reader architecture that guarantees every microphone chunk is immediately consumed into a bounded RedDust-owned input queue. There may be buffering inside aiortc/WebRTC, but that internal behavior should not be treated as the application architecture.</w:t>
+        <w:t>During the prerecorded prefix and the two-second silence stage, the current application-level processor is focused on producing outgoing prompt/silence frames. It does not yet constitute a dedicated continuous input-reader architecture that guarantees every microphone chunk is immediately consumed into a bounded RedDust-owned input queue. There may be buffering inside aiortc/WebRTC, but that internal behavior should not be treated as the application architecture.</w:t>
       </w:r>
     </w:p>
     <w:tbl>
@@ -6796,26 +7108,13 @@
                 <w:b/>
                 <w:sz w:val="22"/>
               </w:rPr>
-              <w:t>Des</w:t>
-            </w:r>
-            <w:r>
-              <w:rPr>
-                <w:b/>
+              <w:t xml:space="preserve">Design conclusion: </w:t>
+            </w:r>
+            <w:r>
+              <w:rPr>
                 <w:sz w:val="22"/>
               </w:rPr>
-              <w:t xml:space="preserve">ign conclusion: </w:t>
-            </w:r>
-            <w:r>
-              <w:rPr>
-                <w:sz w:val="22"/>
-              </w:rPr>
-              <w:t>Layer 1 is functionally proven but not yet structurally complete in its production form. The explicit input queue and output queue should be implemented after Internet connectivity and session ownership are established, and before Gemini be</w:t>
-            </w:r>
-            <w:r>
-              <w:rPr>
-                <w:sz w:val="22"/>
-              </w:rPr>
-              <w:t>comes the real-time processor.</w:t>
+              <w:t>Layer 1 is functionally proven but not yet structurally complete in its production form. The explicit input queue and output queue should be implemented after Internet connectivity and session ownership are established, and before Gemini becomes the real-time processor.</w:t>
             </w:r>
           </w:p>
         </w:tc>
@@ -6930,7 +7229,15 @@
             </w:r>
             <w:r>
               <w:br/>
-              <w:t>Outgoing MediaStreamTrack.recv()</w:t>
+              <w:t xml:space="preserve">Outgoing </w:t>
+            </w:r>
+            <w:proofErr w:type="spellStart"/>
+            <w:r>
+              <w:t>MediaStreamTrack.recv</w:t>
+            </w:r>
+            <w:proofErr w:type="spellEnd"/>
+            <w:r>
+              <w:t>()</w:t>
             </w:r>
             <w:r>
               <w:br/>
@@ -6985,10 +7292,7 @@
             </w:pPr>
             <w:r>
               <w:lastRenderedPageBreak/>
-              <w:t>FIGURE PLACEHOLDER 16: Current Step 19B streaming bridge vs target queue-based</w:t>
-            </w:r>
-            <w:r>
-              <w:t xml:space="preserve"> streaming bridge</w:t>
+              <w:t>FIGURE PLACEHOLDER 16: Current Step 19B streaming bridge vs target queue-based streaming bridge</w:t>
             </w:r>
           </w:p>
           <w:p>
@@ -7016,13 +7320,39 @@
               <w:t xml:space="preserve">Future diagram prompt: </w:t>
             </w:r>
             <w:r>
-              <w:t>Draw two side-by-side pipelines. CURRENT: incoming track -&gt; EchoAudioTrack -&gt; prompt_frames deque / echo_frames deque -&gt; outgoing track. TARGET: incoming</w:t>
-            </w:r>
-            <w:r>
-              <w:t xml:space="preserve"> track -&gt; continuous reader task -&gt; bounded input asyncio.Queue -&gt; replaceable processor -&gt; bounded output asyncio.Queue -&gt; outgoing track. Use green solid boxes for current proven pieces, amber for partial concepts, and gray dashed for future queue abstra</w:t>
-            </w:r>
-            <w:r>
-              <w:t>ctions.</w:t>
+              <w:t xml:space="preserve">Draw two side-by-side pipelines. CURRENT: incoming track -&gt; EchoAudioTrack -&gt; </w:t>
+            </w:r>
+            <w:proofErr w:type="spellStart"/>
+            <w:r>
+              <w:t>prompt_frames</w:t>
+            </w:r>
+            <w:proofErr w:type="spellEnd"/>
+            <w:r>
+              <w:t xml:space="preserve"> </w:t>
+            </w:r>
+            <w:proofErr w:type="spellStart"/>
+            <w:r>
+              <w:t>deque</w:t>
+            </w:r>
+            <w:proofErr w:type="spellEnd"/>
+            <w:r>
+              <w:t xml:space="preserve"> / </w:t>
+            </w:r>
+            <w:proofErr w:type="spellStart"/>
+            <w:r>
+              <w:t>echo_frames</w:t>
+            </w:r>
+            <w:proofErr w:type="spellEnd"/>
+            <w:r>
+              <w:t xml:space="preserve"> </w:t>
+            </w:r>
+            <w:proofErr w:type="spellStart"/>
+            <w:r>
+              <w:t>deque</w:t>
+            </w:r>
+            <w:proofErr w:type="spellEnd"/>
+            <w:r>
+              <w:t xml:space="preserve"> -&gt; outgoing track. TARGET: incoming track -&gt; continuous reader task -&gt; bounded input asyncio.Queue -&gt; replaceable processor -&gt; bounded output asyncio.Queue -&gt; outgoing track. Use green solid boxes for current proven pieces, amber for partial concepts, and gray dashed for future queue abstractions.</w:t>
             </w:r>
           </w:p>
           <w:p>
@@ -7059,10 +7389,7 @@
             </w:r>
             <w:r>
               <w:br/>
-              <w:t>[ILLU</w:t>
-            </w:r>
-            <w:r>
-              <w:t>STRATIVE DIAGRAM TO BE INSERTED HERE]</w:t>
+              <w:t>[ILLUSTRATIVE DIAGRAM TO BE INSERTED HERE]</w:t>
             </w:r>
             <w:r>
               <w:br/>
@@ -7087,10 +7414,7 @@
         <w:jc w:val="both"/>
       </w:pPr>
       <w:r>
-        <w:t xml:space="preserve">Adding the queue architecture before Step 20 would introduce asyncio producer/consumer tasks, backpressure policy, cancellation, buffering limits, timing behavior, and </w:t>
-      </w:r>
-      <w:r>
-        <w:t>shutdown handling at the same time as cloud networking, NAT, TURN, firewall, and deployment variables. That would make diagnosis ambiguous. Step 20 should answer one question only: does the known-good media path work across the real Internet?</w:t>
+        <w:t>Adding the queue architecture before Step 20 would introduce asyncio producer/consumer tasks, backpressure policy, cancellation, buffering limits, timing behavior, and shutdown handling at the same time as cloud networking, NAT, TURN, firewall, and deployment variables. That would make diagnosis ambiguous. Step 20 should answer one question only: does the known-good media path work across the real Internet?</w:t>
       </w:r>
     </w:p>
     <w:p>
@@ -7098,21 +7422,23 @@
         <w:pStyle w:val="Heading2"/>
       </w:pPr>
       <w:r>
-        <w:t>7.7 Why the q</w:t>
-      </w:r>
-      <w:r>
-        <w:t>ueues must exist before Gemini</w:t>
-      </w:r>
-    </w:p>
-    <w:p>
-      <w:pPr>
-        <w:jc w:val="both"/>
-      </w:pPr>
-      <w:r>
-        <w:t>Gemini should not be tightly coupled to await incoming_track.recv(), and the outgoing WebRTC track should not be tightly coupled to the exact timing of Gemini API responses. Explicit queues create a stable contract: WebRTC pr</w:t>
-      </w:r>
-      <w:r>
-        <w:t>oduces normalized chunks into an input queue; the processor consumes them and produces output chunks; the WebRTC sender consumes the output queue at media-clock pace.</w:t>
+        <w:t>7.7 Why the queues must exist before Gemini</w:t>
+      </w:r>
+    </w:p>
+    <w:p>
+      <w:pPr>
+        <w:jc w:val="both"/>
+      </w:pPr>
+      <w:r>
+        <w:t>Gemini should not be tightly coupled to await incoming_</w:t>
+      </w:r>
+      <w:proofErr w:type="gramStart"/>
+      <w:r>
+        <w:t>track.recv(</w:t>
+      </w:r>
+      <w:proofErr w:type="gramEnd"/>
+      <w:r>
+        <w:t>), and the outgoing WebRTC track should not be tightly coupled to the exact timing of Gemini API responses. Explicit queues create a stable contract: WebRTC produces normalized chunks into an input queue; the processor consumes them and produces output chunks; the WebRTC sender consumes the output queue at media-clock pace.</w:t>
       </w:r>
     </w:p>
     <w:tbl>
@@ -7158,13 +7484,7 @@
               <w:rPr>
                 <w:b/>
               </w:rPr>
-              <w:t>Purp</w:t>
-            </w:r>
-            <w:r>
-              <w:rPr>
-                <w:b/>
-              </w:rPr>
-              <w:t xml:space="preserve">ose: </w:t>
+              <w:t xml:space="preserve">Purpose: </w:t>
             </w:r>
             <w:r>
               <w:t>Show why the queue architecture is the key seam for future AI integration.</w:t>
@@ -7181,10 +7501,7 @@
               <w:t xml:space="preserve">Future diagram prompt: </w:t>
             </w:r>
             <w:r>
-              <w:t>Draw WebRTC input queue on the left, a central plug-in processor slot, and WebRTC output queue on the right. Show two swappable processor cards: Echo Pro</w:t>
-            </w:r>
-            <w:r>
-              <w:t>cessor (current verification adapter) and Gemini Live Processor (future). Add a later optional Audio Mixer card beneath Gemini for music/ducking. The queue contracts remain unchanged when the processor is swapped.</w:t>
+              <w:t>Draw WebRTC input queue on the left, a central plug-in processor slot, and WebRTC output queue on the right. Show two swappable processor cards: Echo Processor (current verification adapter) and Gemini Live Processor (future). Add a later optional Audio Mixer card beneath Gemini for music/ducking. The queue contracts remain unchanged when the processor is swapped.</w:t>
             </w:r>
           </w:p>
           <w:p>
@@ -7198,10 +7515,7 @@
               <w:t xml:space="preserve">Must show: </w:t>
             </w:r>
             <w:r>
-              <w:t>No arrows bypassing queues; pro</w:t>
-            </w:r>
-            <w:r>
-              <w:t>cessor swap should not touch WebRTC transport boxes.</w:t>
+              <w:t>No arrows bypassing queues; processor swap should not touch WebRTC transport boxes.</w:t>
             </w:r>
           </w:p>
           <w:p>
@@ -7250,21 +7564,15 @@
         <w:pStyle w:val="Heading2"/>
       </w:pPr>
       <w:r>
-        <w:t>8.1 Step 19A</w:t>
-      </w:r>
-      <w:r>
-        <w:t xml:space="preserve"> - loudspeaker and earpiece routing</w:t>
-      </w:r>
-    </w:p>
-    <w:p>
-      <w:pPr>
-        <w:jc w:val="both"/>
-      </w:pPr>
-      <w:r>
-        <w:t xml:space="preserve">Step 19A verifies that remote WebRTC audio can be routed intentionally on the phone. RedDust defaults to the loudspeaker because the product experience is a conversational companion rather than a private handset call, </w:t>
-      </w:r>
-      <w:r>
-        <w:t>while still providing a toggle back to the earpiece.</w:t>
+        <w:t>8.1 Step 19A - loudspeaker and earpiece routing</w:t>
+      </w:r>
+    </w:p>
+    <w:p>
+      <w:pPr>
+        <w:jc w:val="both"/>
+      </w:pPr>
+      <w:r>
+        <w:t>Step 19A verifies that remote WebRTC audio can be routed intentionally on the phone. RedDust defaults to the loudspeaker because the product experience is a conversational companion rather than a private handset call, while still providing a toggle back to the earpiece.</w:t>
       </w:r>
     </w:p>
     <w:tbl>
@@ -7341,10 +7649,7 @@
         <w:jc w:val="both"/>
       </w:pPr>
       <w:r>
-        <w:t>Because react</w:t>
-      </w:r>
-      <w:r>
-        <w:t>-native-incall-manager contains native code, Step 19A requires a new development build. TypeScript-only changes generally do not require another EAS build, but adding or changing a native module does.</w:t>
+        <w:t>Because react-native-incall-manager contains native code, Step 19A requires a new development build. TypeScript-only changes generally do not require another EAS build, but adding or changing a native module does.</w:t>
       </w:r>
     </w:p>
     <w:p>
@@ -7387,10 +7692,7 @@
               <w:keepLines/>
             </w:pPr>
             <w:r>
-              <w:t xml:space="preserve">const stopMicrophone = () </w:t>
-            </w:r>
-            <w:r>
-              <w:t>=&gt; {</w:t>
+              <w:t>const stopMicrophone = () =&gt; {</w:t>
             </w:r>
             <w:r>
               <w:br/>
@@ -7436,11 +7738,21 @@
       <w:pPr>
         <w:jc w:val="both"/>
       </w:pPr>
-      <w:r>
-        <w:t>InCallManager.stop() restores the phone audio-rout</w:t>
-      </w:r>
-      <w:r>
-        <w:t>ing state. setSpeakerOn(true) resets the React UI state so the next RedDust session starts from the intended loudspeaker default.</w:t>
+      <w:proofErr w:type="gramStart"/>
+      <w:r>
+        <w:t>InCallManager.stop(</w:t>
+      </w:r>
+      <w:proofErr w:type="gramEnd"/>
+      <w:r>
+        <w:t xml:space="preserve">) restores the phone audio-routing state. </w:t>
+      </w:r>
+      <w:proofErr w:type="gramStart"/>
+      <w:r>
+        <w:t>setSpeakerOn(</w:t>
+      </w:r>
+      <w:proofErr w:type="gramEnd"/>
+      <w:r>
+        <w:t>true) resets the React UI state so the next RedDust session starts from the intended loudspeaker default.</w:t>
       </w:r>
     </w:p>
     <w:tbl>
@@ -7489,10 +7801,7 @@
               <w:t xml:space="preserve">Purpose: </w:t>
             </w:r>
             <w:r>
-              <w:t>Show Step 19A as a device-level routing test independent of WebRTC si</w:t>
-            </w:r>
-            <w:r>
-              <w:t>gnaling.</w:t>
+              <w:t>Show Step 19A as a device-level routing test independent of WebRTC signaling.</w:t>
             </w:r>
           </w:p>
           <w:p>
@@ -7506,10 +7815,7 @@
               <w:t xml:space="preserve">Future diagram prompt: </w:t>
             </w:r>
             <w:r>
-              <w:t>Draw a phone receiving one remote WebRTC audio track. After the native audio system, split the route into two outputs: loudspeaker and earpiece. Place a toggle control at the bottom of the phone UI and show true -&gt; loudspeak</w:t>
-            </w:r>
-            <w:r>
-              <w:t>er, false -&gt; earpiece. Add a note that Bluetooth/car/earbuds are future work.</w:t>
+              <w:t>Draw a phone receiving one remote WebRTC audio track. After the native audio system, split the route into two outputs: loudspeaker and earpiece. Place a toggle control at the bottom of the phone UI and show true -&gt; loudspeaker, false -&gt; earpiece. Add a note that Bluetooth/car/earbuds are future work.</w:t>
             </w:r>
           </w:p>
           <w:p>
@@ -7537,10 +7843,7 @@
               <w:t xml:space="preserve">PowerPoint message: </w:t>
             </w:r>
             <w:r>
-              <w:t>Audio routing is a device policy layer after WebRTC has already d</w:t>
-            </w:r>
-            <w:r>
-              <w:t>elivered the remote track.</w:t>
+              <w:t>Audio routing is a device policy layer after WebRTC has already delivered the remote track.</w:t>
             </w:r>
           </w:p>
           <w:p>
@@ -7574,10 +7877,7 @@
         <w:jc w:val="both"/>
       </w:pPr>
       <w:r>
-        <w:t xml:space="preserve">Step 19B proves that the backend is not merely forwarding a remote track. It can generate and insert its own audio, normalize audio </w:t>
-      </w:r>
-      <w:r>
-        <w:t>frames, manipulate timing, and then continue returning caller audio over the same WebRTC sender.</w:t>
+        <w:t>Step 19B proves that the backend is not merely forwarding a remote track. It can generate and insert its own audio, normalize audio frames, manipulate timing, and then continue returning caller audio over the same WebRTC sender.</w:t>
       </w:r>
     </w:p>
     <w:tbl>
@@ -7631,10 +7931,7 @@
             </w:r>
             <w:r>
               <w:br/>
-              <w:t>4. Keep one outgoing WebRTC au</w:t>
-            </w:r>
-            <w:r>
-              <w:t>dio track alive throughout</w:t>
+              <w:t>4. Keep one outgoing WebRTC audio track alive throughout</w:t>
             </w:r>
           </w:p>
         </w:tc>
@@ -7701,10 +7998,7 @@
         <w:jc w:val="both"/>
       </w:pPr>
       <w:r>
-        <w:t>The WAV file is generated once for the test and then treated as a fixed prerecorded asset. It can later be replaced by a professionally recorded</w:t>
-      </w:r>
-      <w:r>
-        <w:t xml:space="preserve"> Syan voice without changing the architecture of the test.</w:t>
+        <w:t>The WAV file is generated once for the test and then treated as a fixed prerecorded asset. It can later be replaced by a professionally recorded Syan voice without changing the architecture of the test.</w:t>
       </w:r>
     </w:p>
     <w:p>
@@ -7741,8 +8035,13 @@
       <w:r>
         <w:t xml:space="preserve">• </w:t>
       </w:r>
-      <w:r>
-        <w:t>PyAV resampling and AudioFrame handling work in the aiortc path.</w:t>
+      <w:proofErr w:type="spellStart"/>
+      <w:r>
+        <w:t>PyAV</w:t>
+      </w:r>
+      <w:proofErr w:type="spellEnd"/>
+      <w:r>
+        <w:t xml:space="preserve"> resampling and AudioFrame handling work in the aiortc path.</w:t>
       </w:r>
     </w:p>
     <w:p>
@@ -7769,10 +8068,7 @@
         <w:jc w:val="both"/>
       </w:pPr>
       <w:r>
-        <w:t>• The future conversational model can occupy the same proce</w:t>
-      </w:r>
-      <w:r>
-        <w:t>ssing position once the queue architecture is introduced.</w:t>
+        <w:t>• The future conversational model can occupy the same processing position once the queue architecture is introduced.</w:t>
       </w:r>
     </w:p>
     <w:tbl>
@@ -7835,13 +8131,15 @@
               <w:t xml:space="preserve">Future diagram prompt: </w:t>
             </w:r>
             <w:r>
-              <w:t xml:space="preserve">Create a horizontal timeline from t=0. Show outgoing track active </w:t>
-            </w:r>
-            <w:r>
-              <w:t xml:space="preserve">continuously. Segment 1: prerecorded greeting waveform labelled "Hello RedDust Echo!". Segment 2: two seconds of silence represented by a flat line. Segment 3: returned caller waveform. Below the output timeline, show incoming microphone waveform arriving </w:t>
-            </w:r>
-            <w:r>
-              <w:t>to the gateway. Add a note that this is a functional processing test, not yet the final continuous input-queue architecture.</w:t>
+              <w:t>Create a horizontal timeline from t=0. Show outgoing track active continuously. Segment 1: prerecorded greeting waveform labelled "Hello RedDust Echo!</w:t>
+            </w:r>
+            <w:proofErr w:type="gramStart"/>
+            <w:r>
+              <w:t>".</w:t>
+            </w:r>
+            <w:proofErr w:type="gramEnd"/>
+            <w:r>
+              <w:t xml:space="preserve"> Segment 2: two seconds of silence represented by a flat line. Segment 3: returned caller waveform. Below the output timeline, show incoming microphone waveform arriving to the gateway. Add a note that this is a functional processing test, not yet the final continuous input-queue architecture.</w:t>
             </w:r>
           </w:p>
           <w:p>
@@ -7866,13 +8164,7 @@
               <w:rPr>
                 <w:b/>
               </w:rPr>
-              <w:t>PowerPoint mess</w:t>
-            </w:r>
-            <w:r>
-              <w:rPr>
-                <w:b/>
-              </w:rPr>
-              <w:t xml:space="preserve">age: </w:t>
+              <w:t xml:space="preserve">PowerPoint message: </w:t>
             </w:r>
             <w:r>
               <w:t>The gateway can sequence backend-generated and user audio inside a live WebRTC stream.</w:t>
@@ -7912,8 +8204,8 @@
         <w:tblLook w:val="04A0" w:firstRow="1" w:lastRow="0" w:firstColumn="1" w:lastColumn="0" w:noHBand="0" w:noVBand="1"/>
       </w:tblPr>
       <w:tblGrid>
-        <w:gridCol w:w="4939"/>
-        <w:gridCol w:w="4939"/>
+        <w:gridCol w:w="4933"/>
+        <w:gridCol w:w="4935"/>
       </w:tblGrid>
       <w:tr>
         <w:trPr>
@@ -7982,13 +8274,7 @@
               <w:rPr>
                 <w:sz w:val="19"/>
               </w:rPr>
-              <w:t xml:space="preserve">ICE </w:t>
-            </w:r>
-            <w:r>
-              <w:rPr>
-                <w:sz w:val="19"/>
-              </w:rPr>
-              <w:t>connected/completed and PeerConnection connected.</w:t>
+              <w:t>ICE connected/completed and PeerConnection connected.</w:t>
             </w:r>
           </w:p>
         </w:tc>
@@ -8103,13 +8389,7 @@
               <w:rPr>
                 <w:sz w:val="19"/>
               </w:rPr>
-              <w:t xml:space="preserve">Backend </w:t>
-            </w:r>
-            <w:r>
-              <w:rPr>
-                <w:sz w:val="19"/>
-              </w:rPr>
-              <w:t>prefix</w:t>
+              <w:t>Backend prefix</w:t>
             </w:r>
           </w:p>
         </w:tc>
@@ -8206,10 +8486,7 @@
         <w:pStyle w:val="Heading2"/>
       </w:pPr>
       <w:r>
-        <w:t xml:space="preserve">9.1 </w:t>
-      </w:r>
-      <w:r>
-        <w:t>Layer 1 status matrix</w:t>
+        <w:t>9.1 Layer 1 status matrix</w:t>
       </w:r>
     </w:p>
     <w:tbl>
@@ -8220,9 +8497,9 @@
         <w:tblLook w:val="04A0" w:firstRow="1" w:lastRow="0" w:firstColumn="1" w:lastColumn="0" w:noHBand="0" w:noVBand="1"/>
       </w:tblPr>
       <w:tblGrid>
-        <w:gridCol w:w="3312"/>
-        <w:gridCol w:w="2016"/>
-        <w:gridCol w:w="4752"/>
+        <w:gridCol w:w="3238"/>
+        <w:gridCol w:w="1981"/>
+        <w:gridCol w:w="4649"/>
       </w:tblGrid>
       <w:tr>
         <w:trPr>
@@ -8317,11 +8594,19 @@
             <w:tcW w:w="4752" w:type="dxa"/>
           </w:tcPr>
           <w:p>
+            <w:proofErr w:type="gramStart"/>
             <w:r>
               <w:rPr>
                 <w:sz w:val="19"/>
               </w:rPr>
-              <w:t>getUserMedia audio-only path proved.</w:t>
+              <w:t>getUserMedia</w:t>
+            </w:r>
+            <w:proofErr w:type="gramEnd"/>
+            <w:r>
+              <w:rPr>
+                <w:sz w:val="19"/>
+              </w:rPr>
+              <w:t xml:space="preserve"> audio-only path proved.</w:t>
             </w:r>
           </w:p>
         </w:tc>
@@ -8520,13 +8805,7 @@
               <w:rPr>
                 <w:sz w:val="19"/>
               </w:rPr>
-              <w:t xml:space="preserve">HTTP signaling </w:t>
-            </w:r>
-            <w:r>
-              <w:rPr>
-                <w:sz w:val="19"/>
-              </w:rPr>
-              <w:t>POST /offer</w:t>
+              <w:t>HTTP signaling POST /offer</w:t>
             </w:r>
           </w:p>
         </w:tc>
@@ -8687,13 +8966,7 @@
               <w:rPr>
                 <w:sz w:val="19"/>
               </w:rPr>
-              <w:t xml:space="preserve">Required for reliable </w:t>
-            </w:r>
-            <w:r>
-              <w:rPr>
-                <w:sz w:val="19"/>
-              </w:rPr>
-              <w:t>Internet/mobile-network connectivity.</w:t>
+              <w:t>Required for reliable Internet/mobile-network connectivity.</w:t>
             </w:r>
           </w:p>
         </w:tc>
@@ -8963,7 +9236,21 @@
               <w:rPr>
                 <w:sz w:val="19"/>
               </w:rPr>
-              <w:t>Small deques and WebRTC internal buffering; no dedicated producer/consumer queue.</w:t>
+              <w:t xml:space="preserve">Small </w:t>
+            </w:r>
+            <w:proofErr w:type="spellStart"/>
+            <w:r>
+              <w:rPr>
+                <w:sz w:val="19"/>
+              </w:rPr>
+              <w:t>deques</w:t>
+            </w:r>
+            <w:proofErr w:type="spellEnd"/>
+            <w:r>
+              <w:rPr>
+                <w:sz w:val="19"/>
+              </w:rPr>
+              <w:t xml:space="preserve"> and WebRTC internal buffering; no dedicated producer/consumer queue.</w:t>
             </w:r>
           </w:p>
         </w:tc>
@@ -9053,13 +9340,7 @@
               <w:rPr>
                 <w:sz w:val="19"/>
               </w:rPr>
-              <w:t>Will</w:t>
-            </w:r>
-            <w:r>
-              <w:rPr>
-                <w:sz w:val="19"/>
-              </w:rPr>
-              <w:t xml:space="preserve"> decouple WebRTC from Echo/Gemini.</w:t>
+              <w:t>Will decouple WebRTC from Echo/Gemini.</w:t>
             </w:r>
           </w:p>
         </w:tc>
@@ -9194,13 +9475,7 @@
               <w:rPr>
                 <w:sz w:val="19"/>
               </w:rPr>
-              <w:t>Latency, queue depth, ICE,</w:t>
-            </w:r>
-            <w:r>
-              <w:rPr>
-                <w:sz w:val="19"/>
-              </w:rPr>
-              <w:t xml:space="preserve"> turn timing, error metrics.</w:t>
+              <w:t>Latency, queue depth, ICE, turn timing, error metrics.</w:t>
             </w:r>
           </w:p>
         </w:tc>
@@ -9219,10 +9494,7 @@
         <w:jc w:val="both"/>
       </w:pPr>
       <w:r>
-        <w:t>The phrase "Layer 1 is functionally proven" means that the complete local direction of travel has been demonstrated: microphone audio reaches Python, Python produces return audio</w:t>
-      </w:r>
-      <w:r>
-        <w:t>, and the phone receives and plays that return audio. The phrase "not structurally complete" means that the final session-owned queue and processor abstractions have not yet been introduced.</w:t>
+        <w:t>The phrase "Layer 1 is functionally proven" means that the complete local direction of travel has been demonstrated: microphone audio reaches Python, Python produces return audio, and the phone receives and plays that return audio. The phrase "not structurally complete" means that the final session-owned queue and processor abstractions have not yet been introduced.</w:t>
       </w:r>
     </w:p>
     <w:tbl>
@@ -9262,10 +9534,7 @@
             </w:r>
             <w:r>
               <w:br/>
-              <w:t>Mic -&gt; WebRTC -&gt; Python -&gt; processed return -</w:t>
-            </w:r>
-            <w:r>
-              <w:t>&gt; WebRTC -&gt; speaker</w:t>
+              <w:t>Mic -&gt; WebRTC -&gt; Python -&gt; processed return -&gt; WebRTC -&gt; speaker</w:t>
             </w:r>
             <w:r>
               <w:br/>
@@ -9336,10 +9605,7 @@
               <w:t xml:space="preserve">Purpose: </w:t>
             </w:r>
             <w:r>
-              <w:t xml:space="preserve">Give leadership a </w:t>
-            </w:r>
-            <w:r>
-              <w:t>one-slide summary of what is done and what remains.</w:t>
+              <w:t>Give leadership a one-slide summary of what is done and what remains.</w:t>
             </w:r>
           </w:p>
           <w:p>
@@ -9353,10 +9619,15 @@
               <w:t xml:space="preserve">Future diagram prompt: </w:t>
             </w:r>
             <w:r>
-              <w:t>Create a component heatmap grouped into Mobile, Connectivity, Backend Media, Streaming Voice Handling, Session Management, AI Integration. Color cells green for implemented, amber f</w:t>
-            </w:r>
-            <w:r>
-              <w:t>or partial, gray for future. Make Input Audio Buffer and Output Audio Buffer amber. Make TURN, Session Manager, Gemini gray. Add a current milestone label Step 19B.</w:t>
+              <w:t xml:space="preserve">Create a component heatmap grouped into Mobile, Connectivity, Backend Media, Streaming Voice Handling, Session Management, AI Integration. Color cells green for implemented, amber for partial, gray for future. Make Input Audio Buffer and Output Audio Buffer amber. Make TURN, Session Manager, </w:t>
+            </w:r>
+            <w:proofErr w:type="gramStart"/>
+            <w:r>
+              <w:t>Gemini</w:t>
+            </w:r>
+            <w:proofErr w:type="gramEnd"/>
+            <w:r>
+              <w:t xml:space="preserve"> gray. Add a current milestone label Step 19B.</w:t>
             </w:r>
           </w:p>
           <w:p>
@@ -9381,13 +9652,7 @@
               <w:rPr>
                 <w:b/>
               </w:rPr>
-              <w:t>PowerPoint message:</w:t>
-            </w:r>
-            <w:r>
-              <w:rPr>
-                <w:b/>
-              </w:rPr>
-              <w:t xml:space="preserve"> </w:t>
+              <w:t xml:space="preserve">PowerPoint message: </w:t>
             </w:r>
             <w:r>
               <w:t>Local voice transport works; queue/session/cloud reliability work remains before AI integration.</w:t>
@@ -9460,10 +9725,7 @@
               <w:keepLines/>
             </w:pPr>
             <w:r>
-              <w:t>cd D:\RedDust\reddust-gate</w:t>
-            </w:r>
-            <w:r>
-              <w:t>way</w:t>
+              <w:t>cd D:\RedDust\reddust-gateway</w:t>
             </w:r>
             <w:r>
               <w:br/>
@@ -9487,10 +9749,7 @@
         <w:jc w:val="both"/>
       </w:pPr>
       <w:r>
-        <w:t>Expected Uvicorn output includes application startup complete. The FastAPI documentation should be available locally at http://localhost:8000/docs and shoul</w:t>
-      </w:r>
-      <w:r>
-        <w:t>d expose at least GET / and POST /offer.</w:t>
+        <w:t>Expected Uvicorn output includes application startup complete. The FastAPI documentation should be available locally at http://localhost:8000/docs and should expose at least GET / and POST /offer.</w:t>
       </w:r>
     </w:p>
     <w:p>
@@ -9553,10 +9812,7 @@
         <w:jc w:val="both"/>
       </w:pPr>
       <w:r>
-        <w:t xml:space="preserve">Metro should load .env.local and export EXPO_PUBLIC_GATEWAY_URL. The physical phone opens the installed RedDust Development Build, </w:t>
-      </w:r>
-      <w:r>
-        <w:t>connects to Metro, and loads the JavaScript bundle.</w:t>
+        <w:t>Metro should load .env.local and export EXPO_PUBLIC_GATEWAY_URL. The physical phone opens the installed RedDust Development Build, connects to Metro, and loads the JavaScript bundle.</w:t>
       </w:r>
     </w:p>
     <w:p>
@@ -9669,10 +9925,7 @@
         <w:t xml:space="preserve">7. </w:t>
       </w:r>
       <w:r>
-        <w:t>Confirm the expected connection, track, and audio-processing milestones</w:t>
-      </w:r>
-      <w:r>
-        <w:t>.</w:t>
+        <w:t>Confirm the expected connection, track, and audio-processing milestones.</w:t>
       </w:r>
     </w:p>
     <w:p>
@@ -9744,10 +9997,7 @@
             </w:r>
             <w:r>
               <w:br/>
-              <w:t>ICE gathering sta</w:t>
-            </w:r>
-            <w:r>
-              <w:t>te: gathering</w:t>
+              <w:t>ICE gathering state: gathering</w:t>
             </w:r>
             <w:r>
               <w:br/>
@@ -9791,10 +10041,7 @@
             </w:r>
             <w:r>
               <w:br/>
-              <w:t>Connecti</w:t>
-            </w:r>
-            <w:r>
-              <w:t>on: connected</w:t>
+              <w:t>Connection: connected</w:t>
             </w:r>
           </w:p>
         </w:tc>
@@ -9869,10 +10116,7 @@
             </w:r>
             <w:r>
               <w:br/>
-              <w:t>EchoAudioTrack: playing 'H</w:t>
-            </w:r>
-            <w:r>
-              <w:t>ello RedDust Echo!'</w:t>
+              <w:t>EchoAudioTrack: playing 'Hello RedDust Echo!'</w:t>
             </w:r>
             <w:r>
               <w:br/>
@@ -9904,10 +10148,7 @@
         <w:jc w:val="both"/>
       </w:pPr>
       <w:r>
-        <w:t xml:space="preserve">If the only changes are TypeScript/JavaScript, Metro can deliver them to the existing </w:t>
-      </w:r>
-      <w:r>
-        <w:t>Development Build. A new EAS build is required when the native binary must change, such as adding a native library, changing native permissions, or changing Expo native configuration.</w:t>
+        <w:t>If the only changes are TypeScript/JavaScript, Metro can deliver them to the existing Development Build. A new EAS build is required when the native binary must change, such as adding a native library, changing native permissions, or changing Expo native configuration.</w:t>
       </w:r>
     </w:p>
     <w:tbl>
@@ -9918,8 +10159,8 @@
         <w:tblLook w:val="04A0" w:firstRow="1" w:lastRow="0" w:firstColumn="1" w:lastColumn="0" w:noHBand="0" w:noVBand="1"/>
       </w:tblPr>
       <w:tblGrid>
-        <w:gridCol w:w="4939"/>
-        <w:gridCol w:w="4939"/>
+        <w:gridCol w:w="4934"/>
+        <w:gridCol w:w="4934"/>
       </w:tblGrid>
       <w:tr>
         <w:trPr>
@@ -10007,13 +10248,7 @@
               <w:rPr>
                 <w:sz w:val="21"/>
               </w:rPr>
-              <w:t>Python main.py / ec</w:t>
-            </w:r>
-            <w:r>
-              <w:rPr>
-                <w:sz w:val="21"/>
-              </w:rPr>
-              <w:t>ho.py</w:t>
+              <w:t>Python main.py / echo.py</w:t>
             </w:r>
           </w:p>
         </w:tc>
@@ -10192,10 +10427,7 @@
             </w:pPr>
             <w:r>
               <w:lastRenderedPageBreak/>
-              <w:t xml:space="preserve">FIGURE PLACEHOLDER 21: Daily developer runtime - </w:t>
-            </w:r>
-            <w:r>
-              <w:t>two terminals and one phone</w:t>
+              <w:t>FIGURE PLACEHOLDER 21: Daily developer runtime - two terminals and one phone</w:t>
             </w:r>
           </w:p>
           <w:p>
@@ -10223,10 +10455,23 @@
               <w:t xml:space="preserve">Future diagram prompt: </w:t>
             </w:r>
             <w:r>
-              <w:t>Draw three vertical columns: Terminal 1 Mobile - npx expo start / Metro :8081; Terminal 2 Gateway - Python venv + Uvicorn :80</w:t>
-            </w:r>
-            <w:r>
-              <w:t>00; Physical phone - RedDust Development Build. Show Metro arrow to phone, HTTP signaling arrows to :8000, WebRTC media arrows to aiortc. Add green checks for expected healthy status.</w:t>
+              <w:t xml:space="preserve">Draw three vertical columns: Terminal 1 Mobile - npx expo start / </w:t>
+            </w:r>
+            <w:proofErr w:type="gramStart"/>
+            <w:r>
+              <w:t>Metro :8081</w:t>
+            </w:r>
+            <w:proofErr w:type="gramEnd"/>
+            <w:r>
+              <w:t xml:space="preserve">; Terminal 2 Gateway - Python venv + Uvicorn :8000; Physical phone - RedDust Development Build. Show Metro arrow to phone, HTTP signaling arrows </w:t>
+            </w:r>
+            <w:proofErr w:type="gramStart"/>
+            <w:r>
+              <w:t>to :8000</w:t>
+            </w:r>
+            <w:proofErr w:type="gramEnd"/>
+            <w:r>
+              <w:t>, WebRTC media arrows to aiortc. Add green checks for expected healthy status.</w:t>
             </w:r>
           </w:p>
           <w:p>
@@ -10240,10 +10485,7 @@
               <w:t xml:space="preserve">Must show: </w:t>
             </w:r>
             <w:r>
-              <w:t>Commands visible; ports visible; Development Build vs Expo Go</w:t>
-            </w:r>
-            <w:r>
-              <w:t xml:space="preserve"> distinction.</w:t>
+              <w:t>Commands visible; ports visible; Development Build vs Expo Go distinction.</w:t>
             </w:r>
           </w:p>
           <w:p>
@@ -10284,7 +10526,15 @@
       </w:pPr>
       <w:r>
         <w:lastRenderedPageBreak/>
-        <w:t>11. Team Onboarding from Git Clone</w:t>
+        <w:t xml:space="preserve">11. Team Onboarding from </w:t>
+      </w:r>
+      <w:proofErr w:type="spellStart"/>
+      <w:r>
+        <w:t>Git</w:t>
+      </w:r>
+      <w:proofErr w:type="spellEnd"/>
+      <w:r>
+        <w:t xml:space="preserve"> Clone</w:t>
       </w:r>
     </w:p>
     <w:p>
@@ -10301,7 +10551,15 @@
         <w:jc w:val="both"/>
       </w:pPr>
       <w:r>
-        <w:t>• Git.</w:t>
+        <w:t xml:space="preserve">• </w:t>
+      </w:r>
+      <w:proofErr w:type="spellStart"/>
+      <w:r>
+        <w:t>Git</w:t>
+      </w:r>
+      <w:proofErr w:type="spellEnd"/>
+      <w:r>
+        <w:t>.</w:t>
       </w:r>
     </w:p>
     <w:p>
@@ -10328,10 +10586,7 @@
         <w:jc w:val="both"/>
       </w:pPr>
       <w:r>
-        <w:t xml:space="preserve">• The </w:t>
-      </w:r>
-      <w:r>
-        <w:t>team-standard Node/npm version defined by the repository and current project notes.</w:t>
+        <w:t>• The team-standard Node/npm version defined by the repository and current project notes.</w:t>
       </w:r>
     </w:p>
     <w:p>
@@ -10349,10 +10604,7 @@
         <w:jc w:val="both"/>
       </w:pPr>
       <w:r>
-        <w:t>• A physical Android phone or a registered iPhone for</w:t>
-      </w:r>
-      <w:r>
-        <w:t xml:space="preserve"> real-device WebRTC testing.</w:t>
+        <w:t>• A physical Android phone or a registered iPhone for real-device WebRTC testing.</w:t>
       </w:r>
     </w:p>
     <w:tbl>
@@ -10396,13 +10648,21 @@
               <w:rPr>
                 <w:sz w:val="22"/>
               </w:rPr>
-              <w:t xml:space="preserve">The current workflow uses EAS cloud builds for the native development binary. Android Studio, a local Android emulator, and a local Gradle build are not required for the standard onboarding </w:t>
-            </w:r>
+              <w:t xml:space="preserve">The current workflow uses EAS cloud builds for the native development binary. Android Studio, a local Android emulator, and a local </w:t>
+            </w:r>
+            <w:proofErr w:type="spellStart"/>
             <w:r>
               <w:rPr>
                 <w:sz w:val="22"/>
               </w:rPr>
-              <w:t>path.</w:t>
+              <w:t>Gradle</w:t>
+            </w:r>
+            <w:proofErr w:type="spellEnd"/>
+            <w:r>
+              <w:rPr>
+                <w:sz w:val="22"/>
+              </w:rPr>
+              <w:t xml:space="preserve"> build are not required for the standard onboarding path.</w:t>
             </w:r>
           </w:p>
         </w:tc>
@@ -10457,7 +10717,14 @@
             </w:r>
             <w:r>
               <w:br/>
-              <w:t>git clone &lt;REDDUST-REPOSITORY-URL&gt; RedDust</w:t>
+            </w:r>
+            <w:proofErr w:type="spellStart"/>
+            <w:r>
+              <w:t>git</w:t>
+            </w:r>
+            <w:proofErr w:type="spellEnd"/>
+            <w:r>
+              <w:t xml:space="preserve"> clone &lt;REDDUST-REPOSITORY-URL&gt; RedDust</w:t>
             </w:r>
             <w:r>
               <w:br/>
@@ -10465,7 +10732,14 @@
             </w:r>
             <w:r>
               <w:br/>
-              <w:t>git status</w:t>
+            </w:r>
+            <w:proofErr w:type="spellStart"/>
+            <w:r>
+              <w:t>git</w:t>
+            </w:r>
+            <w:proofErr w:type="spellEnd"/>
+            <w:r>
+              <w:t xml:space="preserve"> status</w:t>
             </w:r>
           </w:p>
         </w:tc>
@@ -10481,7 +10755,15 @@
         <w:jc w:val="both"/>
       </w:pPr>
       <w:r>
-        <w:t>The developer should now have both reddust-mobile and reddust-gateway under the same Git root.</w:t>
+        <w:t xml:space="preserve">The developer should now have both reddust-mobile and reddust-gateway under the same </w:t>
+      </w:r>
+      <w:proofErr w:type="spellStart"/>
+      <w:r>
+        <w:t>Git</w:t>
+      </w:r>
+      <w:proofErr w:type="spellEnd"/>
+      <w:r>
+        <w:t xml:space="preserve"> root.</w:t>
       </w:r>
     </w:p>
     <w:p>
@@ -10524,18 +10806,29 @@
               <w:keepLines/>
             </w:pPr>
             <w:r>
-              <w:t xml:space="preserve">cd </w:t>
-            </w:r>
-            <w:r>
-              <w:t>D:\RedDust\reddust-gateway</w:t>
-            </w:r>
-            <w:r>
-              <w:br/>
-              <w:t>py -3.12 --version</w:t>
-            </w:r>
-            <w:r>
-              <w:br/>
-              <w:t>py -3.12 -m venv .venv</w:t>
+              <w:t>cd D:\RedDust\reddust-gateway</w:t>
+            </w:r>
+            <w:r>
+              <w:br/>
+            </w:r>
+            <w:proofErr w:type="spellStart"/>
+            <w:r>
+              <w:t>py</w:t>
+            </w:r>
+            <w:proofErr w:type="spellEnd"/>
+            <w:r>
+              <w:t xml:space="preserve"> -3.12 --version</w:t>
+            </w:r>
+            <w:r>
+              <w:br/>
+            </w:r>
+            <w:proofErr w:type="spellStart"/>
+            <w:r>
+              <w:t>py</w:t>
+            </w:r>
+            <w:proofErr w:type="spellEnd"/>
+            <w:r>
+              <w:t xml:space="preserve"> -3.12 -m venv .venv</w:t>
             </w:r>
             <w:r>
               <w:br/>
@@ -10555,10 +10848,23 @@
             </w:r>
             <w:r>
               <w:br/>
-              <w:t xml:space="preserve">python -c "import fastapi, pydantic_core, aiortc, av; print('All </w:t>
-            </w:r>
-            <w:r>
-              <w:t>gateway imports OK')"</w:t>
+              <w:t xml:space="preserve">python -c "import </w:t>
+            </w:r>
+            <w:proofErr w:type="spellStart"/>
+            <w:r>
+              <w:t>fastapi</w:t>
+            </w:r>
+            <w:proofErr w:type="spellEnd"/>
+            <w:r>
+              <w:t xml:space="preserve">, </w:t>
+            </w:r>
+            <w:proofErr w:type="spellStart"/>
+            <w:r>
+              <w:t>pydantic_core</w:t>
+            </w:r>
+            <w:proofErr w:type="spellEnd"/>
+            <w:r>
+              <w:t>, aiortc, av; print('All gateway imports OK')"</w:t>
             </w:r>
           </w:p>
         </w:tc>
@@ -10574,7 +10880,15 @@
         <w:jc w:val="both"/>
       </w:pPr>
       <w:r>
-        <w:t>The expected Python runtime is 3.12.10. Every teammate creates a new .venv locally. The .venv is never copied from another laptop and never committed to Git.</w:t>
+        <w:t xml:space="preserve">The expected Python runtime is 3.12.10. Every teammate creates a new .venv locally. The .venv is never copied from another laptop and never committed to </w:t>
+      </w:r>
+      <w:proofErr w:type="spellStart"/>
+      <w:r>
+        <w:t>Git</w:t>
+      </w:r>
+      <w:proofErr w:type="spellEnd"/>
+      <w:r>
+        <w:t>.</w:t>
       </w:r>
     </w:p>
     <w:p>
@@ -10650,7 +10964,15 @@
         <w:jc w:val="both"/>
       </w:pPr>
       <w:r>
-        <w:t>Use npm ci on a clean clone because package-lock.json is the reproducibility manifest. Do not create a new Expo project and do not automatically upgrade major framework versions during onboarding.</w:t>
+        <w:t>Use npm ci on a clean clone because package-</w:t>
+      </w:r>
+      <w:proofErr w:type="spellStart"/>
+      <w:r>
+        <w:t>lock.json</w:t>
+      </w:r>
+      <w:proofErr w:type="spellEnd"/>
+      <w:r>
+        <w:t xml:space="preserve"> is the reproducibility manifest. Do not create a new Expo project and do not automatically upgrade major framework versions during onboarding.</w:t>
       </w:r>
     </w:p>
     <w:p>
@@ -10658,10 +10980,7 @@
         <w:pStyle w:val="Heading2"/>
       </w:pPr>
       <w:r>
-        <w:t>11.5 Create the dev</w:t>
-      </w:r>
-      <w:r>
-        <w:t>eloper-specific gateway URL</w:t>
+        <w:t>11.5 Create the developer-specific gateway URL</w:t>
       </w:r>
     </w:p>
     <w:tbl>
@@ -10712,7 +11031,15 @@
         <w:jc w:val="both"/>
       </w:pPr>
       <w:r>
-        <w:t>Find the IPv4 address of the active Wi-Fi adapter. Then create reddust-mobile/.env.local from .env.example.</w:t>
+        <w:t>Find the IPv4 address of the active Wi-Fi adapter. Then create reddust-mobile/.env.local from .</w:t>
+      </w:r>
+      <w:proofErr w:type="spellStart"/>
+      <w:r>
+        <w:t>env.example</w:t>
+      </w:r>
+      <w:proofErr w:type="spellEnd"/>
+      <w:r>
+        <w:t>.</w:t>
       </w:r>
     </w:p>
     <w:tbl>
@@ -10798,10 +11125,7 @@
               <w:keepLines/>
             </w:pPr>
             <w:r>
-              <w:t xml:space="preserve"># Terminal 1 - </w:t>
-            </w:r>
-            <w:r>
-              <w:t>gateway</w:t>
+              <w:t># Terminal 1 - gateway</w:t>
             </w:r>
             <w:r>
               <w:br/>
@@ -10859,10 +11183,7 @@
         <w:t xml:space="preserve">1. </w:t>
       </w:r>
       <w:r>
-        <w:t>Use the already-appro</w:t>
-      </w:r>
-      <w:r>
-        <w:t>ved team Development Build if it contains the same native dependencies and permissions as the current repository.</w:t>
+        <w:t>Use the already-approved team Development Build if it contains the same native dependencies and permissions as the current repository.</w:t>
       </w:r>
     </w:p>
     <w:p>
@@ -10907,10 +11228,7 @@
         <w:t xml:space="preserve">4. </w:t>
       </w:r>
       <w:r>
-        <w:t>Connect phone</w:t>
-      </w:r>
-      <w:r>
-        <w:t xml:space="preserve"> and laptop to the same Wi-Fi for the initial test.</w:t>
+        <w:t>Connect phone and laptop to the same Wi-Fi for the initial test.</w:t>
       </w:r>
     </w:p>
     <w:p>
@@ -10972,13 +11290,7 @@
         <w:jc w:val="both"/>
       </w:pPr>
       <w:r>
-        <w:t>A Win</w:t>
-      </w:r>
-      <w:r>
-        <w:t>dows developer cannot compile the iOS native project locally with Xcode, but can use EAS cloud build. The physical iPhone must be registered for the development build and may require Developer Mode. The iOS configuration includes microphone and local-netwo</w:t>
-      </w:r>
-      <w:r>
-        <w:t>rk usage descriptions so the device can access the local laptop gateway during development.</w:t>
+        <w:t>A Windows developer cannot compile the iOS native project locally with Xcode, but can use EAS cloud build. The physical iPhone must be registered for the development build and may require Developer Mode. The iOS configuration includes microphone and local-network usage descriptions so the device can access the local laptop gateway during development.</w:t>
       </w:r>
     </w:p>
     <w:tbl>
@@ -11013,11 +11325,24 @@
               <w:keepLines/>
             </w:pPr>
             <w:r>
-              <w:t>npx eas-cli@latest device:create</w:t>
-            </w:r>
-            <w:r>
-              <w:br/>
-              <w:t>npx eas-cli@latest build --platform ios --profile development</w:t>
+              <w:t xml:space="preserve">npx eas-cli@latest </w:t>
+            </w:r>
+            <w:proofErr w:type="spellStart"/>
+            <w:r>
+              <w:t>device:create</w:t>
+            </w:r>
+            <w:proofErr w:type="spellEnd"/>
+            <w:r>
+              <w:br/>
+              <w:t xml:space="preserve">npx eas-cli@latest build --platform </w:t>
+            </w:r>
+            <w:proofErr w:type="spellStart"/>
+            <w:r>
+              <w:t>ios</w:t>
+            </w:r>
+            <w:proofErr w:type="spellEnd"/>
+            <w:r>
+              <w:t xml:space="preserve"> --profile development</w:t>
             </w:r>
           </w:p>
         </w:tc>
@@ -11041,10 +11366,7 @@
         <w:jc w:val="both"/>
       </w:pPr>
       <w:r>
-        <w:t>When Windows asks whether Python/Uvicorn or N</w:t>
-      </w:r>
-      <w:r>
-        <w:t>ode may communicate through the firewall, allow Private networks for the development environment. The phone must be able to reach the laptop gateway on port 8000.</w:t>
+        <w:t>When Windows asks whether Python/Uvicorn or Node may communicate through the firewall, allow Private networks for the development environment. The phone must be able to reach the laptop gateway on port 8000.</w:t>
       </w:r>
     </w:p>
     <w:p>
@@ -11052,7 +11374,15 @@
         <w:pStyle w:val="Heading2"/>
       </w:pPr>
       <w:r>
-        <w:t>11.10 After pulling Git changes</w:t>
+        <w:t xml:space="preserve">11.10 After pulling </w:t>
+      </w:r>
+      <w:proofErr w:type="spellStart"/>
+      <w:r>
+        <w:t>Git</w:t>
+      </w:r>
+      <w:proofErr w:type="spellEnd"/>
+      <w:r>
+        <w:t xml:space="preserve"> changes</w:t>
       </w:r>
     </w:p>
     <w:tbl>
@@ -11063,8 +11393,8 @@
         <w:tblLook w:val="04A0" w:firstRow="1" w:lastRow="0" w:firstColumn="1" w:lastColumn="0" w:noHBand="0" w:noVBand="1"/>
       </w:tblPr>
       <w:tblGrid>
-        <w:gridCol w:w="4939"/>
-        <w:gridCol w:w="4939"/>
+        <w:gridCol w:w="4934"/>
+        <w:gridCol w:w="4934"/>
       </w:tblGrid>
       <w:tr>
         <w:trPr>
@@ -11120,13 +11450,7 @@
               <w:rPr>
                 <w:sz w:val="21"/>
               </w:rPr>
-              <w:t xml:space="preserve">TypeScript/Python source </w:t>
-            </w:r>
-            <w:r>
-              <w:rPr>
-                <w:sz w:val="21"/>
-              </w:rPr>
-              <w:t>only</w:t>
+              <w:t>TypeScript/Python source only</w:t>
             </w:r>
           </w:p>
         </w:tc>
@@ -11186,12 +11510,28 @@
             <w:tcW w:w="4939" w:type="dxa"/>
           </w:tcPr>
           <w:p>
+            <w:proofErr w:type="spellStart"/>
             <w:r>
               <w:rPr>
                 <w:sz w:val="21"/>
               </w:rPr>
-              <w:t>package.json/package-lock.json</w:t>
-            </w:r>
+              <w:t>package.json</w:t>
+            </w:r>
+            <w:proofErr w:type="spellEnd"/>
+            <w:r>
+              <w:rPr>
+                <w:sz w:val="21"/>
+              </w:rPr>
+              <w:t>/package-</w:t>
+            </w:r>
+            <w:proofErr w:type="spellStart"/>
+            <w:r>
+              <w:rPr>
+                <w:sz w:val="21"/>
+              </w:rPr>
+              <w:t>lock.json</w:t>
+            </w:r>
+            <w:proofErr w:type="spellEnd"/>
           </w:p>
         </w:tc>
         <w:tc>
@@ -11235,13 +11575,7 @@
               <w:rPr>
                 <w:sz w:val="21"/>
               </w:rPr>
-              <w:t xml:space="preserve">Create/install a new Development </w:t>
-            </w:r>
-            <w:r>
-              <w:rPr>
-                <w:sz w:val="21"/>
-              </w:rPr>
-              <w:t>Build.</w:t>
+              <w:t>Create/install a new Development Build.</w:t>
             </w:r>
           </w:p>
         </w:tc>
@@ -11260,8 +11594,16 @@
               <w:rPr>
                 <w:sz w:val="21"/>
               </w:rPr>
-              <w:t>.env.example</w:t>
-            </w:r>
+              <w:t>.</w:t>
+            </w:r>
+            <w:proofErr w:type="spellStart"/>
+            <w:r>
+              <w:rPr>
+                <w:sz w:val="21"/>
+              </w:rPr>
+              <w:t>env.example</w:t>
+            </w:r>
+            <w:proofErr w:type="spellEnd"/>
           </w:p>
         </w:tc>
         <w:tc>
@@ -11338,14 +11680,21 @@
               <w:t xml:space="preserve">Future diagram prompt: </w:t>
             </w:r>
             <w:r>
-              <w:t xml:space="preserve">Draw a top-to-bottom </w:t>
-            </w:r>
-            <w:r>
-              <w:t>onboarding flow: install prerequisites -&gt; clone RedDust monorepo -&gt; create Python .venv -&gt; pip install requirements -&gt; npm ci -&gt; create .env.local from ipconfig -&gt; authenticate EAS if needed -&gt; install Development Build -&gt; start Uvicorn -&gt; start Metro -&gt; c</w:t>
-            </w:r>
-            <w:r>
-              <w:t>onnect phone -&gt; Start Microphone -&gt; verify ICE connected and audio processing. Include decision diamonds for "native dependencies changed?" and "Android or iPhone?".</w:t>
-            </w:r>
+              <w:t xml:space="preserve">Draw a top-to-bottom onboarding flow: install prerequisites -&gt; clone RedDust </w:t>
+            </w:r>
+            <w:proofErr w:type="spellStart"/>
+            <w:r>
+              <w:t>monorepo</w:t>
+            </w:r>
+            <w:proofErr w:type="spellEnd"/>
+            <w:r>
+              <w:t xml:space="preserve"> -&gt; create Python .venv -&gt; pip install requirements -&gt; npm ci -&gt; create .env.local from ipconfig -&gt; authenticate EAS if needed -&gt; install Development Build -&gt; start Uvicorn -&gt; start Metro -&gt; connect phone -&gt; Start Microphone -&gt; verify ICE connected and audio processing. Include decision diamonds for "native dependencies changed?" and "Android or iPhone?</w:t>
+            </w:r>
+            <w:proofErr w:type="gramStart"/>
+            <w:r>
+              <w:t>".</w:t>
+            </w:r>
+            <w:proofErr w:type="gramEnd"/>
           </w:p>
           <w:p>
             <w:pPr>
@@ -11428,10 +11777,7 @@
               <w:t xml:space="preserve">Purpose: </w:t>
             </w:r>
             <w:r>
-              <w:t>Explain why native modules require a rebuilt bina</w:t>
-            </w:r>
-            <w:r>
-              <w:t>ry while TypeScript changes do not.</w:t>
+              <w:t>Explain why native modules require a rebuilt binary while TypeScript changes do not.</w:t>
             </w:r>
           </w:p>
           <w:p>
@@ -11445,10 +11791,7 @@
               <w:t xml:space="preserve">Future diagram prompt: </w:t>
             </w:r>
             <w:r>
-              <w:t>Draw source code and app.json on laptop -&gt; EAS Cloud -&gt; native compile -&gt; APK/IPA -&gt; physical phone. Separately draw Metro -&gt; JavaScript bundle -&gt; already-installed Development Build. Show native m</w:t>
-            </w:r>
-            <w:r>
-              <w:t>odule examples react-native-webrtc and react-native-incall-manager inside the binary. Cross out Expo Go.</w:t>
+              <w:t>Draw source code and app.json on laptop -&gt; EAS Cloud -&gt; native compile -&gt; APK/IPA -&gt; physical phone. Separately draw Metro -&gt; JavaScript bundle -&gt; already-installed Development Build. Show native module examples react-native-webrtc and react-native-incall-manager inside the binary. Cross out Expo Go.</w:t>
             </w:r>
           </w:p>
           <w:p>
@@ -11476,10 +11819,7 @@
               <w:t xml:space="preserve">PowerPoint message: </w:t>
             </w:r>
             <w:r>
-              <w:t xml:space="preserve">EAS changes the binary; Metro changes the JavaScript loaded into </w:t>
-            </w:r>
-            <w:r>
-              <w:t>that binary.</w:t>
+              <w:t>EAS changes the binary; Metro changes the JavaScript loaded into that binary.</w:t>
             </w:r>
           </w:p>
           <w:p>
@@ -11548,13 +11888,31 @@
               <w:t xml:space="preserve">Future diagram prompt: </w:t>
             </w:r>
             <w:r>
-              <w:t>Draw one Git repository containing .env.example with Y</w:t>
-            </w:r>
-            <w:r>
-              <w:t>OUR_LAPTOP_IP. Then branch to three developer laptops, each creating a private .env.local with different 192.168.x.x addresses. Show that index.tsx reads process.env.EXPO_PUBLIC_GATEWAY_URL identically for all developers. Put a red cross over committing .e</w:t>
-            </w:r>
-            <w:r>
-              <w:t>nv.local.</w:t>
+              <w:t xml:space="preserve">Draw one </w:t>
+            </w:r>
+            <w:proofErr w:type="spellStart"/>
+            <w:r>
+              <w:t>Git</w:t>
+            </w:r>
+            <w:proofErr w:type="spellEnd"/>
+            <w:r>
+              <w:t xml:space="preserve"> repository containing .</w:t>
+            </w:r>
+            <w:proofErr w:type="spellStart"/>
+            <w:r>
+              <w:t>env.example</w:t>
+            </w:r>
+            <w:proofErr w:type="spellEnd"/>
+            <w:r>
+              <w:t xml:space="preserve"> with YOUR_LAPTOP_IP. Then branch to three developer laptops, each creating a private .env.local with different 192.168.x.x addresses. Show that index.tsx reads </w:t>
+            </w:r>
+            <w:proofErr w:type="spellStart"/>
+            <w:r>
+              <w:t>process.env.EXPO_PUBLIC_GATEWAY_URL</w:t>
+            </w:r>
+            <w:proofErr w:type="spellEnd"/>
+            <w:r>
+              <w:t xml:space="preserve"> identically for all developers. Put a red cross over committing .env.local.</w:t>
             </w:r>
           </w:p>
           <w:p>
@@ -11568,7 +11926,15 @@
               <w:t xml:space="preserve">Must show: </w:t>
             </w:r>
             <w:r>
-              <w:t>.env.example tracked; .env.local ignored; zero source-code changes between developers.</w:t>
+              <w:t>.</w:t>
+            </w:r>
+            <w:proofErr w:type="spellStart"/>
+            <w:r>
+              <w:t>env.example</w:t>
+            </w:r>
+            <w:proofErr w:type="spellEnd"/>
+            <w:r>
+              <w:t xml:space="preserve"> tracked; .env.local ignored; zero source-code changes between developers.</w:t>
             </w:r>
           </w:p>
           <w:p>
@@ -11609,10 +11975,7 @@
       </w:pPr>
       <w:r>
         <w:lastRenderedPageBreak/>
-        <w:t xml:space="preserve">12. Platform Notes </w:t>
-      </w:r>
-      <w:r>
-        <w:t>- Android and iPhone</w:t>
+        <w:t>12. Platform Notes - Android and iPhone</w:t>
       </w:r>
     </w:p>
     <w:p>
@@ -11628,10 +11991,15 @@
         <w:jc w:val="both"/>
       </w:pPr>
       <w:r>
-        <w:t>Android is the primary physical-device path used to prove the current Layer 1 implementation. RECORD_AUDIO and INTERNET permissions are required, and MODIFY_AUDIO_SETTINGS supports call-style routing. react-native-incall-m</w:t>
-      </w:r>
-      <w:r>
-        <w:t>anager currently handles the loudspeaker/earpiece toggle in the development experiment.</w:t>
+        <w:t xml:space="preserve">Android is the primary physical-device path used to prove the current Layer 1 implementation. RECORD_AUDIO and INTERNET permissions are required, and MODIFY_AUDIO_SETTINGS supports call-style routing. </w:t>
+      </w:r>
+      <w:proofErr w:type="gramStart"/>
+      <w:r>
+        <w:t>react-native-incall-manager</w:t>
+      </w:r>
+      <w:proofErr w:type="gramEnd"/>
+      <w:r>
+        <w:t xml:space="preserve"> currently handles the loudspeaker/earpiece toggle in the development experiment.</w:t>
       </w:r>
     </w:p>
     <w:p>
@@ -11646,11 +12014,13 @@
       <w:pPr>
         <w:jc w:val="both"/>
       </w:pPr>
-      <w:r>
-        <w:t>iOS requires a human-readable microphone usage description. For local development, the app also needs a local-network usage description because the phone co</w:t>
-      </w:r>
-      <w:r>
-        <w:t>nnects directly to the laptop LAN address. EAS cloud build can create an iOS development binary even when the developer is working from Windows, provided the Apple development provisioning requirements are satisfied.</w:t>
+      <w:proofErr w:type="gramStart"/>
+      <w:r>
+        <w:t>iOS</w:t>
+      </w:r>
+      <w:proofErr w:type="gramEnd"/>
+      <w:r>
+        <w:t xml:space="preserve"> requires a human-readable microphone usage description. For local development, the app also needs a local-network usage description because the phone connects directly to the laptop LAN address. EAS cloud build can create an iOS development binary even when the developer is working from Windows, provided the Apple development provisioning requirements are satisfied.</w:t>
       </w:r>
     </w:p>
     <w:tbl>
@@ -11685,18 +12055,33 @@
               <w:keepLines/>
             </w:pPr>
             <w:r>
-              <w:t>"ios": {</w:t>
-            </w:r>
-            <w:r>
-              <w:br/>
-              <w:t xml:space="preserve">  "infoPlist": {</w:t>
-            </w:r>
-            <w:r>
-              <w:br/>
-              <w:t xml:space="preserve">    "NSMicrop</w:t>
-            </w:r>
-            <w:r>
-              <w:t>honeUsageDescription":</w:t>
+              <w:t>"</w:t>
+            </w:r>
+            <w:proofErr w:type="spellStart"/>
+            <w:proofErr w:type="gramStart"/>
+            <w:r>
+              <w:t>ios</w:t>
+            </w:r>
+            <w:proofErr w:type="spellEnd"/>
+            <w:proofErr w:type="gramEnd"/>
+            <w:r>
+              <w:t>": {</w:t>
+            </w:r>
+            <w:r>
+              <w:br/>
+              <w:t xml:space="preserve">  "</w:t>
+            </w:r>
+            <w:proofErr w:type="spellStart"/>
+            <w:r>
+              <w:t>infoPlist</w:t>
+            </w:r>
+            <w:proofErr w:type="spellEnd"/>
+            <w:r>
+              <w:t>": {</w:t>
+            </w:r>
+            <w:r>
+              <w:br/>
+              <w:t xml:space="preserve">    "NSMicrophoneUsageDescription":</w:t>
             </w:r>
             <w:r>
               <w:br/>
@@ -11732,21 +12117,23 @@
         <w:pStyle w:val="Heading2"/>
       </w:pPr>
       <w:r>
-        <w:t>12.3 Bluetooth, car audio, a</w:t>
-      </w:r>
-      <w:r>
-        <w:t>nd earbuds</w:t>
-      </w:r>
-    </w:p>
-    <w:p>
-      <w:pPr>
-        <w:jc w:val="both"/>
-      </w:pPr>
-      <w:r>
-        <w:t xml:space="preserve">These routes are intentionally outside the current Step 19A scope. The current experiment only proves earpiece and loudspeaker switching. Bluetooth, car audio, AirPods/earbuds, route-change events, and interruption handling should be introduced </w:t>
-      </w:r>
-      <w:r>
-        <w:t>later as separate testable milestones.</w:t>
+        <w:t>12.3 Bluetooth, car audio, and earbuds</w:t>
+      </w:r>
+    </w:p>
+    <w:p>
+      <w:pPr>
+        <w:jc w:val="both"/>
+      </w:pPr>
+      <w:r>
+        <w:t xml:space="preserve">These routes are intentionally outside the current Step 19A scope. The current experiment only proves earpiece and loudspeaker switching. Bluetooth, car audio, </w:t>
+      </w:r>
+      <w:proofErr w:type="spellStart"/>
+      <w:r>
+        <w:t>AirPods</w:t>
+      </w:r>
+      <w:proofErr w:type="spellEnd"/>
+      <w:r>
+        <w:t>/earbuds, route-change events, and interruption handling should be introduced later as separate testable milestones.</w:t>
       </w:r>
     </w:p>
     <w:tbl>
@@ -11808,10 +12195,15 @@
               <w:t xml:space="preserve">Future diagram prompt: </w:t>
             </w:r>
             <w:r>
-              <w:t xml:space="preserve">Draw one remote audio track entering the </w:t>
-            </w:r>
-            <w:r>
-              <w:t>phone audio system. Show current solid branches to loudspeaker and earpiece. Show dashed future branches to Bluetooth speaker, car audio, wired headset, AirPods/earbuds. Add labels CURRENT Step 19A and FUTURE device-routing hardening.</w:t>
+              <w:t xml:space="preserve">Draw one remote audio track entering the phone audio system. Show current solid branches to loudspeaker and earpiece. Show dashed future branches to Bluetooth speaker, car audio, wired headset, </w:t>
+            </w:r>
+            <w:proofErr w:type="spellStart"/>
+            <w:r>
+              <w:t>AirPods</w:t>
+            </w:r>
+            <w:proofErr w:type="spellEnd"/>
+            <w:r>
+              <w:t>/earbuds. Add labels CURRENT Step 19A and FUTURE device-routing hardening.</w:t>
             </w:r>
           </w:p>
           <w:p>
@@ -11825,10 +12217,7 @@
               <w:t xml:space="preserve">Must show: </w:t>
             </w:r>
             <w:r>
-              <w:t>Current vs</w:t>
-            </w:r>
-            <w:r>
-              <w:t xml:space="preserve"> future route coverage.</w:t>
+              <w:t>Current vs future route coverage.</w:t>
             </w:r>
           </w:p>
           <w:p>
@@ -11877,10 +12266,7 @@
         <w:jc w:val="both"/>
       </w:pPr>
       <w:r>
-        <w:t>The most important debugging discipline is to identify</w:t>
-      </w:r>
-      <w:r>
-        <w:t xml:space="preserve"> the earliest failed boundary and avoid changing downstream components until that boundary is restored. A successful later-looking log line does not compensate for a failed earlier layer.</w:t>
+        <w:t>The most important debugging discipline is to identify the earliest failed boundary and avoid changing downstream components until that boundary is restored. A successful later-looking log line does not compensate for a failed earlier layer.</w:t>
       </w:r>
     </w:p>
     <w:p>
@@ -11899,9 +12285,9 @@
         <w:tblLook w:val="04A0" w:firstRow="1" w:lastRow="0" w:firstColumn="1" w:lastColumn="0" w:noHBand="0" w:noVBand="1"/>
       </w:tblPr>
       <w:tblGrid>
-        <w:gridCol w:w="3293"/>
-        <w:gridCol w:w="3293"/>
-        <w:gridCol w:w="3293"/>
+        <w:gridCol w:w="3288"/>
+        <w:gridCol w:w="3290"/>
+        <w:gridCol w:w="3290"/>
       </w:tblGrid>
       <w:tr>
         <w:trPr>
@@ -11974,13 +12360,20 @@
               <w:rPr>
                 <w:sz w:val="21"/>
               </w:rPr>
-              <w:t>App</w:t>
-            </w:r>
+              <w:t>App cannot load JavaScript</w:t>
+            </w:r>
+          </w:p>
+        </w:tc>
+        <w:tc>
+          <w:tcPr>
+            <w:tcW w:w="3293" w:type="dxa"/>
+          </w:tcPr>
+          <w:p>
             <w:r>
               <w:rPr>
                 <w:sz w:val="21"/>
               </w:rPr>
-              <w:t xml:space="preserve"> cannot load JavaScript</w:t>
+              <w:t>Development plane / Metro</w:t>
             </w:r>
           </w:p>
         </w:tc>
@@ -11989,24 +12382,19 @@
             <w:tcW w:w="3293" w:type="dxa"/>
           </w:tcPr>
           <w:p>
+            <w:proofErr w:type="gramStart"/>
             <w:r>
               <w:rPr>
                 <w:sz w:val="21"/>
               </w:rPr>
-              <w:t>Development plane / Metro</w:t>
-            </w:r>
-          </w:p>
-        </w:tc>
-        <w:tc>
-          <w:tcPr>
-            <w:tcW w:w="3293" w:type="dxa"/>
-          </w:tcPr>
-          <w:p>
+              <w:t>npx</w:t>
+            </w:r>
+            <w:proofErr w:type="gramEnd"/>
             <w:r>
               <w:rPr>
                 <w:sz w:val="21"/>
               </w:rPr>
-              <w:t>npx expo start, same Wi-Fi, Development Build, tunnel only if LAN discovery fails.</w:t>
+              <w:t xml:space="preserve"> expo start, same Wi-Fi, Development Build, tunnel only if LAN discovery fails.</w:t>
             </w:r>
           </w:p>
         </w:tc>
@@ -12070,13 +12458,20 @@
               <w:rPr>
                 <w:sz w:val="21"/>
               </w:rPr>
-              <w:t>getUser</w:t>
-            </w:r>
+              <w:t>getUserMedia returns no live track</w:t>
+            </w:r>
+          </w:p>
+        </w:tc>
+        <w:tc>
+          <w:tcPr>
+            <w:tcW w:w="3293" w:type="dxa"/>
+          </w:tcPr>
+          <w:p>
             <w:r>
               <w:rPr>
                 <w:sz w:val="21"/>
               </w:rPr>
-              <w:t>Media returns no live track</w:t>
+              <w:t>Mobile capture / native WebRTC</w:t>
             </w:r>
           </w:p>
         </w:tc>
@@ -12089,20 +12484,21 @@
               <w:rPr>
                 <w:sz w:val="21"/>
               </w:rPr>
-              <w:t>Mobile capture / native WebRTC</w:t>
-            </w:r>
-          </w:p>
-        </w:tc>
-        <w:tc>
-          <w:tcPr>
-            <w:tcW w:w="3293" w:type="dxa"/>
-          </w:tcPr>
-          <w:p>
+              <w:t xml:space="preserve">Development Build contains react-native-webrtc; inspect track </w:t>
+            </w:r>
+            <w:proofErr w:type="spellStart"/>
             <w:r>
               <w:rPr>
                 <w:sz w:val="21"/>
               </w:rPr>
-              <w:t>Development Build contains react-native-webrtc; inspect track readyState and kind.</w:t>
+              <w:t>readyState</w:t>
+            </w:r>
+            <w:proofErr w:type="spellEnd"/>
+            <w:r>
+              <w:rPr>
+                <w:sz w:val="21"/>
+              </w:rPr>
+              <w:t xml:space="preserve"> and kind.</w:t>
             </w:r>
           </w:p>
         </w:tc>
@@ -12147,13 +12543,7 @@
               <w:rPr>
                 <w:sz w:val="21"/>
               </w:rPr>
-              <w:t>Correct .env.local IP, Uvicorn 0.0.0.0:8000, Windows Private fi</w:t>
-            </w:r>
-            <w:r>
-              <w:rPr>
-                <w:sz w:val="21"/>
-              </w:rPr>
-              <w:t>rewall.</w:t>
+              <w:t>Correct .env.local IP, Uvicorn 0.0.0.0:8000, Windows Private firewall.</w:t>
             </w:r>
           </w:p>
         </w:tc>
@@ -12239,11 +12629,33 @@
             <w:tcW w:w="3293" w:type="dxa"/>
           </w:tcPr>
           <w:p>
+            <w:proofErr w:type="gramStart"/>
             <w:r>
               <w:rPr>
                 <w:sz w:val="21"/>
               </w:rPr>
-              <w:t>on_track fired, EchoAudioTrack added before createAnswer, answer direction.</w:t>
+              <w:t>on_track</w:t>
+            </w:r>
+            <w:proofErr w:type="gramEnd"/>
+            <w:r>
+              <w:rPr>
+                <w:sz w:val="21"/>
+              </w:rPr>
+              <w:t xml:space="preserve"> fired, EchoAudioTrack added before </w:t>
+            </w:r>
+            <w:proofErr w:type="spellStart"/>
+            <w:r>
+              <w:rPr>
+                <w:sz w:val="21"/>
+              </w:rPr>
+              <w:t>createAnswer</w:t>
+            </w:r>
+            <w:proofErr w:type="spellEnd"/>
+            <w:r>
+              <w:rPr>
+                <w:sz w:val="21"/>
+              </w:rPr>
+              <w:t>, answer direction.</w:t>
             </w:r>
           </w:p>
         </w:tc>
@@ -12262,13 +12674,7 @@
               <w:rPr>
                 <w:sz w:val="21"/>
               </w:rPr>
-              <w:t>Remote</w:t>
-            </w:r>
-            <w:r>
-              <w:rPr>
-                <w:sz w:val="21"/>
-              </w:rPr>
-              <w:t xml:space="preserve"> track exists but silent</w:t>
+              <w:t>Remote track exists but silent</w:t>
             </w:r>
           </w:p>
         </w:tc>
@@ -12339,13 +12745,21 @@
               <w:rPr>
                 <w:sz w:val="21"/>
               </w:rPr>
-              <w:t>Echo stage reached, incoming_track.recv(), resampling, t</w:t>
-            </w:r>
+              <w:t>Echo stage reached, incoming_</w:t>
+            </w:r>
+            <w:proofErr w:type="gramStart"/>
             <w:r>
               <w:rPr>
                 <w:sz w:val="21"/>
               </w:rPr>
-              <w:t>rack state.</w:t>
+              <w:t>track.recv(</w:t>
+            </w:r>
+            <w:proofErr w:type="gramEnd"/>
+            <w:r>
+              <w:rPr>
+                <w:sz w:val="21"/>
+              </w:rPr>
+              <w:t>), resampling, track state.</w:t>
             </w:r>
           </w:p>
         </w:tc>
@@ -12390,7 +12804,21 @@
               <w:rPr>
                 <w:sz w:val="21"/>
               </w:rPr>
-              <w:t>Step 20 TURN, cloud UDP, firewall, candidate reachability.</w:t>
+              <w:t xml:space="preserve">Step 20 TURN, cloud UDP, firewall, </w:t>
+            </w:r>
+            <w:proofErr w:type="gramStart"/>
+            <w:r>
+              <w:rPr>
+                <w:sz w:val="21"/>
+              </w:rPr>
+              <w:t>candidate</w:t>
+            </w:r>
+            <w:proofErr w:type="gramEnd"/>
+            <w:r>
+              <w:rPr>
+                <w:sz w:val="21"/>
+              </w:rPr>
+              <w:t xml:space="preserve"> reachability.</w:t>
             </w:r>
           </w:p>
         </w:tc>
@@ -12431,10 +12859,7 @@
         <w:t xml:space="preserve">2. </w:t>
       </w:r>
       <w:r>
-        <w:t xml:space="preserve">Confirm microphone permission and one </w:t>
-      </w:r>
-      <w:r>
-        <w:t>live local audio track.</w:t>
+        <w:t>Confirm microphone permission and one live local audio track.</w:t>
       </w:r>
     </w:p>
     <w:p>
@@ -12463,8 +12888,13 @@
         </w:rPr>
         <w:t xml:space="preserve">4. </w:t>
       </w:r>
-      <w:r>
-        <w:t>Confirm POST /offer returns 200 and answer type is answer.</w:t>
+      <w:proofErr w:type="gramStart"/>
+      <w:r>
+        <w:t>Confirm</w:t>
+      </w:r>
+      <w:proofErr w:type="gramEnd"/>
+      <w:r>
+        <w:t xml:space="preserve"> POST /offer returns 200 and answer type is answer.</w:t>
       </w:r>
     </w:p>
     <w:p>
@@ -12510,10 +12940,7 @@
         <w:t xml:space="preserve">7. </w:t>
       </w:r>
       <w:r>
-        <w:t>Confir</w:t>
-      </w:r>
-      <w:r>
-        <w:t>m gateway receives audio track and adds outgoing track.</w:t>
+        <w:t>Confirm gateway receives audio track and adds outgoing track.</w:t>
       </w:r>
     </w:p>
     <w:p>
@@ -12592,10 +13019,7 @@
               <w:pStyle w:val="FigurePlaceholderTitle"/>
             </w:pPr>
             <w:r>
-              <w:t xml:space="preserve">FIGURE PLACEHOLDER 26: Layer 1 troubleshooting decision </w:t>
-            </w:r>
-            <w:r>
-              <w:t>tree</w:t>
+              <w:t>FIGURE PLACEHOLDER 26: Layer 1 troubleshooting decision tree</w:t>
             </w:r>
           </w:p>
           <w:p>
@@ -12623,10 +13047,15 @@
               <w:t xml:space="preserve">Future diagram prompt: </w:t>
             </w:r>
             <w:r>
-              <w:t>Create a decision tree starting with "Can app load?" -&gt; "Live microphone track?" -&gt; "POST /offer 200?" -&gt; "Remote description set?" -&gt; "ICE conn</w:t>
-            </w:r>
-            <w:r>
-              <w:t>ected?" -&gt; "Gateway track received?" -&gt; "Remote track received?" -&gt; "Audio audible?". Each No branch points to a failure domain: Metro, permissions, signaling/IP/firewall, SDP, ICE/TURN, backend media, audio routing. Each Yes branch progresses downward.</w:t>
+              <w:t>Create a decision tree starting with "Can app load?" -&gt; "Live microphone track?" -&gt; "POST /offer 200?" -&gt; "Remote description set?" -&gt; "ICE connected?" -&gt; "Gateway track received?" -&gt; "Remote track received?" -&gt; "Audio audible?</w:t>
+            </w:r>
+            <w:proofErr w:type="gramStart"/>
+            <w:r>
+              <w:t>".</w:t>
+            </w:r>
+            <w:proofErr w:type="gramEnd"/>
+            <w:r>
+              <w:t xml:space="preserve"> Each No branch points to a failure domain: Metro, permissions, signaling/IP/firewall, SDP, ICE/TURN, backend media, audio routing. Each Yes branch progresses downward.</w:t>
             </w:r>
           </w:p>
           <w:p>
@@ -12637,13 +13066,7 @@
               <w:rPr>
                 <w:b/>
               </w:rPr>
-              <w:t>Mu</w:t>
-            </w:r>
-            <w:r>
-              <w:rPr>
-                <w:b/>
-              </w:rPr>
-              <w:t xml:space="preserve">st show: </w:t>
+              <w:t xml:space="preserve">Must show: </w:t>
             </w:r>
             <w:r>
               <w:t>Earliest-failure principle; no branch should jump directly to Gemini or audio processing before transport is proven.</w:t>
@@ -12694,10 +13117,7 @@
         <w:jc w:val="both"/>
       </w:pPr>
       <w:r>
-        <w:t>Verbose SDP logs are useful during development but may contain IP addresses, ICE credentials, fingerprints, and other transient network details. Production logging should minimize or redact sensitive negotiation data. Future observab</w:t>
-      </w:r>
-      <w:r>
-        <w:t>ility should prefer structured state transitions, latency measurements, queue depth, and error codes over full SDP dumps.</w:t>
+        <w:t>Verbose SDP logs are useful during development but may contain IP addresses, ICE credentials, fingerprints, and other transient network details. Production logging should minimize or redact sensitive negotiation data. Future observability should prefer structured state transitions, latency measurements, queue depth, and error codes over full SDP dumps.</w:t>
       </w:r>
     </w:p>
     <w:p>
@@ -12722,10 +13142,7 @@
         <w:jc w:val="both"/>
       </w:pPr>
       <w:r>
-        <w:t>The roadmap intentionally postpones production-style audio queues until after Intern</w:t>
-      </w:r>
-      <w:r>
-        <w:t>et connectivity and session ownership are proven. This is not because the queues are unimportant. It is because the engineering strategy isolates variables so each new milestone has one primary failure domain.</w:t>
+        <w:t>The roadmap intentionally postpones production-style audio queues until after Internet connectivity and session ownership are proven. This is not because the queues are unimportant. It is because the engineering strategy isolates variables so each new milestone has one primary failure domain.</w:t>
       </w:r>
     </w:p>
     <w:p>
@@ -12741,10 +13158,7 @@
         <w:jc w:val="both"/>
       </w:pPr>
       <w:r>
-        <w:t>Deploy the current known-good gateway to an Internet-reachable environment. Keep the EchoAudioTrack media behavior as unchanged as practical. Add production-appropriate signaling transport/security, public network configuration, and TURN so phones on mobil</w:t>
-      </w:r>
-      <w:r>
-        <w:t>e networks and restrictive Wi-Fi can still establish media.</w:t>
+        <w:t>Deploy the current known-good gateway to an Internet-reachable environment. Keep the EchoAudioTrack media behavior as unchanged as practical. Add production-appropriate signaling transport/security, public network configuration, and TURN so phones on mobile networks and restrictive Wi-Fi can still establish media.</w:t>
       </w:r>
     </w:p>
     <w:p>
@@ -12771,10 +13185,7 @@
         <w:jc w:val="both"/>
       </w:pPr>
       <w:r>
-        <w:t xml:space="preserve">• Configure ICE servers with STUN and TURN </w:t>
-      </w:r>
-      <w:r>
-        <w:t>credentials.</w:t>
+        <w:t>• Configure ICE servers with STUN and TURN credentials.</w:t>
       </w:r>
     </w:p>
     <w:p>
@@ -12801,10 +13212,7 @@
         <w:jc w:val="both"/>
       </w:pPr>
       <w:r>
-        <w:t xml:space="preserve">• Use the existing echo/prefix processor so any failure is attributable </w:t>
-      </w:r>
-      <w:r>
-        <w:t>primarily to networking/deployment.</w:t>
+        <w:t>• Use the existing echo/prefix processor so any failure is attributable primarily to networking/deployment.</w:t>
       </w:r>
     </w:p>
     <w:tbl>
@@ -12866,13 +13274,7 @@
               <w:t xml:space="preserve">Future diagram prompt: </w:t>
             </w:r>
             <w:r>
-              <w:t>Draw phone on 4G/5G or remote Wi-Fi -&gt; Internet -&gt; STUN/TURN service</w:t>
-            </w:r>
-            <w:r>
-              <w:t xml:space="preserve"> and cloud RedDust Gateway. Separate HTTPS signaling arrow to FastAPI from bidirectional WebRTC media arrows to aiortc. Keep the current EchoAudioTrack inside the cloud gateway. Show NAT/firewall icons between phone and Internet. Mark TURN as relay fallbac</w:t>
-            </w:r>
-            <w:r>
-              <w:t>k.</w:t>
+              <w:t>Draw phone on 4G/5G or remote Wi-Fi -&gt; Internet -&gt; STUN/TURN service and cloud RedDust Gateway. Separate HTTPS signaling arrow to FastAPI from bidirectional WebRTC media arrows to aiortc. Keep the current EchoAudioTrack inside the cloud gateway. Show NAT/firewall icons between phone and Internet. Mark TURN as relay fallback.</w:t>
             </w:r>
           </w:p>
           <w:p>
@@ -12886,7 +13288,15 @@
               <w:t xml:space="preserve">Must show: </w:t>
             </w:r>
             <w:r>
-              <w:t>Public signaling, TURN relay path, aiortc media, unchanged processor.</w:t>
+              <w:t xml:space="preserve">Public signaling, TURN relay path, aiortc media, </w:t>
+            </w:r>
+            <w:proofErr w:type="gramStart"/>
+            <w:r>
+              <w:t>unchanged</w:t>
+            </w:r>
+            <w:proofErr w:type="gramEnd"/>
+            <w:r>
+              <w:t xml:space="preserve"> processor.</w:t>
             </w:r>
           </w:p>
           <w:p>
@@ -12926,22 +13336,23 @@
         <w:pStyle w:val="Heading2"/>
       </w:pPr>
       <w:r>
-        <w:lastRenderedPageBreak/>
-        <w:t>14.3 Ste</w:t>
-      </w:r>
-      <w:r>
-        <w:t>p 21 - Session Manager and session IDs</w:t>
-      </w:r>
-    </w:p>
-    <w:p>
-      <w:pPr>
-        <w:jc w:val="both"/>
-      </w:pPr>
-      <w:r>
-        <w:t>After Internet connectivity works, make resource ownership explicit. A production gateway cannot hold anonymous PeerConnections in a loose set. Each voice session should own the PeerConnection, media tracks, future qu</w:t>
-      </w:r>
-      <w:r>
-        <w:t>eues, processor task, cancellation state, and cleanup lifecycle.</w:t>
+        <w:t>14.3 Step 21 - Session Manager and session IDs</w:t>
+      </w:r>
+    </w:p>
+    <w:p>
+      <w:pPr>
+        <w:jc w:val="both"/>
+      </w:pPr>
+      <w:r>
+        <w:t xml:space="preserve">After Internet connectivity works, make resource ownership explicit. A production gateway cannot hold anonymous </w:t>
+      </w:r>
+      <w:proofErr w:type="spellStart"/>
+      <w:r>
+        <w:t>PeerConnections</w:t>
+      </w:r>
+      <w:proofErr w:type="spellEnd"/>
+      <w:r>
+        <w:t xml:space="preserve"> in a loose set. Each voice session should own the PeerConnection, media tracks, future queues, processor task, cancellation state, and cleanup lifecycle.</w:t>
       </w:r>
     </w:p>
     <w:tbl>
@@ -12976,6 +13387,7 @@
               <w:keepLines/>
             </w:pPr>
             <w:r>
+              <w:lastRenderedPageBreak/>
               <w:t>Conceptual future session object</w:t>
             </w:r>
             <w:r>
@@ -12987,44 +13399,77 @@
             </w:r>
             <w:r>
               <w:br/>
-              <w:t xml:space="preserve">  session_id</w:t>
-            </w:r>
+              <w:t xml:space="preserve">  </w:t>
+            </w:r>
+            <w:proofErr w:type="spellStart"/>
+            <w:r>
+              <w:t>session_id</w:t>
+            </w:r>
+            <w:proofErr w:type="spellEnd"/>
             <w:r>
               <w:br/>
               <w:t xml:space="preserve">  user_id</w:t>
             </w:r>
             <w:r>
               <w:br/>
-              <w:t xml:space="preserve">  peer_connection</w:t>
-            </w:r>
+              <w:t xml:space="preserve">  </w:t>
+            </w:r>
+            <w:proofErr w:type="spellStart"/>
+            <w:r>
+              <w:t>peer_connection</w:t>
+            </w:r>
+            <w:proofErr w:type="spellEnd"/>
             <w:r>
               <w:br/>
               <w:t xml:space="preserve">  incoming_track</w:t>
             </w:r>
             <w:r>
               <w:br/>
-              <w:t xml:space="preserve">  input_audio_queue</w:t>
-            </w:r>
-            <w:r>
-              <w:br/>
-              <w:t xml:space="preserve">  output_audio_queue</w:t>
-            </w:r>
-            <w:r>
-              <w:br/>
-              <w:t xml:space="preserve">  processor_task</w:t>
-            </w:r>
-            <w:r>
-              <w:br/>
-              <w:t xml:space="preserve">  lifecycle_state</w:t>
-            </w:r>
-            <w:r>
-              <w:br/>
-              <w:t xml:space="preserve">  created_at</w:t>
-            </w:r>
-            <w:r>
-              <w:br/>
-            </w:r>
-            <w:r>
+              <w:t xml:space="preserve">  </w:t>
+            </w:r>
+            <w:proofErr w:type="spellStart"/>
+            <w:r>
+              <w:t>input_audio_queue</w:t>
+            </w:r>
+            <w:proofErr w:type="spellEnd"/>
+            <w:r>
+              <w:br/>
+              <w:t xml:space="preserve">  </w:t>
+            </w:r>
+            <w:proofErr w:type="spellStart"/>
+            <w:r>
+              <w:t>output_audio_queue</w:t>
+            </w:r>
+            <w:proofErr w:type="spellEnd"/>
+            <w:r>
+              <w:br/>
+              <w:t xml:space="preserve">  </w:t>
+            </w:r>
+            <w:proofErr w:type="spellStart"/>
+            <w:r>
+              <w:t>processor_task</w:t>
+            </w:r>
+            <w:proofErr w:type="spellEnd"/>
+            <w:r>
+              <w:br/>
+              <w:t xml:space="preserve">  </w:t>
+            </w:r>
+            <w:proofErr w:type="spellStart"/>
+            <w:r>
+              <w:t>lifecycle_state</w:t>
+            </w:r>
+            <w:proofErr w:type="spellEnd"/>
+            <w:r>
+              <w:br/>
+              <w:t xml:space="preserve">  </w:t>
+            </w:r>
+            <w:proofErr w:type="spellStart"/>
+            <w:r>
+              <w:t>created_at</w:t>
+            </w:r>
+            <w:proofErr w:type="spellEnd"/>
+            <w:r>
+              <w:br/>
               <w:t xml:space="preserve">  cleanup()</w:t>
             </w:r>
           </w:p>
@@ -13095,10 +13540,7 @@
               <w:t xml:space="preserve">Future diagram prompt: </w:t>
             </w:r>
             <w:r>
-              <w:t xml:space="preserve">Draw a Session Manager mapping session IDs to session objects. Show three users Kim, John, </w:t>
-            </w:r>
-            <w:r>
-              <w:t>Maria, each with separate RTCPeerConnection, input queue, output queue, processor, and cleanup. Draw no shared global audio queue. Add lifecycle arrows create -&gt; active -&gt; closing -&gt; closed.</w:t>
+              <w:t>Draw a Session Manager mapping session IDs to session objects. Show three users Kim, John, Maria, each with separate RTCPeerConnection, input queue, output queue, processor, and cleanup. Draw no shared global audio queue. Add lifecycle arrows create -&gt; active -&gt; closing -&gt; closed.</w:t>
             </w:r>
           </w:p>
           <w:p>
@@ -13112,10 +13554,7 @@
               <w:t xml:space="preserve">Must show: </w:t>
             </w:r>
             <w:r>
-              <w:t>Per-session isolation and cleanup; user/session identi</w:t>
-            </w:r>
-            <w:r>
-              <w:t>ty separate from transport internals.</w:t>
+              <w:t>Per-session isolation and cleanup; user/session identity separate from transport internals.</w:t>
             </w:r>
           </w:p>
           <w:p>
@@ -13163,10 +13602,7 @@
         <w:jc w:val="both"/>
       </w:pPr>
       <w:r>
-        <w:t>Implemen</w:t>
-      </w:r>
-      <w:r>
-        <w:t>t the two currently partial architecture boxes: a bounded input audio queue fed by a continuous reader task, and a bounded output audio queue consumed by a paced outgoing track. Define an explicit processor interface between them.</w:t>
+        <w:t>Implement the two currently partial architecture boxes: a bounded input audio queue fed by a continuous reader task, and a bounded output audio queue consumed by a paced outgoing track. Define an explicit processor interface between them.</w:t>
       </w:r>
     </w:p>
     <w:p>
@@ -13175,10 +13611,15 @@
         <w:jc w:val="both"/>
       </w:pPr>
       <w:r>
-        <w:t>• Continuous reader consu</w:t>
-      </w:r>
-      <w:r>
-        <w:t>mes incoming_track.recv() for the entire active session.</w:t>
+        <w:t>• Continuous reader consumes incoming_</w:t>
+      </w:r>
+      <w:proofErr w:type="gramStart"/>
+      <w:r>
+        <w:t>track.recv(</w:t>
+      </w:r>
+      <w:proofErr w:type="gramEnd"/>
+      <w:r>
+        <w:t>) for the entire active session.</w:t>
       </w:r>
     </w:p>
     <w:p>
@@ -13205,10 +13646,7 @@
         <w:jc w:val="both"/>
       </w:pPr>
       <w:r>
-        <w:t xml:space="preserve">• Define backpressure behavior when the input producer is faster </w:t>
-      </w:r>
-      <w:r>
-        <w:t>than the consumer.</w:t>
+        <w:t>• Define backpressure behavior when the input producer is faster than the consumer.</w:t>
       </w:r>
     </w:p>
     <w:p>
@@ -13235,7 +13673,6 @@
         <w:jc w:val="both"/>
       </w:pPr>
       <w:r>
-        <w:lastRenderedPageBreak/>
         <w:t>• Outgoing MediaStreamTrack consumes output at real-time pace and owns timestamp continuity.</w:t>
       </w:r>
     </w:p>
@@ -13245,10 +13682,7 @@
         <w:jc w:val="both"/>
       </w:pPr>
       <w:r>
-        <w:t>• Session cleanup cancels tasks, dra</w:t>
-      </w:r>
-      <w:r>
-        <w:t>ins or discards queues according to policy, and closes tracks safely.</w:t>
+        <w:t>• Session cleanup cancels tasks, drains or discards queues according to policy, and closes tracks safely.</w:t>
       </w:r>
     </w:p>
     <w:tbl>
@@ -13282,6 +13716,7 @@
               <w:pStyle w:val="FigurePlaceholderTitle"/>
             </w:pPr>
             <w:r>
+              <w:lastRenderedPageBreak/>
               <w:t>FIGURE PLACEHOLDER 29: Step 22 production-style streaming voice handling</w:t>
             </w:r>
           </w:p>
@@ -13310,13 +13745,31 @@
               <w:t xml:space="preserve">Future diagram prompt: </w:t>
             </w:r>
             <w:r>
-              <w:t>Draw one session as a c</w:t>
-            </w:r>
-            <w:r>
-              <w:t xml:space="preserve">ontainer. Inside: incoming aiortc track -&gt; ContinuousReader asyncio Task -&gt; resampler/normalizer -&gt; bounded input asyncio.Queue with visible max size -&gt; processor interface -&gt; bounded output asyncio.Queue -&gt; OutgoingAudioTrack -&gt; aiortc. Show cancellation </w:t>
-            </w:r>
-            <w:r>
-              <w:t>token and session cleanup connected to all tasks. Show queue depth/backpressure indicators. Use dashed plugin box for Echo or Gemini processor.</w:t>
+              <w:t xml:space="preserve">Draw one session as a container. Inside: incoming aiortc track -&gt; </w:t>
+            </w:r>
+            <w:proofErr w:type="spellStart"/>
+            <w:r>
+              <w:t>ContinuousReader</w:t>
+            </w:r>
+            <w:proofErr w:type="spellEnd"/>
+            <w:r>
+              <w:t xml:space="preserve"> asyncio Task -&gt; </w:t>
+            </w:r>
+            <w:proofErr w:type="spellStart"/>
+            <w:r>
+              <w:t>resampler</w:t>
+            </w:r>
+            <w:proofErr w:type="spellEnd"/>
+            <w:r>
+              <w:t xml:space="preserve">/normalizer -&gt; bounded input asyncio.Queue with visible max size -&gt; processor interface -&gt; bounded output asyncio.Queue -&gt; </w:t>
+            </w:r>
+            <w:proofErr w:type="spellStart"/>
+            <w:r>
+              <w:t>OutgoingAudioTrack</w:t>
+            </w:r>
+            <w:proofErr w:type="spellEnd"/>
+            <w:r>
+              <w:t xml:space="preserve"> -&gt; aiortc. Show cancellation token and session cleanup connected to all tasks. Show queue depth/backpressure indicators. Use dashed plugin box for Echo or Gemini processor.</w:t>
             </w:r>
           </w:p>
           <w:p>
@@ -13341,13 +13794,7 @@
               <w:rPr>
                 <w:b/>
               </w:rPr>
-              <w:t xml:space="preserve">PowerPoint </w:t>
-            </w:r>
-            <w:r>
-              <w:rPr>
-                <w:b/>
-              </w:rPr>
-              <w:t xml:space="preserve">message: </w:t>
+              <w:t xml:space="preserve">PowerPoint message: </w:t>
             </w:r>
             <w:r>
               <w:t>The queues create the stable seam between transport and AI.</w:t>
@@ -13384,10 +13831,7 @@
         <w:jc w:val="both"/>
       </w:pPr>
       <w:r>
-        <w:t>Do not connect Gemini immediately after the queues are built. First route the</w:t>
-      </w:r>
-      <w:r>
-        <w:t xml:space="preserve"> existing echo behavior through the new input and output queues. The success criterion is that the same user-visible echo still works, proving the queue architecture independently from the AI integration.</w:t>
+        <w:t>Do not connect Gemini immediately after the queues are built. First route the existing echo behavior through the new input and output queues. The success criterion is that the same user-visible echo still works, proving the queue architecture independently from the AI integration.</w:t>
       </w:r>
     </w:p>
     <w:tbl>
@@ -13434,10 +13878,7 @@
             </w:r>
             <w:r>
               <w:br/>
-              <w:t xml:space="preserve">  -&gt;</w:t>
-            </w:r>
-            <w:r>
-              <w:t xml:space="preserve"> Output Queue</w:t>
+              <w:t xml:space="preserve">  -&gt; Output Queue</w:t>
             </w:r>
             <w:r>
               <w:br/>
@@ -13479,10 +13920,7 @@
         <w:jc w:val="both"/>
       </w:pPr>
       <w:r>
-        <w:t>After Step 22A passes, replace the Echo Processor with a Gemini Live streaming bridge. The WebRTC reader and sender shou</w:t>
-      </w:r>
-      <w:r>
-        <w:t>ld not need fundamental redesign. Gemini consumes normalized input chunks from the input queue and produces audio chunks for the output queue.</w:t>
+        <w:t>After Step 22A passes, replace the Echo Processor with a Gemini Live streaming bridge. The WebRTC reader and sender should not need fundamental redesign. Gemini consumes normalized input chunks from the input queue and produces audio chunks for the output queue.</w:t>
       </w:r>
     </w:p>
     <w:p>
@@ -13500,10 +13938,7 @@
         <w:jc w:val="both"/>
       </w:pPr>
       <w:r>
-        <w:t>• Feed normalized microphone chunks continuou</w:t>
-      </w:r>
-      <w:r>
-        <w:t>sly.</w:t>
+        <w:t>• Feed normalized microphone chunks continuously.</w:t>
       </w:r>
     </w:p>
     <w:p>
@@ -13521,7 +13956,6 @@
         <w:jc w:val="both"/>
       </w:pPr>
       <w:r>
-        <w:lastRenderedPageBreak/>
         <w:t>• Implement barge-in policy by cancelling/clearing queued assistant audio when user speech should interrupt.</w:t>
       </w:r>
     </w:p>
@@ -13531,10 +13965,7 @@
         <w:jc w:val="both"/>
       </w:pPr>
       <w:r>
-        <w:t>• Keep transport concerns such as ICE, SRTP, WebRTC timestamps, and phone ro</w:t>
-      </w:r>
-      <w:r>
-        <w:t>uting outside the Gemini adapter.</w:t>
+        <w:t>• Keep transport concerns such as ICE, SRTP, WebRTC timestamps, and phone routing outside the Gemini adapter.</w:t>
       </w:r>
     </w:p>
     <w:tbl>
@@ -13568,6 +13999,7 @@
               <w:pStyle w:val="FigurePlaceholderTitle"/>
             </w:pPr>
             <w:r>
+              <w:lastRenderedPageBreak/>
               <w:t>FIGURE PLACEHOLDER 30: Step 22A echo validation then Step 23 Gemini swap</w:t>
             </w:r>
           </w:p>
@@ -13596,10 +14028,7 @@
               <w:t xml:space="preserve">Future diagram prompt: </w:t>
             </w:r>
             <w:r>
-              <w:t>Draw two panels. Panel A: WebRT</w:t>
-            </w:r>
-            <w:r>
-              <w:t>C -&gt; Input Queue -&gt; Echo Processor -&gt; Output Queue -&gt; WebRTC, with green success check. Panel B: same queues and WebRTC boxes unchanged, but Echo Processor card is removed and Gemini Live Processor card inserted. Use a large "swap only this box" arrow.</w:t>
+              <w:t>Draw two panels. Panel A: WebRTC -&gt; Input Queue -&gt; Echo Processor -&gt; Output Queue -&gt; WebRTC, with green success check. Panel B: same queues and WebRTC boxes unchanged, but Echo Processor card is removed and Gemini Live Processor card inserted. Use a large "swap only this box" arrow.</w:t>
             </w:r>
           </w:p>
           <w:p>
@@ -13610,13 +14039,7 @@
               <w:rPr>
                 <w:b/>
               </w:rPr>
-              <w:t>Mus</w:t>
-            </w:r>
-            <w:r>
-              <w:rPr>
-                <w:b/>
-              </w:rPr>
-              <w:t xml:space="preserve">t show: </w:t>
+              <w:t xml:space="preserve">Must show: </w:t>
             </w:r>
             <w:r>
               <w:t>Identical transport/queue architecture between panels; only processor changes.</w:t>
@@ -13668,10 +14091,7 @@
         <w:jc w:val="both"/>
       </w:pPr>
       <w:r>
-        <w:t xml:space="preserve">• </w:t>
-      </w:r>
-      <w:r>
-        <w:t>Barge-in and assistant-audio cancellation policy.</w:t>
+        <w:t>• Barge-in and assistant-audio cancellation policy.</w:t>
       </w:r>
     </w:p>
     <w:p>
@@ -13707,10 +14127,7 @@
         <w:jc w:val="both"/>
       </w:pPr>
       <w:r>
-        <w:t>• Audio device-route change events including Bluetooth and car</w:t>
-      </w:r>
-      <w:r>
-        <w:t xml:space="preserve"> audio.</w:t>
+        <w:t>• Audio device-route change events including Bluetooth and car audio.</w:t>
       </w:r>
     </w:p>
     <w:p>
@@ -13755,10 +14172,7 @@
         <w:jc w:val="both"/>
       </w:pPr>
       <w:r>
-        <w:t>• Horizontal scaling and session affinity where re</w:t>
-      </w:r>
-      <w:r>
-        <w:t>quired.</w:t>
+        <w:t>• Horizontal scaling and session affinity where required.</w:t>
       </w:r>
     </w:p>
     <w:p>
@@ -13774,10 +14188,7 @@
         <w:jc w:val="both"/>
       </w:pPr>
       <w:r>
-        <w:t>Once Layer 1 is stable, the conversational system can invoke user history, RAG retrieval, wellbeing logic, music recommendation, and other product functions. Those systems should receive well-defined se</w:t>
-      </w:r>
-      <w:r>
-        <w:t>ssion/context events rather than reaching down into WebRTC transport code directly.</w:t>
+        <w:t>Once Layer 1 is stable, the conversational system can invoke user history, RAG retrieval, wellbeing logic, music recommendation, and other product functions. Those systems should receive well-defined session/context events rather than reaching down into WebRTC transport code directly.</w:t>
       </w:r>
     </w:p>
     <w:tbl>
@@ -13826,10 +14237,7 @@
               <w:t xml:space="preserve">Purpose: </w:t>
             </w:r>
             <w:r>
-              <w:t xml:space="preserve">Show the future completed communication layer and the clean boundary to higher </w:t>
-            </w:r>
-            <w:r>
-              <w:t>layers.</w:t>
+              <w:t>Show the future completed communication layer and the clean boundary to higher layers.</w:t>
             </w:r>
           </w:p>
           <w:p>
@@ -13843,10 +14251,7 @@
               <w:t xml:space="preserve">Future diagram prompt: </w:t>
             </w:r>
             <w:r>
-              <w:t>Draw phone -&gt; WebRTC -&gt; aiortc -&gt; input queue -&gt; Gemini Live streaming processor -&gt; output queue -&gt; WebRTC -&gt; phone. Above Gemini, show function/tool connectors to Session Context, RAG Retrieval, Music Recommendation, Soul Sc</w:t>
-            </w:r>
-            <w:r>
-              <w:t>ore/Wellbeing, and persistent data, but keep those as higher-layer services. Draw a strict boundary line labelled "Layer 1 transport and streaming" below them.</w:t>
+              <w:t>Draw phone -&gt; WebRTC -&gt; aiortc -&gt; input queue -&gt; Gemini Live streaming processor -&gt; output queue -&gt; WebRTC -&gt; phone. Above Gemini, show function/tool connectors to Session Context, RAG Retrieval, Music Recommendation, Soul Score/Wellbeing, and persistent data, but keep those as higher-layer services. Draw a strict boundary line labelled "Layer 1 transport and streaming" below them.</w:t>
             </w:r>
           </w:p>
           <w:p>
@@ -13860,10 +14265,7 @@
               <w:t xml:space="preserve">Must show: </w:t>
             </w:r>
             <w:r>
-              <w:t>Queue boundary, Gemini as processor, higher-level services connected through controll</w:t>
-            </w:r>
-            <w:r>
-              <w:t>ed interfaces rather than directly to RTP/WebRTC.</w:t>
+              <w:t>Queue boundary, Gemini as processor, higher-level services connected through controlled interfaces rather than directly to RTP/WebRTC.</w:t>
             </w:r>
           </w:p>
           <w:p>
@@ -13918,10 +14320,7 @@
               <w:pStyle w:val="FigurePlaceholderTitle"/>
             </w:pPr>
             <w:r>
-              <w:t xml:space="preserve">FIGURE PLACEHOLDER 32: Roadmap staircase from Step 19B to production </w:t>
-            </w:r>
-            <w:r>
-              <w:t>voice</w:t>
+              <w:t>FIGURE PLACEHOLDER 32: Roadmap staircase from Step 19B to production voice</w:t>
             </w:r>
           </w:p>
           <w:p>
@@ -13949,10 +14348,15 @@
               <w:t xml:space="preserve">Future diagram prompt: </w:t>
             </w:r>
             <w:r>
-              <w:t>Draw an ascending staircase with milestones: 19B Local backend processing - DONE; 20 Internet/TURN; 21 Session Manager; 22 Input/Output Queues; 22A Echo</w:t>
-            </w:r>
-            <w:r>
-              <w:t xml:space="preserve"> through queues; 23 Gemini Live; 24 Barge-in/audio mixer/device routes; 25 production observability/scaling. Use a "You are here" marker on 19B.</w:t>
+              <w:t xml:space="preserve">Draw an ascending staircase with milestones: 19B Local backend processing - DONE; 20 Internet/TURN; 21 Session Manager; 22 </w:t>
+            </w:r>
+            <w:proofErr w:type="spellStart"/>
+            <w:r>
+              <w:t>Input/Output</w:t>
+            </w:r>
+            <w:proofErr w:type="spellEnd"/>
+            <w:r>
+              <w:t xml:space="preserve"> Queues; 22A Echo through queues; 23 Gemini Live; 24 Barge-in/audio mixer/device routes; 25 production observability/scaling. Use a "You are here" marker on 19B.</w:t>
             </w:r>
           </w:p>
           <w:p>
@@ -13980,10 +14384,15 @@
               <w:t xml:space="preserve">PowerPoint message: </w:t>
             </w:r>
             <w:r>
-              <w:t>The roadmap</w:t>
-            </w:r>
-            <w:r>
-              <w:t xml:space="preserve"> is incremental: prove networking, ownership, buffering, then AI.</w:t>
+              <w:t xml:space="preserve">The roadmap is incremental: prove networking, ownership, buffering, </w:t>
+            </w:r>
+            <w:proofErr w:type="gramStart"/>
+            <w:r>
+              <w:t>then</w:t>
+            </w:r>
+            <w:proofErr w:type="gramEnd"/>
+            <w:r>
+              <w:t xml:space="preserve"> AI.</w:t>
             </w:r>
           </w:p>
           <w:p>
@@ -14026,13 +14435,7 @@
         <w:jc w:val="both"/>
       </w:pPr>
       <w:r>
-        <w:t>Real-time audio should not accumula</w:t>
-      </w:r>
-      <w:r>
-        <w:t>te forever when a consumer is slow. Both input and output queues should be bounded. The team must define what happens when the queue approaches capacity: block producer, drop oldest chunks, drop newest chunks, compress/coalesce where valid, or terminate th</w:t>
-      </w:r>
-      <w:r>
-        <w:t>e unhealthy session. The correct policy may differ between user input and assistant output.</w:t>
+        <w:t>Real-time audio should not accumulate forever when a consumer is slow. Both input and output queues should be bounded. The team must define what happens when the queue approaches capacity: block producer, drop oldest chunks, drop newest chunks, compress/coalesce where valid, or terminate the unhealthy session. The correct policy may differ between user input and assistant output.</w:t>
       </w:r>
     </w:p>
     <w:p>
@@ -14048,10 +14451,7 @@
         <w:jc w:val="both"/>
       </w:pPr>
       <w:r>
-        <w:t>Backpressure is the control mechanism that prevents a fast producer from overwhelming a slower consumer. In the future pipeline, WebRTC audio arri</w:t>
-      </w:r>
-      <w:r>
-        <w:t>ves at real-time pace, while AI processing may occasionally stall. Queue size and wait time become measurable signals that the pipeline is falling behind.</w:t>
+        <w:t>Backpressure is the control mechanism that prevents a fast producer from overwhelming a slower consumer. In the future pipeline, WebRTC audio arrives at real-time pace, while AI processing may occasionally stall. Queue size and wait time become measurable signals that the pipeline is falling behind.</w:t>
       </w:r>
     </w:p>
     <w:p>
@@ -14067,13 +14467,7 @@
         <w:jc w:val="both"/>
       </w:pPr>
       <w:r>
-        <w:t xml:space="preserve">A phone-call experience requires interruption. If Kim begins speaking </w:t>
-      </w:r>
-      <w:r>
-        <w:t>while Syan is responding, the system must be able to stop or clear queued assistant audio quickly. This is one reason an explicit output queue is valuable: it provides a controllable place to discard stale assistant chunks while preserving the WebRTC sende</w:t>
-      </w:r>
-      <w:r>
-        <w:t>r and session transport.</w:t>
+        <w:t>A phone-call experience requires interruption. If Kim begins speaking while Syan is responding, the system must be able to stop or clear queued assistant audio quickly. This is one reason an explicit output queue is valuable: it provides a controllable place to discard stale assistant chunks while preserving the WebRTC sender and session transport.</w:t>
       </w:r>
     </w:p>
     <w:p>
@@ -14091,8 +14485,21 @@
       <w:r>
         <w:t xml:space="preserve">The outgoing MediaStreamTrack should own the final continuous media timeline seen by aiortc. Upstream processors should provide audio content, while the sender ensures correct frame size, sample rate, pts, </w:t>
       </w:r>
-      <w:r>
-        <w:t>time_base, and pacing. Step 19B already experiments with these concepts through _emit().</w:t>
+      <w:proofErr w:type="spellStart"/>
+      <w:r>
+        <w:t>time_base</w:t>
+      </w:r>
+      <w:proofErr w:type="spellEnd"/>
+      <w:r>
+        <w:t>, and pacing. Step 19B already experiments with these concepts through _</w:t>
+      </w:r>
+      <w:proofErr w:type="gramStart"/>
+      <w:r>
+        <w:t>emit(</w:t>
+      </w:r>
+      <w:proofErr w:type="gramEnd"/>
+      <w:r>
+        <w:t>).</w:t>
       </w:r>
     </w:p>
     <w:p>
@@ -14108,10 +14515,7 @@
         <w:jc w:val="both"/>
       </w:pPr>
       <w:r>
-        <w:t xml:space="preserve">The processor contract should define one canonical internal audio format. The final choice must match Gemini Live requirements and the </w:t>
-      </w:r>
-      <w:r>
-        <w:t>surrounding WebRTC path. Normalization should occur at clear boundaries so the rest of the pipeline does not repeatedly resample the same audio.</w:t>
+        <w:t>The processor contract should define one canonical internal audio format. The final choice must match Gemini Live requirements and the surrounding WebRTC path. Normalization should occur at clear boundaries so the rest of the pipeline does not repeatedly resample the same audio.</w:t>
       </w:r>
     </w:p>
     <w:p>
@@ -14127,10 +14531,7 @@
         <w:jc w:val="both"/>
       </w:pPr>
       <w:r>
-        <w:t>The team should define a latency budget rather than optimizing blindly. Measure capture-to-</w:t>
-      </w:r>
-      <w:r>
-        <w:t>gateway arrival, queue wait, processor response, output-queue wait, WebRTC send, and device playout. A voice experience can fail perceptually even when every individual subsystem reports healthy.</w:t>
+        <w:t>The team should define a latency budget rather than optimizing blindly. Measure capture-to-gateway arrival, queue wait, processor response, output-queue wait, WebRTC send, and device playout. A voice experience can fail perceptually even when every individual subsystem reports healthy.</w:t>
       </w:r>
     </w:p>
     <w:tbl>
@@ -14179,10 +14580,7 @@
               <w:t xml:space="preserve">Purpose: </w:t>
             </w:r>
             <w:r>
-              <w:t>Pr</w:t>
-            </w:r>
-            <w:r>
-              <w:t>epare the team for quantitative performance work after functionality is stable.</w:t>
+              <w:t>Prepare the team for quantitative performance work after functionality is stable.</w:t>
             </w:r>
           </w:p>
           <w:p>
@@ -14196,10 +14594,7 @@
               <w:t xml:space="preserve">Future diagram prompt: </w:t>
             </w:r>
             <w:r>
-              <w:t>Draw a left-to-right latency pipeline: microphone capture -&gt; mobile WebRTC encode -&gt; network uplink -&gt; aiortc receive -&gt; input queue wait -&gt; AI/processor</w:t>
-            </w:r>
-            <w:r>
-              <w:t xml:space="preserve"> -&gt; output queue wait -&gt; aiortc/WebRTC send -&gt; network downlink -&gt; phone decode/playout. Under each segment place a blank placeholder for measured milliseconds. Add a total latency equation bar at the bottom.</w:t>
+              <w:t>Draw a left-to-right latency pipeline: microphone capture -&gt; mobile WebRTC encode -&gt; network uplink -&gt; aiortc receive -&gt; input queue wait -&gt; AI/processor -&gt; output queue wait -&gt; aiortc/WebRTC send -&gt; network downlink -&gt; phone decode/playout. Under each segment place a blank placeholder for measured milliseconds. Add a total latency equation bar at the bottom.</w:t>
             </w:r>
           </w:p>
           <w:p>
@@ -14213,10 +14608,7 @@
               <w:t xml:space="preserve">Must show: </w:t>
             </w:r>
             <w:r>
-              <w:t>Separate network, queue, and process</w:t>
-            </w:r>
-            <w:r>
-              <w:t>or contributions; no invented latency numbers.</w:t>
+              <w:t>Separate network, queue, and processor contributions; no invented latency numbers.</w:t>
             </w:r>
           </w:p>
           <w:p>
@@ -14264,13 +14656,7 @@
         <w:jc w:val="both"/>
       </w:pPr>
       <w:r>
-        <w:t xml:space="preserve">Every task, </w:t>
-      </w:r>
-      <w:r>
-        <w:t>queue, track, player, PeerConnection, and AI session must have an owner and a cleanup path. When a session closes or fails, the cleanup routine must cancel tasks, stop media tracks, release prompt players, clear queues as appropriate, remove the session fr</w:t>
-      </w:r>
-      <w:r>
-        <w:t>om the manager, and close the PeerConnection. Resource leaks become catastrophic when the system moves from one user to hundreds.</w:t>
+        <w:t>Every task, queue, track, player, PeerConnection, and AI session must have an owner and a cleanup path. When a session closes or fails, the cleanup routine must cancel tasks, stop media tracks, release prompt players, clear queues as appropriate, remove the session from the manager, and close the PeerConnection. Resource leaks become catastrophic when the system moves from one user to hundreds.</w:t>
       </w:r>
     </w:p>
     <w:p>
@@ -14305,10 +14691,7 @@
         <w:jc w:val="both"/>
       </w:pPr>
       <w:r>
-        <w:t>• Selected candida</w:t>
-      </w:r>
-      <w:r>
-        <w:t>te type where safe to record.</w:t>
+        <w:t>• Selected candidate type where safe to record.</w:t>
       </w:r>
     </w:p>
     <w:p>
@@ -14362,10 +14745,7 @@
         <w:jc w:val="both"/>
       </w:pPr>
       <w:r>
-        <w:t xml:space="preserve">• </w:t>
-      </w:r>
-      <w:r>
-        <w:t>Error codes by failure domain.</w:t>
+        <w:t>• Error codes by failure domain.</w:t>
       </w:r>
     </w:p>
     <w:p>
@@ -14434,19 +14814,10 @@
               <w:rPr>
                 <w:b/>
               </w:rPr>
-              <w:t>Future diagram p</w:t>
-            </w:r>
-            <w:r>
-              <w:rPr>
-                <w:b/>
-              </w:rPr>
-              <w:t xml:space="preserve">rompt: </w:t>
-            </w:r>
-            <w:r>
-              <w:t>Draw the complete Layer 1 pipeline and place small metric icons at Metro/dev boundary, HTTP signaling, ICE/DTLS state, incoming frame rate, input queue depth, processor latency, output queue depth, outgoing frame rate, mobile audio route. Draw red f</w:t>
-            </w:r>
-            <w:r>
-              <w:t>ailure bubbles for firewall, TURN, queue backlog, processor timeout, and device-route failure.</w:t>
+              <w:t xml:space="preserve">Future diagram prompt: </w:t>
+            </w:r>
+            <w:r>
+              <w:t>Draw the complete Layer 1 pipeline and place small metric icons at Metro/dev boundary, HTTP signaling, ICE/DTLS state, incoming frame rate, input queue depth, processor latency, output queue depth, outgoing frame rate, mobile audio route. Draw red failure bubbles for firewall, TURN, queue backlog, processor timeout, and device-route failure.</w:t>
             </w:r>
           </w:p>
           <w:p>
@@ -14474,10 +14845,7 @@
               <w:t xml:space="preserve">PowerPoint message: </w:t>
             </w:r>
             <w:r>
-              <w:t>Production reliability comes from observ</w:t>
-            </w:r>
-            <w:r>
-              <w:t>ability at interfaces, not from more verbose console logs.</w:t>
+              <w:t>Production reliability comes from observability at interfaces, not from more verbose console logs.</w:t>
             </w:r>
           </w:p>
           <w:p>
@@ -14511,10 +14879,7 @@
         <w:jc w:val="both"/>
       </w:pPr>
       <w:r>
-        <w:t>WebRTC already provides encrypted media transport, but production security also requires authenticated signaling, protected se</w:t>
-      </w:r>
-      <w:r>
-        <w:t>ssion creation, TURN credential management, TLS for HTTP/WebSocket endpoints, secret management, and careful logging. Encryption of the media channel does not automatically authenticate the RedDust user or authorize access to backend resources.</w:t>
+        <w:t>WebRTC already provides encrypted media transport, but production security also requires authenticated signaling, protected session creation, TURN credential management, TLS for HTTP/WebSocket endpoints, secret management, and careful logging. Encryption of the media channel does not automatically authenticate the RedDust user or authorize access to backend resources.</w:t>
       </w:r>
     </w:p>
     <w:tbl>
@@ -14548,10 +14913,7 @@
               <w:pStyle w:val="FigurePlaceholderTitle"/>
             </w:pPr>
             <w:r>
-              <w:t>FIGURE PLAC</w:t>
-            </w:r>
-            <w:r>
-              <w:t>EHOLDER 35: Layer 1 security boundary</w:t>
+              <w:t>FIGURE PLACEHOLDER 35: Layer 1 security boundary</w:t>
             </w:r>
           </w:p>
           <w:p>
@@ -14579,10 +14941,23 @@
               <w:t xml:space="preserve">Future diagram prompt: </w:t>
             </w:r>
             <w:r>
-              <w:t xml:space="preserve">Draw phone identity/auth token -&gt; HTTPS signaling -&gt; Session Manager authorization. Separately show DTLS/SRTP protecting media, TURN credentials </w:t>
-            </w:r>
-            <w:r>
-              <w:t>protecting relay use, and secret manager providing server-side credentials. Mark full SDP logs and hard-coded secrets with red warning icons. Keep user identity/auth distinct from WebRTC encryption.</w:t>
+              <w:t>Draw phone identity/</w:t>
+            </w:r>
+            <w:proofErr w:type="spellStart"/>
+            <w:r>
+              <w:t>auth</w:t>
+            </w:r>
+            <w:proofErr w:type="spellEnd"/>
+            <w:r>
+              <w:t xml:space="preserve"> token -&gt; HTTPS signaling -&gt; Session Manager authorization. Separately show DTLS/SRTP protecting media, TURN credentials protecting relay use, and secret manager providing server-side credentials. Mark full SDP logs and hard-coded secrets with red warning icons. Keep user identity/</w:t>
+            </w:r>
+            <w:proofErr w:type="spellStart"/>
+            <w:r>
+              <w:t>auth</w:t>
+            </w:r>
+            <w:proofErr w:type="spellEnd"/>
+            <w:r>
+              <w:t xml:space="preserve"> distinct from WebRTC encryption.</w:t>
             </w:r>
           </w:p>
           <w:p>
@@ -14596,10 +14971,7 @@
               <w:t xml:space="preserve">Must show: </w:t>
             </w:r>
             <w:r>
-              <w:t>Authentication, authorization, TLS, DTLS/SRTP,</w:t>
-            </w:r>
-            <w:r>
-              <w:t xml:space="preserve"> TURN credentials, secret storage, logging hygiene.</w:t>
+              <w:t>Authentication, authorization, TLS, DTLS/SRTP, TURN credentials, secret storage, logging hygiene.</w:t>
             </w:r>
           </w:p>
           <w:p>
@@ -14648,10 +15020,7 @@
         <w:pStyle w:val="Heading2"/>
       </w:pPr>
       <w:r>
-        <w:t xml:space="preserve">16.1 </w:t>
-      </w:r>
-      <w:r>
-        <w:t>Current Layer 1 local proof - definition of done</w:t>
+        <w:t>16.1 Current Layer 1 local proof - definition of done</w:t>
       </w:r>
     </w:p>
     <w:p>
@@ -14687,10 +15056,7 @@
         <w:jc w:val="both"/>
       </w:pPr>
       <w:r>
-        <w:t>• Phone applies the remote answer su</w:t>
-      </w:r>
-      <w:r>
-        <w:t>ccessfully.</w:t>
+        <w:t>• Phone applies the remote answer successfully.</w:t>
       </w:r>
     </w:p>
     <w:p>
@@ -14753,10 +15119,7 @@
         <w:jc w:val="both"/>
       </w:pPr>
       <w:r>
-        <w:t>• Loudspeaker/ea</w:t>
-      </w:r>
-      <w:r>
-        <w:t>rpiece toggle works on the current test Android device.</w:t>
+        <w:t>• Loudspeaker/earpiece toggle works on the current test Android device.</w:t>
       </w:r>
     </w:p>
     <w:p>
@@ -14791,10 +15154,7 @@
         <w:jc w:val="both"/>
       </w:pPr>
       <w:r>
-        <w:t xml:space="preserve">• Signaling is served through </w:t>
-      </w:r>
-      <w:r>
-        <w:t>production-appropriate secure endpoints.</w:t>
+        <w:t>• Signaling is served through production-appropriate secure endpoints.</w:t>
       </w:r>
     </w:p>
     <w:p>
@@ -14821,10 +15181,7 @@
         <w:jc w:val="both"/>
       </w:pPr>
       <w:r>
-        <w:t xml:space="preserve">• The unchanged known-good echo/prefix processor returns audio over the </w:t>
-      </w:r>
-      <w:r>
-        <w:t>Internet.</w:t>
+        <w:t>• The unchanged known-good echo/prefix processor returns audio over the Internet.</w:t>
       </w:r>
     </w:p>
     <w:p>
@@ -14868,10 +15225,7 @@
         <w:jc w:val="both"/>
       </w:pPr>
       <w:r>
-        <w:t>• Mult</w:t>
-      </w:r>
-      <w:r>
-        <w:t>iple sessions do not share queues or processors accidentally.</w:t>
+        <w:t>• Multiple sessions do not share queues or processors accidentally.</w:t>
       </w:r>
     </w:p>
     <w:p>
@@ -14906,10 +15260,7 @@
         <w:jc w:val="both"/>
       </w:pPr>
       <w:r>
-        <w:t xml:space="preserve">• Incoming track is continuously consumed by a dedicated </w:t>
-      </w:r>
-      <w:r>
-        <w:t>reader task.</w:t>
+        <w:t>• Incoming track is continuously consumed by a dedicated reader task.</w:t>
       </w:r>
     </w:p>
     <w:p>
@@ -14955,10 +15306,7 @@
         <w:jc w:val="both"/>
       </w:pPr>
       <w:r>
-        <w:t>• Echo pro</w:t>
-      </w:r>
-      <w:r>
-        <w:t>cessor works through the new queues before Gemini is introduced.</w:t>
+        <w:t>• Echo processor works through the new queues before Gemini is introduced.</w:t>
       </w:r>
     </w:p>
     <w:p>
@@ -14993,10 +15341,7 @@
         <w:jc w:val="both"/>
       </w:pPr>
       <w:r>
-        <w:t>• Gemini</w:t>
-      </w:r>
-      <w:r>
-        <w:t xml:space="preserve"> audio reaches the output queue and returns through the existing WebRTC sender.</w:t>
+        <w:t>• Gemini audio reaches the output queue and returns through the existing WebRTC sender.</w:t>
       </w:r>
     </w:p>
     <w:p>
@@ -15023,10 +15368,7 @@
         <w:jc w:val="both"/>
       </w:pPr>
       <w:r>
-        <w:t>• End-to-end latency is measured at defined instrumentation poin</w:t>
-      </w:r>
-      <w:r>
-        <w:t>ts.</w:t>
+        <w:t>• End-to-end latency is measured at defined instrumentation points.</w:t>
       </w:r>
     </w:p>
     <w:p>
@@ -15097,10 +15439,7 @@
               <w:t xml:space="preserve">Future diagram prompt: </w:t>
             </w:r>
             <w:r>
-              <w:t xml:space="preserve">Draw a pipeline of gates labelled </w:t>
-            </w:r>
-            <w:r>
-              <w:t>19B, 20, 21, 22, 22A, 23. Under each gate list 2-3 concise success criteria. Use green check on 19B and empty checkboxes on future gates. Add arrows showing developers do not advance until the prior gate passes.</w:t>
+              <w:t>Draw a pipeline of gates labelled 19B, 20, 21, 22, 22A, 23. Under each gate list 2-3 concise success criteria. Use green check on 19B and empty checkboxes on future gates. Add arrows showing developers do not advance until the prior gate passes.</w:t>
             </w:r>
           </w:p>
           <w:p>
@@ -15114,10 +15453,7 @@
               <w:t xml:space="preserve">Must show: </w:t>
             </w:r>
             <w:r>
-              <w:t>Pass/fail gates rather than vague</w:t>
-            </w:r>
-            <w:r>
-              <w:t xml:space="preserve"> percentage-complete labels.</w:t>
+              <w:t>Pass/fail gates rather than vague percentage-complete labels.</w:t>
             </w:r>
           </w:p>
           <w:p>
@@ -15205,10 +15541,14 @@
             </w:r>
             <w:r>
               <w:br/>
-              <w:t>py -3.12 -m venv .v</w:t>
-            </w:r>
-            <w:r>
-              <w:t>env</w:t>
+            </w:r>
+            <w:proofErr w:type="spellStart"/>
+            <w:r>
+              <w:t>py</w:t>
+            </w:r>
+            <w:proofErr w:type="spellEnd"/>
+            <w:r>
+              <w:t xml:space="preserve"> -3.12 -m venv .venv</w:t>
             </w:r>
             <w:r>
               <w:br/>
@@ -15224,7 +15564,23 @@
             </w:r>
             <w:r>
               <w:br/>
-              <w:t>python -c "import fastapi, pydantic_core, aiortc, av; print('All gateway imports OK')"</w:t>
+              <w:t xml:space="preserve">python -c "import </w:t>
+            </w:r>
+            <w:proofErr w:type="spellStart"/>
+            <w:r>
+              <w:t>fastapi</w:t>
+            </w:r>
+            <w:proofErr w:type="spellEnd"/>
+            <w:r>
+              <w:t xml:space="preserve">, </w:t>
+            </w:r>
+            <w:proofErr w:type="spellStart"/>
+            <w:r>
+              <w:t>pydantic_core</w:t>
+            </w:r>
+            <w:proofErr w:type="spellEnd"/>
+            <w:r>
+              <w:t>, aiortc, av; print('All gateway imports OK')"</w:t>
             </w:r>
           </w:p>
         </w:tc>
@@ -15279,8 +15635,6 @@
             </w:r>
             <w:r>
               <w:br/>
-            </w:r>
-            <w:r>
               <w:t>.venv\Scripts\Activate.ps1</w:t>
             </w:r>
             <w:r>
@@ -15415,10 +15769,7 @@
         <w:pStyle w:val="Heading2"/>
       </w:pPr>
       <w:r>
-        <w:t>A.5 Fin</w:t>
-      </w:r>
-      <w:r>
-        <w:t>d the laptop LAN IP</w:t>
+        <w:t>A.5 Find the laptop LAN IP</w:t>
       </w:r>
     </w:p>
     <w:tbl>
@@ -15555,14 +15906,24 @@
               <w:keepLines/>
             </w:pPr>
             <w:r>
-              <w:t>npx eas-cli@latest device:create</w:t>
-            </w:r>
-            <w:r>
-              <w:br/>
-              <w:t xml:space="preserve">npx </w:t>
-            </w:r>
-            <w:r>
-              <w:t>eas-cli@latest build --platform ios --profile development</w:t>
+              <w:t xml:space="preserve">npx eas-cli@latest </w:t>
+            </w:r>
+            <w:proofErr w:type="spellStart"/>
+            <w:r>
+              <w:t>device:create</w:t>
+            </w:r>
+            <w:proofErr w:type="spellEnd"/>
+            <w:r>
+              <w:br/>
+              <w:t xml:space="preserve">npx eas-cli@latest build --platform </w:t>
+            </w:r>
+            <w:proofErr w:type="spellStart"/>
+            <w:r>
+              <w:t>ios</w:t>
+            </w:r>
+            <w:proofErr w:type="spellEnd"/>
+            <w:r>
+              <w:t xml:space="preserve"> --profile development</w:t>
             </w:r>
           </w:p>
         </w:tc>
@@ -15578,7 +15939,15 @@
         <w:pStyle w:val="Heading2"/>
       </w:pPr>
       <w:r>
-        <w:t>A.8 Git status and safe selective staging</w:t>
+        <w:t xml:space="preserve">A.8 </w:t>
+      </w:r>
+      <w:proofErr w:type="spellStart"/>
+      <w:r>
+        <w:t>Git</w:t>
+      </w:r>
+      <w:proofErr w:type="spellEnd"/>
+      <w:r>
+        <w:t xml:space="preserve"> status and safe selective staging</w:t>
       </w:r>
     </w:p>
     <w:tbl>
@@ -15617,40 +15986,91 @@
             </w:r>
             <w:r>
               <w:br/>
-              <w:t>git status</w:t>
-            </w:r>
-            <w:r>
-              <w:br/>
-            </w:r>
-            <w:r>
-              <w:br/>
-              <w:t>git add reddust-mobile/src/app/index.tsx</w:t>
-            </w:r>
-            <w:r>
-              <w:br/>
-              <w:t>git add reddust-mobile/app.json</w:t>
-            </w:r>
-            <w:r>
-              <w:br/>
-              <w:t>git add reddust-mobile/.env.example</w:t>
-            </w:r>
-            <w:r>
-              <w:br/>
-              <w:t>git add reddust-gat</w:t>
-            </w:r>
-            <w:r>
-              <w:t>eway/app/echo.py</w:t>
-            </w:r>
-            <w:r>
-              <w:br/>
-              <w:t>git add reddust-gateway/app/audio/hello_reddust_echo.wav</w:t>
-            </w:r>
-            <w:r>
-              <w:br/>
-            </w:r>
-            <w:r>
-              <w:br/>
-              <w:t>git status</w:t>
+            </w:r>
+            <w:proofErr w:type="spellStart"/>
+            <w:r>
+              <w:t>git</w:t>
+            </w:r>
+            <w:proofErr w:type="spellEnd"/>
+            <w:r>
+              <w:t xml:space="preserve"> status</w:t>
+            </w:r>
+            <w:r>
+              <w:br/>
+            </w:r>
+            <w:r>
+              <w:br/>
+            </w:r>
+            <w:proofErr w:type="spellStart"/>
+            <w:r>
+              <w:t>git</w:t>
+            </w:r>
+            <w:proofErr w:type="spellEnd"/>
+            <w:r>
+              <w:t xml:space="preserve"> add reddust-mobile/src/app/index.tsx</w:t>
+            </w:r>
+            <w:r>
+              <w:br/>
+            </w:r>
+            <w:proofErr w:type="spellStart"/>
+            <w:r>
+              <w:t>git</w:t>
+            </w:r>
+            <w:proofErr w:type="spellEnd"/>
+            <w:r>
+              <w:t xml:space="preserve"> add reddust-mobile/app.json</w:t>
+            </w:r>
+            <w:r>
+              <w:br/>
+            </w:r>
+            <w:proofErr w:type="spellStart"/>
+            <w:r>
+              <w:t>git</w:t>
+            </w:r>
+            <w:proofErr w:type="spellEnd"/>
+            <w:r>
+              <w:t xml:space="preserve"> add reddust-mobile/.</w:t>
+            </w:r>
+            <w:proofErr w:type="spellStart"/>
+            <w:r>
+              <w:t>env.example</w:t>
+            </w:r>
+            <w:proofErr w:type="spellEnd"/>
+            <w:r>
+              <w:br/>
+            </w:r>
+            <w:proofErr w:type="spellStart"/>
+            <w:r>
+              <w:t>git</w:t>
+            </w:r>
+            <w:proofErr w:type="spellEnd"/>
+            <w:r>
+              <w:t xml:space="preserve"> add reddust-gateway/app/echo.py</w:t>
+            </w:r>
+            <w:r>
+              <w:br/>
+            </w:r>
+            <w:proofErr w:type="spellStart"/>
+            <w:r>
+              <w:t>git</w:t>
+            </w:r>
+            <w:proofErr w:type="spellEnd"/>
+            <w:r>
+              <w:t xml:space="preserve"> add reddust-gateway/app/audio/hello_reddust_echo.wav</w:t>
+            </w:r>
+            <w:r>
+              <w:br/>
+            </w:r>
+            <w:r>
+              <w:br/>
+            </w:r>
+            <w:proofErr w:type="spellStart"/>
+            <w:r>
+              <w:t>git</w:t>
+            </w:r>
+            <w:proofErr w:type="spellEnd"/>
+            <w:r>
+              <w:t xml:space="preserve"> status</w:t>
             </w:r>
           </w:p>
         </w:tc>
@@ -15691,24 +16111,69 @@
             <w:pPr>
               <w:jc w:val="both"/>
             </w:pPr>
+            <w:proofErr w:type="spellStart"/>
             <w:r>
               <w:rPr>
                 <w:b/>
                 <w:sz w:val="22"/>
               </w:rPr>
-              <w:t xml:space="preserve">Git caution: </w:t>
-            </w:r>
-            <w:r>
-              <w:rPr>
+              <w:t>Git</w:t>
+            </w:r>
+            <w:proofErr w:type="spellEnd"/>
+            <w:r>
+              <w:rPr>
+                <w:b/>
                 <w:sz w:val="22"/>
               </w:rPr>
-              <w:t>Use selective staging when Word/PowerPoint files or temporary Office files are also modified. Do not use git add . blindly when unrelated documentation cha</w:t>
+              <w:t xml:space="preserve"> caution: </w:t>
             </w:r>
             <w:r>
               <w:rPr>
                 <w:sz w:val="22"/>
               </w:rPr>
-              <w:t>nges are present.</w:t>
+              <w:t xml:space="preserve">Use selective staging when Word/PowerPoint files or temporary Office files are also modified. Do not use </w:t>
+            </w:r>
+            <w:proofErr w:type="spellStart"/>
+            <w:r>
+              <w:rPr>
+                <w:sz w:val="22"/>
+              </w:rPr>
+              <w:t>git</w:t>
+            </w:r>
+            <w:proofErr w:type="spellEnd"/>
+            <w:r>
+              <w:rPr>
+                <w:sz w:val="22"/>
+              </w:rPr>
+              <w:t xml:space="preserve"> </w:t>
+            </w:r>
+            <w:proofErr w:type="gramStart"/>
+            <w:r>
+              <w:rPr>
+                <w:sz w:val="22"/>
+              </w:rPr>
+              <w:t>add .</w:t>
+            </w:r>
+            <w:proofErr w:type="gramEnd"/>
+            <w:r>
+              <w:rPr>
+                <w:sz w:val="22"/>
+              </w:rPr>
+              <w:t xml:space="preserve"> </w:t>
+            </w:r>
+            <w:proofErr w:type="gramStart"/>
+            <w:r>
+              <w:rPr>
+                <w:sz w:val="22"/>
+              </w:rPr>
+              <w:t>blindly</w:t>
+            </w:r>
+            <w:proofErr w:type="gramEnd"/>
+            <w:r>
+              <w:rPr>
+                <w:sz w:val="22"/>
+              </w:rPr>
+              <w:t xml:space="preserve"> when unrelated documentation changes are present.</w:t>
             </w:r>
           </w:p>
         </w:tc>
@@ -15736,8 +16201,8 @@
         <w:tblLook w:val="04A0" w:firstRow="1" w:lastRow="0" w:firstColumn="1" w:lastColumn="0" w:noHBand="0" w:noVBand="1"/>
       </w:tblPr>
       <w:tblGrid>
-        <w:gridCol w:w="2304"/>
-        <w:gridCol w:w="7776"/>
+        <w:gridCol w:w="2284"/>
+        <w:gridCol w:w="7584"/>
       </w:tblGrid>
       <w:tr>
         <w:trPr>
@@ -15866,17 +16331,19 @@
             <w:tcW w:w="7776" w:type="dxa"/>
           </w:tcPr>
           <w:p>
+            <w:proofErr w:type="spellStart"/>
             <w:r>
               <w:rPr>
                 <w:sz w:val="19"/>
               </w:rPr>
-              <w:t xml:space="preserve">PyAV representation of decoded/processed audio </w:t>
-            </w:r>
+              <w:t>PyAV</w:t>
+            </w:r>
+            <w:proofErr w:type="spellEnd"/>
             <w:r>
               <w:rPr>
                 <w:sz w:val="19"/>
               </w:rPr>
-              <w:t>samples available to backend code.</w:t>
+              <w:t xml:space="preserve"> representation of decoded/processed audio samples available to backend code.</w:t>
             </w:r>
           </w:p>
         </w:tc>
@@ -15972,13 +16439,7 @@
               <w:rPr>
                 <w:sz w:val="19"/>
               </w:rPr>
-              <w:t xml:space="preserve">Custom Expo app binary </w:t>
-            </w:r>
-            <w:r>
-              <w:rPr>
-                <w:sz w:val="19"/>
-              </w:rPr>
-              <w:t>that contains native modules such as react-native-webrtc.</w:t>
+              <w:t>Custom Expo app binary that contains native modules such as react-native-webrtc.</w:t>
             </w:r>
           </w:p>
         </w:tc>
@@ -16074,13 +16535,7 @@
               <w:rPr>
                 <w:sz w:val="19"/>
               </w:rPr>
-              <w:t>Interactive Conne</w:t>
-            </w:r>
-            <w:r>
-              <w:rPr>
-                <w:sz w:val="19"/>
-              </w:rPr>
-              <w:t>ctivity Establishment; finds and tests network paths between WebRTC peers.</w:t>
+              <w:t>Interactive Connectivity Establishment; finds and tests network paths between WebRTC peers.</w:t>
             </w:r>
           </w:p>
         </w:tc>
@@ -16176,13 +16631,7 @@
               <w:rPr>
                 <w:sz w:val="19"/>
               </w:rPr>
-              <w:t>React Native JavaS</w:t>
-            </w:r>
-            <w:r>
-              <w:rPr>
-                <w:sz w:val="19"/>
-              </w:rPr>
-              <w:t>cript bundler used during development.</w:t>
+              <w:t>React Native JavaScript bundler used during development.</w:t>
             </w:r>
           </w:p>
         </w:tc>
@@ -16278,13 +16727,7 @@
               <w:rPr>
                 <w:sz w:val="19"/>
               </w:rPr>
-              <w:t xml:space="preserve">Uncompressed digital audio sample representation used conceptually inside processing </w:t>
-            </w:r>
-            <w:r>
-              <w:rPr>
-                <w:sz w:val="19"/>
-              </w:rPr>
-              <w:t>stages.</w:t>
+              <w:t>Uncompressed digital audio sample representation used conceptually inside processing stages.</w:t>
             </w:r>
           </w:p>
         </w:tc>
@@ -16363,11 +16806,19 @@
             <w:tcW w:w="2304" w:type="dxa"/>
           </w:tcPr>
           <w:p>
+            <w:proofErr w:type="spellStart"/>
             <w:r>
               <w:rPr>
                 <w:sz w:val="19"/>
               </w:rPr>
-              <w:t>PyAV / av</w:t>
+              <w:t>PyAV</w:t>
+            </w:r>
+            <w:proofErr w:type="spellEnd"/>
+            <w:r>
+              <w:rPr>
+                <w:sz w:val="19"/>
+              </w:rPr>
+              <w:t xml:space="preserve"> / av</w:t>
             </w:r>
           </w:p>
         </w:tc>
@@ -16412,13 +16863,7 @@
               <w:rPr>
                 <w:sz w:val="19"/>
               </w:rPr>
-              <w:t xml:space="preserve">Real-time </w:t>
-            </w:r>
-            <w:r>
-              <w:rPr>
-                <w:sz w:val="19"/>
-              </w:rPr>
-              <w:t>Transport Protocol; carries real-time media packets.</w:t>
+              <w:t>Real-time Transport Protocol; carries real-time media packets.</w:t>
             </w:r>
           </w:p>
         </w:tc>
@@ -16514,13 +16959,7 @@
               <w:rPr>
                 <w:sz w:val="19"/>
               </w:rPr>
-              <w:t xml:space="preserve">Service that helps a peer </w:t>
-            </w:r>
-            <w:r>
-              <w:rPr>
-                <w:sz w:val="19"/>
-              </w:rPr>
-              <w:t>discover its public-facing network address.</w:t>
+              <w:t>Service that helps a peer discover its public-facing network address.</w:t>
             </w:r>
           </w:p>
         </w:tc>
@@ -16616,13 +17055,7 @@
               <w:rPr>
                 <w:sz w:val="19"/>
               </w:rPr>
-              <w:t>Real-time communication stack providing media capture, negotiation</w:t>
-            </w:r>
-            <w:r>
-              <w:rPr>
-                <w:sz w:val="19"/>
-              </w:rPr>
-              <w:t>, secure transport, and media tracks.</w:t>
+              <w:t>Real-time communication stack providing media capture, negotiation, secure transport, and media tracks.</w:t>
             </w:r>
           </w:p>
         </w:tc>
@@ -16642,13 +17075,7 @@
         <w:jc w:val="both"/>
       </w:pPr>
       <w:r>
-        <w:t>This appendix repeats every diagram brief in one place so the team can use the prompts in subsequent ChatGPT/image-generation requests. For presentation consistency, use a white ba</w:t>
-      </w:r>
-      <w:r>
-        <w:t>ckground, modern technical architecture style, crisp vector-like shapes, minimal shadows, and a common visual legend: mobile/client = teal, connectivity/WebRTC = blue, backend/media = green, higher-layer AI = purple, warnings/partial = amber, future = gray</w:t>
-      </w:r>
-      <w:r>
-        <w:t xml:space="preserve"> dashed, verified success = green check.</w:t>
+        <w:t>This appendix repeats every diagram brief in one place so the team can use the prompts in subsequent ChatGPT/image-generation requests. For presentation consistency, use a white background, modern technical architecture style, crisp vector-like shapes, minimal shadows, and a common visual legend: mobile/client = teal, connectivity/WebRTC = blue, backend/media = green, higher-layer AI = purple, warnings/partial = amber, future = gray dashed, verified success = green check.</w:t>
       </w:r>
     </w:p>
     <w:p>
@@ -16672,24 +17099,15 @@
         <w:jc w:val="both"/>
       </w:pPr>
       <w:r>
-        <w:t>Prompt to reuse: Create a clean horizontal maturity roadmap. Start with a ph</w:t>
-      </w:r>
-      <w:r>
-        <w:t>ysical phone microphone on the left. Show milestones: local microphone capture, WebRTC connection, Python aiortc gateway, bidirectional echo, audio routing, backend media manipulation, Internet/TURN, session manager, explicit input/output audio queues, Gem</w:t>
-      </w:r>
-      <w:r>
-        <w:t>ini Live, then higher layers such as RAG/music/soul score. Use solid colored boxes for implemented milestones and dashed gray boxes for future milestones.</w:t>
-      </w:r>
-    </w:p>
-    <w:p>
-      <w:pPr>
-        <w:jc w:val="both"/>
-      </w:pPr>
-      <w:r>
-        <w:t xml:space="preserve">Must show: Clear CURRENT marker at Step 19B; future arrows to Steps 20-23; distinction between Layer </w:t>
-      </w:r>
-      <w:r>
-        <w:t>1 foundation and higher layers.</w:t>
+        <w:t>Prompt to reuse: Create a clean horizontal maturity roadmap. Start with a physical phone microphone on the left. Show milestones: local microphone capture, WebRTC connection, Python aiortc gateway, bidirectional echo, audio routing, backend media manipulation, Internet/TURN, session manager, explicit input/output audio queues, Gemini Live, then higher layers such as RAG/music/soul score. Use solid colored boxes for implemented milestones and dashed gray boxes for future milestones.</w:t>
+      </w:r>
+    </w:p>
+    <w:p>
+      <w:pPr>
+        <w:jc w:val="both"/>
+      </w:pPr>
+      <w:r>
+        <w:t>Must show: Clear CURRENT marker at Step 19B; future arrows to Steps 20-23; distinction between Layer 1 foundation and higher layers.</w:t>
       </w:r>
     </w:p>
     <w:p>
@@ -16741,13 +17159,7 @@
               <w:rPr>
                 <w:sz w:val="22"/>
               </w:rPr>
-              <w:t xml:space="preserve">Use this diagram as a standalone architecture slide or as the primary </w:t>
-            </w:r>
-            <w:r>
-              <w:rPr>
-                <w:sz w:val="22"/>
-              </w:rPr>
-              <w:t>visual with no more than three supporting bullets. Keep labels large enough to remain legible when projected.</w:t>
+              <w:t>Use this diagram as a standalone architecture slide or as the primary visual with no more than three supporting bullets. Keep labels large enough to remain legible when projected.</w:t>
             </w:r>
           </w:p>
         </w:tc>
@@ -16771,24 +17183,15 @@
         <w:jc w:val="both"/>
       </w:pPr>
       <w:r>
-        <w:t>Purpose: Show how the Layer 1 voice foundation fits inside the lar</w:t>
-      </w:r>
-      <w:r>
-        <w:t>ger product architecture.</w:t>
-      </w:r>
-    </w:p>
-    <w:p>
-      <w:pPr>
-        <w:jc w:val="both"/>
-      </w:pPr>
-      <w:r>
-        <w:t>Prompt to reuse: Draw three horizontal layers. Layer 1 at the top or center should be visually highlighted and expanded: React Native app, signaling/session path, WebRTC media gateway, streaming voice handling, and output routing.</w:t>
-      </w:r>
-      <w:r>
-        <w:t xml:space="preserve"> Layer 2 should show music recommendation and verified track URL delivery. Layer 3 should show control commands, session state, database, RAG, soul score, feedback, and analytics. Use a strong highlight around Layer 1 and subdued treatment for Layers 2 and</w:t>
-      </w:r>
-      <w:r>
-        <w:t xml:space="preserve"> 3.</w:t>
+        <w:t>Purpose: Show how the Layer 1 voice foundation fits inside the larger product architecture.</w:t>
+      </w:r>
+    </w:p>
+    <w:p>
+      <w:pPr>
+        <w:jc w:val="both"/>
+      </w:pPr>
+      <w:r>
+        <w:t>Prompt to reuse: Draw three horizontal layers. Layer 1 at the top or center should be visually highlighted and expanded: React Native app, signaling/session path, WebRTC media gateway, streaming voice handling, and output routing. Layer 2 should show music recommendation and verified track URL delivery. Layer 3 should show control commands, session state, database, RAG, soul score, feedback, and analytics. Use a strong highlight around Layer 1 and subdued treatment for Layers 2 and 3.</w:t>
       </w:r>
     </w:p>
     <w:p>
@@ -16804,10 +17207,7 @@
         <w:jc w:val="both"/>
       </w:pPr>
       <w:r>
-        <w:t>PowerPoint message: Layer 1 is a reusable real-time communication foundation; higher-level</w:t>
-      </w:r>
-      <w:r>
-        <w:t xml:space="preserve"> intelligence plugs into it later.</w:t>
+        <w:t>PowerPoint message: Layer 1 is a reusable real-time communication foundation; higher-level intelligence plugs into it later.</w:t>
       </w:r>
     </w:p>
     <w:tbl>
@@ -16845,7 +17245,6 @@
                 <w:b/>
                 <w:sz w:val="22"/>
               </w:rPr>
-              <w:lastRenderedPageBreak/>
               <w:t xml:space="preserve">Suggested slide use: </w:t>
             </w:r>
             <w:r>
@@ -16868,10 +17267,8 @@
         <w:pStyle w:val="Heading2"/>
       </w:pPr>
       <w:r>
-        <w:t>C.3 Figure 3 - Lay</w:t>
-      </w:r>
-      <w:r>
-        <w:t>er 1 scope boundary - mobile to backend media-processing interface</w:t>
+        <w:lastRenderedPageBreak/>
+        <w:t>C.3 Figure 3 - Layer 1 scope boundary - mobile to backend media-processing interface</w:t>
       </w:r>
     </w:p>
     <w:p>
@@ -16887,13 +17284,7 @@
         <w:jc w:val="both"/>
       </w:pPr>
       <w:r>
-        <w:t>Prompt to reuse: Create a left-to-right architecture boundary diagram. Left: Android/iPhone with micropho</w:t>
-      </w:r>
-      <w:r>
-        <w:t>ne and speaker. Middle: react-native-webrtc, signaling, ICE, DTLS/SRTP. Right: FastAPI/aiortc and a large box labelled Streaming Voice Handling. Draw a vertical boundary after the streaming bridge labelled "Layer 1 ends / Conversational intelligence begins</w:t>
-      </w:r>
-      <w:r>
-        <w:t>". Place Gemini/RAG/music beyond that boundary in gray dashed boxes.</w:t>
+        <w:t>Prompt to reuse: Create a left-to-right architecture boundary diagram. Left: Android/iPhone with microphone and speaker. Middle: react-native-webrtc, signaling, ICE, DTLS/SRTP. Right: FastAPI/aiortc and a large box labelled Streaming Voice Handling. Draw a vertical boundary after the streaming bridge labelled "Layer 1 ends / Conversational intelligence begins". Place Gemini/RAG/music beyond that boundary in gray dashed boxes.</w:t>
       </w:r>
     </w:p>
     <w:p>
@@ -16909,10 +17300,7 @@
         <w:jc w:val="both"/>
       </w:pPr>
       <w:r>
-        <w:t>PowerPoint message: The transport sh</w:t>
-      </w:r>
-      <w:r>
-        <w:t>ould work and be testable even when the AI is absent.</w:t>
+        <w:t>PowerPoint message: The transport should work and be testable even when the AI is absent.</w:t>
       </w:r>
     </w:p>
     <w:tbl>
@@ -16988,13 +17376,15 @@
         <w:jc w:val="both"/>
       </w:pPr>
       <w:r>
-        <w:t xml:space="preserve">Prompt to reuse: Draw the Windows laptop, physical phone, and Python gateway. Use three differently colored arrow </w:t>
-      </w:r>
-      <w:r>
-        <w:t>types: dotted gray Metro/JavaScript arrow from laptop to phone; thin blue HTTP signaling arrows phone &lt;-&gt; FastAPI /offer; thick green bidirectional WebRTC media arrows phone &lt;-&gt; aiortc. Add a legend with the three planes and explicitly label Metro :8081 an</w:t>
-      </w:r>
-      <w:r>
-        <w:t>d Gateway :8000.</w:t>
+        <w:t xml:space="preserve">Prompt to reuse: Draw the Windows laptop, physical phone, and Python gateway. Use three differently colored arrow types: dotted gray Metro/JavaScript arrow from laptop to phone; thin blue HTTP signaling arrows phone &lt;-&gt; FastAPI /offer; thick green bidirectional WebRTC media arrows phone &lt;-&gt; aiortc. Add a legend with the three planes and explicitly label </w:t>
+      </w:r>
+      <w:proofErr w:type="gramStart"/>
+      <w:r>
+        <w:t>Metro :8081</w:t>
+      </w:r>
+      <w:proofErr w:type="gramEnd"/>
+      <w:r>
+        <w:t xml:space="preserve"> and Gateway :8000.</w:t>
       </w:r>
     </w:p>
     <w:p>
@@ -17054,13 +17444,7 @@
               <w:rPr>
                 <w:sz w:val="22"/>
               </w:rPr>
-              <w:t xml:space="preserve">Use this diagram </w:t>
-            </w:r>
-            <w:r>
-              <w:rPr>
-                <w:sz w:val="22"/>
-              </w:rPr>
-              <w:t>as a standalone architecture slide or as the primary visual with no more than three supporting bullets. Keep labels large enough to remain legible when projected.</w:t>
+              <w:t>Use this diagram as a standalone architecture slide or as the primary visual with no more than three supporting bullets. Keep labels large enough to remain legible when projected.</w:t>
             </w:r>
           </w:p>
         </w:tc>
@@ -17084,43 +17468,31 @@
         <w:jc w:val="both"/>
       </w:pPr>
       <w:r>
-        <w:t>Purpose: Give developers a layered m</w:t>
-      </w:r>
-      <w:r>
-        <w:t>ental model of what the libraries handle automatically.</w:t>
-      </w:r>
-    </w:p>
-    <w:p>
-      <w:pPr>
-        <w:jc w:val="both"/>
-      </w:pPr>
-      <w:r>
-        <w:t xml:space="preserve">Prompt to reuse: Draw a protocol stack from application at top to network at bottom. Mobile side and backend side mirrored. Top: React Native / aiortc application code. Then MediaStreamTrack / </w:t>
-      </w:r>
+        <w:t>Purpose: Give developers a layered mental model of what the libraries handle automatically.</w:t>
+      </w:r>
+    </w:p>
+    <w:p>
+      <w:pPr>
+        <w:jc w:val="both"/>
+      </w:pPr>
+      <w:r>
+        <w:t>Prompt to reuse: Draw a protocol stack from application at top to network at bottom. Mobile side and backend side mirrored. Top: React Native / aiortc application code. Then MediaStreamTrack / AudioFrame. Then Opus codec. Then RTP/SRTP. Then DTLS keying. Then ICE/STUN/TURN path selection. Bottom: UDP/IP. Add a side bracket labelled "handled by WebRTC libraries" around codec/security/packet layers and "our code" only around application and media processing.</w:t>
+      </w:r>
+    </w:p>
+    <w:p>
+      <w:pPr>
+        <w:jc w:val="both"/>
+      </w:pPr>
+      <w:r>
+        <w:t>Must show: No manual encryption/decryption, no manual RTP, no manual Opus decoder in application code.</w:t>
+      </w:r>
+    </w:p>
+    <w:p>
+      <w:pPr>
+        <w:jc w:val="both"/>
+      </w:pPr>
       <w:r>
         <w:lastRenderedPageBreak/>
-        <w:t>AudioFr</w:t>
-      </w:r>
-      <w:r>
-        <w:t>ame. Then Opus codec. Then RTP/SRTP. Then DTLS keying. Then ICE/STUN/TURN path selection. Bottom: UDP/IP. Add a side bracket labelled "handled by WebRTC libraries" around codec/security/packet layers and "our code" only around application and media process</w:t>
-      </w:r>
-      <w:r>
-        <w:t>ing.</w:t>
-      </w:r>
-    </w:p>
-    <w:p>
-      <w:pPr>
-        <w:jc w:val="both"/>
-      </w:pPr>
-      <w:r>
-        <w:t>Must show: No manual encryption/decryption, no manual RTP, no manual Opus decoder in application code.</w:t>
-      </w:r>
-    </w:p>
-    <w:p>
-      <w:pPr>
-        <w:jc w:val="both"/>
-      </w:pPr>
-      <w:r>
         <w:t>PowerPoint message: The team writes media logic; WebRTC libraries own the transport machinery.</w:t>
       </w:r>
     </w:p>
@@ -17165,13 +17537,7 @@
               <w:rPr>
                 <w:sz w:val="22"/>
               </w:rPr>
-              <w:t>Use this diagram as a standalone</w:t>
-            </w:r>
-            <w:r>
-              <w:rPr>
-                <w:sz w:val="22"/>
-              </w:rPr>
-              <w:t xml:space="preserve"> architecture slide or as the primary visual with no more than three supporting bullets. Keep labels large enough to remain legible when projected.</w:t>
+              <w:t>Use this diagram as a standalone architecture slide or as the primary visual with no more than three supporting bullets. Keep labels large enough to remain legible when projected.</w:t>
             </w:r>
           </w:p>
         </w:tc>
@@ -17195,32 +17561,31 @@
         <w:jc w:val="both"/>
       </w:pPr>
       <w:r>
-        <w:t>Purpose: Explain the representation</w:t>
-      </w:r>
-      <w:r>
-        <w:t xml:space="preserve"> changes without suggesting manual codec work.</w:t>
-      </w:r>
-    </w:p>
-    <w:p>
-      <w:pPr>
-        <w:jc w:val="both"/>
-      </w:pPr>
-      <w:r>
-        <w:t>Prompt to reuse: Draw a physical sound wave entering a phone microphone, Android/iOS audio system, getUserMedia, MediaStreamTrack, WebRTC encrypted network packets, aiortc incoming track, PyAV AudioFrame, back</w:t>
-      </w:r>
-      <w:r>
-        <w:t>end processor, outgoing AudioFrame, aiortc WebRTC, remote MediaStreamTrack, phone audio system, loudspeaker. Label the boundaries "native capture", "secure transport", and "application-level media frame".</w:t>
-      </w:r>
-    </w:p>
-    <w:p>
-      <w:pPr>
-        <w:jc w:val="both"/>
-      </w:pPr>
-      <w:r>
-        <w:t>Must show: Bidirectional arrows and clear identific</w:t>
-      </w:r>
-      <w:r>
-        <w:t>ation of where application code can transform media.</w:t>
+        <w:t>Purpose: Explain the representation changes without suggesting manual codec work.</w:t>
+      </w:r>
+    </w:p>
+    <w:p>
+      <w:pPr>
+        <w:jc w:val="both"/>
+      </w:pPr>
+      <w:r>
+        <w:t xml:space="preserve">Prompt to reuse: Draw a physical sound wave entering a phone microphone, Android/iOS audio system, getUserMedia, MediaStreamTrack, WebRTC encrypted network packets, aiortc incoming track, </w:t>
+      </w:r>
+      <w:proofErr w:type="spellStart"/>
+      <w:r>
+        <w:t>PyAV</w:t>
+      </w:r>
+      <w:proofErr w:type="spellEnd"/>
+      <w:r>
+        <w:t xml:space="preserve"> AudioFrame, backend processor, outgoing AudioFrame, aiortc WebRTC, remote MediaStreamTrack, phone audio system, loudspeaker. Label the boundaries "native capture", "secure transport", and "application-level media frame".</w:t>
+      </w:r>
+    </w:p>
+    <w:p>
+      <w:pPr>
+        <w:jc w:val="both"/>
+      </w:pPr>
+      <w:r>
+        <w:t>Must show: Bidirectional arrows and clear identification of where application code can transform media.</w:t>
       </w:r>
     </w:p>
     <w:p>
@@ -17272,13 +17637,7 @@
               <w:rPr>
                 <w:sz w:val="22"/>
               </w:rPr>
-              <w:t xml:space="preserve">Use this diagram as a standalone architecture slide or as the primary visual </w:t>
-            </w:r>
-            <w:r>
-              <w:rPr>
-                <w:sz w:val="22"/>
-              </w:rPr>
-              <w:t>with no more than three supporting bullets. Keep labels large enough to remain legible when projected.</w:t>
+              <w:t>Use this diagram as a standalone architecture slide or as the primary visual with no more than three supporting bullets. Keep labels large enough to remain legible when projected.</w:t>
             </w:r>
           </w:p>
         </w:tc>
@@ -17310,24 +17669,47 @@
         <w:jc w:val="both"/>
       </w:pPr>
       <w:r>
-        <w:t xml:space="preserve">Prompt to reuse: </w:t>
-      </w:r>
-      <w:r>
-        <w:t>Create a vertical sequence diagram with lifelines: React Native app, FastAPI /offer, aiortc RTCPeerConnection, STUN/ICE network. Sequence: getUserMedia, create RTCPeerConnection, addTrack, createOffer, setLocalDescription, ICE gathering, POST /offer with c</w:t>
-      </w:r>
-      <w:r>
-        <w:t>omplete SDP, setRemoteDescription on aiortc, on_track fires, add outgoing track, createAnswer, setLocalDescription, return JSON answer, setRemoteDescription on phone, ICE checking, DTLS/SRTP establishment, connected, bidirectional media.</w:t>
-      </w:r>
-    </w:p>
-    <w:p>
-      <w:pPr>
-        <w:jc w:val="both"/>
-      </w:pPr>
-      <w:r>
-        <w:t>Must show: Disting</w:t>
-      </w:r>
-      <w:r>
-        <w:t>uish HTTP messages from WebRTC media with different arrow styles.</w:t>
+        <w:t xml:space="preserve">Prompt to reuse: Create a vertical sequence diagram with lifelines: React Native app, FastAPI /offer, aiortc RTCPeerConnection, STUN/ICE network. Sequence: getUserMedia, create RTCPeerConnection, </w:t>
+      </w:r>
+      <w:proofErr w:type="spellStart"/>
+      <w:r>
+        <w:t>addTrack</w:t>
+      </w:r>
+      <w:proofErr w:type="spellEnd"/>
+      <w:r>
+        <w:t xml:space="preserve">, createOffer, </w:t>
+      </w:r>
+      <w:proofErr w:type="spellStart"/>
+      <w:r>
+        <w:t>setLocalDescription</w:t>
+      </w:r>
+      <w:proofErr w:type="spellEnd"/>
+      <w:r>
+        <w:t xml:space="preserve">, ICE gathering, POST /offer with complete SDP, setRemoteDescription on aiortc, on_track fires, add outgoing track, </w:t>
+      </w:r>
+      <w:proofErr w:type="spellStart"/>
+      <w:r>
+        <w:t>createAnswer</w:t>
+      </w:r>
+      <w:proofErr w:type="spellEnd"/>
+      <w:r>
+        <w:t xml:space="preserve">, </w:t>
+      </w:r>
+      <w:proofErr w:type="spellStart"/>
+      <w:r>
+        <w:t>setLocalDescription</w:t>
+      </w:r>
+      <w:proofErr w:type="spellEnd"/>
+      <w:r>
+        <w:t>, return JSON answer, setRemoteDescription on phone, ICE checking, DTLS/SRTP establishment, connected, bidirectional media.</w:t>
+      </w:r>
+    </w:p>
+    <w:p>
+      <w:pPr>
+        <w:jc w:val="both"/>
+      </w:pPr>
+      <w:r>
+        <w:t>Must show: Distinguish HTTP messages from WebRTC media with different arrow styles.</w:t>
       </w:r>
     </w:p>
     <w:p>
@@ -17373,20 +17755,13 @@
                 <w:b/>
                 <w:sz w:val="22"/>
               </w:rPr>
-              <w:lastRenderedPageBreak/>
               <w:t xml:space="preserve">Suggested slide use: </w:t>
             </w:r>
             <w:r>
               <w:rPr>
                 <w:sz w:val="22"/>
               </w:rPr>
-              <w:t>Use this diagram as a standalone architecture slide or as the pr</w:t>
-            </w:r>
-            <w:r>
-              <w:rPr>
-                <w:sz w:val="22"/>
-              </w:rPr>
-              <w:t>imary visual with no more than three supporting bullets. Keep labels large enough to remain legible when projected.</w:t>
+              <w:t>Use this diagram as a standalone architecture slide or as the primary visual with no more than three supporting bullets. Keep labels large enough to remain legible when projected.</w:t>
             </w:r>
           </w:p>
         </w:tc>
@@ -17402,48 +17777,112 @@
         <w:pStyle w:val="Heading2"/>
       </w:pPr>
       <w:r>
-        <w:t>C.8 Figure 8 - Monorepo anatomy and runtime ownership</w:t>
-      </w:r>
-    </w:p>
-    <w:p>
-      <w:pPr>
-        <w:jc w:val="both"/>
-      </w:pPr>
-      <w:r>
-        <w:t>Purpose: Show which files are shared in Git and which files are machine-specific.</w:t>
-      </w:r>
-    </w:p>
-    <w:p>
-      <w:pPr>
-        <w:jc w:val="both"/>
-      </w:pPr>
-      <w:r>
-        <w:t>Pr</w:t>
-      </w:r>
-      <w:r>
-        <w:t xml:space="preserve">ompt to reuse: Draw a folder tree for D:\RedDust with reddust-mobile and reddust-gateway. Mark package-lock.json, requirements.txt, app.json, eas.json, source files as Git-tracked. Mark .env.local, node_modules, .venv, __pycache__ as local-only. Use small </w:t>
-      </w:r>
-      <w:r>
-        <w:t>Git icons and laptop icons to show that every developer creates their own local dependencies and local IP configuration.</w:t>
-      </w:r>
-    </w:p>
-    <w:p>
-      <w:pPr>
-        <w:jc w:val="both"/>
-      </w:pPr>
-      <w:r>
-        <w:t>Must show: The two projects are siblings in one Git root; .env.example is shared while .env.local is not.</w:t>
-      </w:r>
-    </w:p>
-    <w:p>
-      <w:pPr>
-        <w:jc w:val="both"/>
-      </w:pPr>
-      <w:r>
-        <w:t>PowerPoint message: Clone sou</w:t>
-      </w:r>
-      <w:r>
-        <w:t>rce once; recreate local environments per developer.</w:t>
+        <w:t xml:space="preserve">C.8 Figure 8 - </w:t>
+      </w:r>
+      <w:proofErr w:type="spellStart"/>
+      <w:r>
+        <w:t>Monorepo</w:t>
+      </w:r>
+      <w:proofErr w:type="spellEnd"/>
+      <w:r>
+        <w:t xml:space="preserve"> anatomy and runtime ownership</w:t>
+      </w:r>
+    </w:p>
+    <w:p>
+      <w:pPr>
+        <w:jc w:val="both"/>
+      </w:pPr>
+      <w:r>
+        <w:t xml:space="preserve">Purpose: Show which files are shared in </w:t>
+      </w:r>
+      <w:proofErr w:type="spellStart"/>
+      <w:r>
+        <w:t>Git</w:t>
+      </w:r>
+      <w:proofErr w:type="spellEnd"/>
+      <w:r>
+        <w:t xml:space="preserve"> and which files are machine-specific.</w:t>
+      </w:r>
+    </w:p>
+    <w:p>
+      <w:pPr>
+        <w:jc w:val="both"/>
+      </w:pPr>
+      <w:r>
+        <w:lastRenderedPageBreak/>
+        <w:t>Prompt to reuse: Draw a folder tree for D:\RedDust with reddust-mobile and reddust-gateway. Mark package-</w:t>
+      </w:r>
+      <w:proofErr w:type="spellStart"/>
+      <w:r>
+        <w:t>lock.json</w:t>
+      </w:r>
+      <w:proofErr w:type="spellEnd"/>
+      <w:r>
+        <w:t xml:space="preserve">, requirements.txt, app.json, </w:t>
+      </w:r>
+      <w:proofErr w:type="spellStart"/>
+      <w:r>
+        <w:t>eas.json</w:t>
+      </w:r>
+      <w:proofErr w:type="spellEnd"/>
+      <w:r>
+        <w:t xml:space="preserve">, source files as </w:t>
+      </w:r>
+      <w:proofErr w:type="spellStart"/>
+      <w:r>
+        <w:t>Git</w:t>
+      </w:r>
+      <w:proofErr w:type="spellEnd"/>
+      <w:r>
+        <w:t>-tracked. Mark .env.local, node_modules, .venv, __</w:t>
+      </w:r>
+      <w:proofErr w:type="spellStart"/>
+      <w:r>
+        <w:t>pycache</w:t>
+      </w:r>
+      <w:proofErr w:type="spellEnd"/>
+      <w:r>
+        <w:t xml:space="preserve">__ as local-only. Use small </w:t>
+      </w:r>
+      <w:proofErr w:type="spellStart"/>
+      <w:r>
+        <w:t>Git</w:t>
+      </w:r>
+      <w:proofErr w:type="spellEnd"/>
+      <w:r>
+        <w:t xml:space="preserve"> icons and laptop icons to show that every developer creates their own local dependencies and local IP configuration.</w:t>
+      </w:r>
+    </w:p>
+    <w:p>
+      <w:pPr>
+        <w:jc w:val="both"/>
+      </w:pPr>
+      <w:r>
+        <w:t xml:space="preserve">Must show: The two projects are siblings in one </w:t>
+      </w:r>
+      <w:proofErr w:type="spellStart"/>
+      <w:r>
+        <w:t>Git</w:t>
+      </w:r>
+      <w:proofErr w:type="spellEnd"/>
+      <w:r>
+        <w:t xml:space="preserve"> root; .</w:t>
+      </w:r>
+      <w:proofErr w:type="spellStart"/>
+      <w:r>
+        <w:t>env.example</w:t>
+      </w:r>
+      <w:proofErr w:type="spellEnd"/>
+      <w:r>
+        <w:t xml:space="preserve"> is shared while .env.local is not.</w:t>
+      </w:r>
+    </w:p>
+    <w:p>
+      <w:pPr>
+        <w:jc w:val="both"/>
+      </w:pPr>
+      <w:r>
+        <w:t>PowerPoint message: Clone source once; recreate local environments per developer.</w:t>
       </w:r>
     </w:p>
     <w:tbl>
@@ -17519,13 +17958,15 @@
         <w:jc w:val="both"/>
       </w:pPr>
       <w:r>
-        <w:t>Prompt to reuse: Draw a Windows laptop containing two VS Code terminals: Mobile terminal running npx expo start / Metro :8</w:t>
-      </w:r>
-      <w:r>
-        <w:t>081 and Gateway terminal running Uvicorn/FastAPI/aiortc :8000. Draw a physical Android/iPhone on the same Wi-Fi. Show Metro delivering JavaScript to the phone and WebRTC/HTTP connecting phone to gateway. Add EAS Cloud above the laptop as a separate build-t</w:t>
-      </w:r>
-      <w:r>
-        <w:t>ime service that produces the development binary.</w:t>
+        <w:t xml:space="preserve">Prompt to reuse: Draw a Windows laptop containing two VS Code terminals: Mobile terminal running npx expo start / </w:t>
+      </w:r>
+      <w:proofErr w:type="gramStart"/>
+      <w:r>
+        <w:t>Metro :8081</w:t>
+      </w:r>
+      <w:proofErr w:type="gramEnd"/>
+      <w:r>
+        <w:t xml:space="preserve"> and Gateway terminal running Uvicorn/FastAPI/aiortc :8000. Draw a physical Android/iPhone on the same Wi-Fi. Show Metro delivering JavaScript to the phone and WebRTC/HTTP connecting phone to gateway. Add EAS Cloud above the laptop as a separate build-time service that produces the development binary.</w:t>
       </w:r>
     </w:p>
     <w:p>
@@ -17541,10 +17982,7 @@
         <w:jc w:val="both"/>
       </w:pPr>
       <w:r>
-        <w:t>PowerPoint message: Two runtime processes plus one installed development binary are the normal</w:t>
-      </w:r>
-      <w:r>
-        <w:t xml:space="preserve"> local setup.</w:t>
+        <w:t>PowerPoint message: Two runtime processes plus one installed development binary are the normal local setup.</w:t>
       </w:r>
     </w:p>
     <w:tbl>
@@ -17604,10 +18042,7 @@
         <w:pStyle w:val="Heading2"/>
       </w:pPr>
       <w:r>
-        <w:t xml:space="preserve">C.10 Figure 10 - Current working Layer </w:t>
-      </w:r>
-      <w:r>
-        <w:t>1 path through Step 19B</w:t>
+        <w:t>C.10 Figure 10 - Current working Layer 1 path through Step 19B</w:t>
       </w:r>
     </w:p>
     <w:p>
@@ -17623,28 +18058,15 @@
         <w:jc w:val="both"/>
       </w:pPr>
       <w:r>
-        <w:t>Prompt to reuse: Draw a polished left-to-right diagram. Left: phone with microphone and loudspeaker/earpiece. Middle-left: react-n</w:t>
-      </w:r>
-      <w:r>
-        <w:t xml:space="preserve">ative-webrtc RTCPeerConnection. Center: signaling path POST /offer above and thick bidirectional WebRTC media path below. Middle-right: FastAPI + aiortc </w:t>
-      </w:r>
-      <w:r>
-        <w:lastRenderedPageBreak/>
-        <w:t>RTCPeerConnection. Inside backend media handling show incoming track -&gt; EchoAudioTrack -&gt; prerecorded p</w:t>
-      </w:r>
-      <w:r>
-        <w:t>refix -&gt; timed silence -&gt; echo frames -&gt; outgoing track. Mark all currently working boxes with green check marks. Show future input/output queue boxes as dashed gray outlines but do not place them in the active path yet.</w:t>
-      </w:r>
-    </w:p>
-    <w:p>
-      <w:pPr>
-        <w:jc w:val="both"/>
-      </w:pPr>
-      <w:r>
-        <w:t>Must show: Current implementation s</w:t>
-      </w:r>
-      <w:r>
-        <w:t>tate through Step 19B; separate signaling from media; partial future queues visually distinct.</w:t>
+        <w:t>Prompt to reuse: Draw a polished left-to-right diagram. Left: phone with microphone and loudspeaker/earpiece. Middle-left: react-native-webrtc RTCPeerConnection. Center: signaling path POST /offer above and thick bidirectional WebRTC media path below. Middle-right: FastAPI + aiortc RTCPeerConnection. Inside backend media handling show incoming track -&gt; EchoAudioTrack -&gt; prerecorded prefix -&gt; timed silence -&gt; echo frames -&gt; outgoing track. Mark all currently working boxes with green check marks. Show future input/output queue boxes as dashed gray outlines but do not place them in the active path yet.</w:t>
+      </w:r>
+    </w:p>
+    <w:p>
+      <w:pPr>
+        <w:jc w:val="both"/>
+      </w:pPr>
+      <w:r>
+        <w:t>Must show: Current implementation state through Step 19B; separate signaling from media; partial future queues visually distinct.</w:t>
       </w:r>
     </w:p>
     <w:p>
@@ -17690,19 +18112,14 @@
                 <w:b/>
                 <w:sz w:val="22"/>
               </w:rPr>
+              <w:lastRenderedPageBreak/>
               <w:t xml:space="preserve">Suggested slide use: </w:t>
             </w:r>
             <w:r>
               <w:rPr>
                 <w:sz w:val="22"/>
               </w:rPr>
-              <w:t>Use this diagram as a standa</w:t>
-            </w:r>
-            <w:r>
-              <w:rPr>
-                <w:sz w:val="22"/>
-              </w:rPr>
-              <w:t>lone architecture slide or as the primary visual with no more than three supporting bullets. Keep labels large enough to remain legible when projected.</w:t>
+              <w:t>Use this diagram as a standalone architecture slide or as the primary visual with no more than three supporting bullets. Keep labels large enough to remain legible when projected.</w:t>
             </w:r>
           </w:p>
         </w:tc>
@@ -17726,32 +18143,31 @@
         <w:jc w:val="both"/>
       </w:pPr>
       <w:r>
-        <w:t>Purpose: Give mobile developers a code-to-archi</w:t>
-      </w:r>
-      <w:r>
-        <w:t>tecture map.</w:t>
-      </w:r>
-    </w:p>
-    <w:p>
-      <w:pPr>
-        <w:jc w:val="both"/>
-      </w:pPr>
-      <w:r>
-        <w:t>Prompt to reuse: Draw a vertical flow inside a phone silhouette: permission request -&gt; getUserMedia -&gt; MediaStream -&gt; audio track -&gt; RTCPeerConnection -&gt; createOffer -&gt; setLocalDescription -&gt; ICE gathering -&gt; POST /offer -&gt; setRemoteDescriptio</w:t>
-      </w:r>
-      <w:r>
-        <w:t>n(answer) -&gt; remote track event -&gt; native audio output -&gt; InCallManager route. Put function names beside each block. Draw a separate thin arrow from Metro into the app labelled development only.</w:t>
-      </w:r>
-    </w:p>
-    <w:p>
-      <w:pPr>
-        <w:jc w:val="both"/>
-      </w:pPr>
-      <w:r>
-        <w:t>Must show: Function names and state objects used in current i</w:t>
-      </w:r>
-      <w:r>
-        <w:t>ndex.tsx; no manual audio decode.</w:t>
+        <w:t>Purpose: Give mobile developers a code-to-architecture map.</w:t>
+      </w:r>
+    </w:p>
+    <w:p>
+      <w:pPr>
+        <w:jc w:val="both"/>
+      </w:pPr>
+      <w:r>
+        <w:t xml:space="preserve">Prompt to reuse: Draw a vertical flow inside a phone silhouette: permission request -&gt; getUserMedia -&gt; MediaStream -&gt; audio track -&gt; RTCPeerConnection -&gt; createOffer -&gt; </w:t>
+      </w:r>
+      <w:proofErr w:type="spellStart"/>
+      <w:r>
+        <w:t>setLocalDescription</w:t>
+      </w:r>
+      <w:proofErr w:type="spellEnd"/>
+      <w:r>
+        <w:t xml:space="preserve"> -&gt; ICE gathering -&gt; POST /offer -&gt; setRemoteDescription(answer) -&gt; remote track event -&gt; native audio output -&gt; InCallManager route. Put function names beside each block. Draw a separate thin arrow from Metro into the app labelled development only.</w:t>
+      </w:r>
+    </w:p>
+    <w:p>
+      <w:pPr>
+        <w:jc w:val="both"/>
+      </w:pPr>
+      <w:r>
+        <w:t>Must show: Function names and state objects used in current index.tsx; no manual audio decode.</w:t>
       </w:r>
     </w:p>
     <w:p>
@@ -17803,13 +18219,7 @@
               <w:rPr>
                 <w:sz w:val="22"/>
               </w:rPr>
-              <w:t>Use this diagram as a standalone architecture slide or as the primary visual with no</w:t>
-            </w:r>
-            <w:r>
-              <w:rPr>
-                <w:sz w:val="22"/>
-              </w:rPr>
-              <w:t xml:space="preserve"> more than three supporting bullets. Keep labels large enough to remain legible when projected.</w:t>
+              <w:t>Use this diagram as a standalone architecture slide or as the primary visual with no more than three supporting bullets. Keep labels large enough to remain legible when projected.</w:t>
             </w:r>
           </w:p>
         </w:tc>
@@ -17841,13 +18251,47 @@
         <w:jc w:val="both"/>
       </w:pPr>
       <w:r>
-        <w:t xml:space="preserve">Prompt to reuse: Draw FastAPI /offer at </w:t>
-      </w:r>
-      <w:r>
-        <w:t>the top feeding aiortc RTCPeerConnection. Show setRemoteDescription triggering on_track(audio), construction of EchoAudioTrack, pc.addTrack, createAnswer, setLocalDescription, JSON answer. Under the media path, show incoming_track.recv() -&gt; PyAV AudioFrame</w:t>
-      </w:r>
-      <w:r>
-        <w:t xml:space="preserve"> -&gt; processing stages -&gt; returned AudioFrame -&gt; aiortc outgoing track. Label FastAPI as signaling and aiortc as media.</w:t>
+        <w:t>Prompt to reuse: Draw FastAPI /offer at the top feeding aiortc RTCPeerConnection. Show setRemoteDescription triggering on_</w:t>
+      </w:r>
+      <w:proofErr w:type="gramStart"/>
+      <w:r>
+        <w:t>track(</w:t>
+      </w:r>
+      <w:proofErr w:type="gramEnd"/>
+      <w:r>
+        <w:t xml:space="preserve">audio), construction of EchoAudioTrack, pc.addTrack, </w:t>
+      </w:r>
+      <w:proofErr w:type="spellStart"/>
+      <w:r>
+        <w:t>createAnswer</w:t>
+      </w:r>
+      <w:proofErr w:type="spellEnd"/>
+      <w:r>
+        <w:t xml:space="preserve">, </w:t>
+      </w:r>
+      <w:proofErr w:type="spellStart"/>
+      <w:r>
+        <w:t>setLocalDescription</w:t>
+      </w:r>
+      <w:proofErr w:type="spellEnd"/>
+      <w:r>
+        <w:t>, JSON answer. Under the media path, show incoming_</w:t>
+      </w:r>
+      <w:proofErr w:type="gramStart"/>
+      <w:r>
+        <w:t>track.recv(</w:t>
+      </w:r>
+      <w:proofErr w:type="gramEnd"/>
+      <w:r>
+        <w:t xml:space="preserve">) -&gt; </w:t>
+      </w:r>
+      <w:proofErr w:type="spellStart"/>
+      <w:r>
+        <w:t>PyAV</w:t>
+      </w:r>
+      <w:proofErr w:type="spellEnd"/>
+      <w:r>
+        <w:t xml:space="preserve"> AudioFrame -&gt; processing stages -&gt; returned AudioFrame -&gt; aiortc outgoing track. Label FastAPI as signaling and aiortc as media.</w:t>
       </w:r>
     </w:p>
     <w:p>
@@ -17863,10 +18307,7 @@
         <w:jc w:val="both"/>
       </w:pPr>
       <w:r>
-        <w:t>PowerPoint message: Python code h</w:t>
-      </w:r>
-      <w:r>
-        <w:t>as a clean signaling/media separation even though both live in the gateway process.</w:t>
+        <w:t>PowerPoint message: Python code has a clean signaling/media separation even though both live in the gateway process.</w:t>
       </w:r>
     </w:p>
     <w:tbl>
@@ -17904,20 +18345,13 @@
                 <w:b/>
                 <w:sz w:val="22"/>
               </w:rPr>
-              <w:lastRenderedPageBreak/>
               <w:t xml:space="preserve">Suggested slide use: </w:t>
             </w:r>
             <w:r>
               <w:rPr>
                 <w:sz w:val="22"/>
               </w:rPr>
-              <w:t>Use this diagram as a standalone architecture slide or as the primary visual with no more than three supporting bullets. Keep labels large enough to re</w:t>
-            </w:r>
-            <w:r>
-              <w:rPr>
-                <w:sz w:val="22"/>
-              </w:rPr>
-              <w:t>main legible when projected.</w:t>
+              <w:t>Use this diagram as a standalone architecture slide or as the primary visual with no more than three supporting bullets. Keep labels large enough to remain legible when projected.</w:t>
             </w:r>
           </w:p>
         </w:tc>
@@ -17949,13 +18383,11 @@
         <w:jc w:val="both"/>
       </w:pPr>
       <w:r>
-        <w:t>Prompt to reuse: Draw two parallel state lanes. Lane 1: ICE Gathering new -&gt;</w:t>
-      </w:r>
-      <w:r>
-        <w:t xml:space="preserve"> gathering -&gt; complete. Lane 2: ICE Connection new -&gt; checking -&gt; connected -&gt; completed, with failed/disconnected branches. Add a third lane for PeerConnection new -&gt; connecting -&gt; connected. Place the HTTP offer/answer between gathering complete and ICE </w:t>
-      </w:r>
-      <w:r>
-        <w:t>checking.</w:t>
+        <w:t xml:space="preserve">Prompt to reuse: Draw two parallel state lanes. Lane 1: ICE Gathering new -&gt; gathering -&gt; complete. Lane 2: ICE Connection new -&gt; checking -&gt; connected -&gt; completed, with failed/disconnected branches. </w:t>
+      </w:r>
+      <w:r>
+        <w:lastRenderedPageBreak/>
+        <w:t>Add a third lane for PeerConnection new -&gt; connecting -&gt; connected. Place the HTTP offer/answer between gathering complete and ICE checking.</w:t>
       </w:r>
     </w:p>
     <w:p>
@@ -18015,13 +18447,7 @@
               <w:rPr>
                 <w:sz w:val="22"/>
               </w:rPr>
-              <w:t>Use this diagram as a standalone architecture slid</w:t>
-            </w:r>
-            <w:r>
-              <w:rPr>
-                <w:sz w:val="22"/>
-              </w:rPr>
-              <w:t>e or as the primary visual with no more than three supporting bullets. Keep labels large enough to remain legible when projected.</w:t>
+              <w:t>Use this diagram as a standalone architecture slide or as the primary visual with no more than three supporting bullets. Keep labels large enough to remain legible when projected.</w:t>
             </w:r>
           </w:p>
         </w:tc>
@@ -18045,21 +18471,15 @@
         <w:jc w:val="both"/>
       </w:pPr>
       <w:r>
-        <w:t>Purpose: Explain the exact environment used to prove</w:t>
-      </w:r>
-      <w:r>
-        <w:t xml:space="preserve"> Layer 1 locally.</w:t>
-      </w:r>
-    </w:p>
-    <w:p>
-      <w:pPr>
-        <w:jc w:val="both"/>
-      </w:pPr>
-      <w:r>
-        <w:t>Prompt to reuse: Draw a Wi-Fi router at the center, Windows laptop at 192.168.1.8 and phone at 192.168.1.6. Show HTTP signaling to laptop port 8000 and WebRTC media path between phone and aiortc. Add a small STUN server on the Internet us</w:t>
-      </w:r>
-      <w:r>
-        <w:t>ed for candidate discovery, but visually emphasize that the selected same-LAN host path can be direct. Label localhost on phone with a red cross.</w:t>
+        <w:t>Purpose: Explain the exact environment used to prove Layer 1 locally.</w:t>
+      </w:r>
+    </w:p>
+    <w:p>
+      <w:pPr>
+        <w:jc w:val="both"/>
+      </w:pPr>
+      <w:r>
+        <w:t>Prompt to reuse: Draw a Wi-Fi router at the center, Windows laptop at 192.168.1.8 and phone at 192.168.1.6. Show HTTP signaling to laptop port 8000 and WebRTC media path between phone and aiortc. Add a small STUN server on the Internet used for candidate discovery, but visually emphasize that the selected same-LAN host path can be direct. Label localhost on phone with a red cross.</w:t>
       </w:r>
     </w:p>
     <w:p>
@@ -18075,10 +18495,7 @@
         <w:jc w:val="both"/>
       </w:pPr>
       <w:r>
-        <w:t xml:space="preserve">PowerPoint message: </w:t>
-      </w:r>
-      <w:r>
-        <w:t>The local test removes cloud networking as a variable while proving the media stack.</w:t>
+        <w:t>PowerPoint message: The local test removes cloud networking as a variable while proving the media stack.</w:t>
       </w:r>
     </w:p>
     <w:tbl>
@@ -18122,13 +18539,7 @@
               <w:rPr>
                 <w:sz w:val="22"/>
               </w:rPr>
-              <w:t>Use this diagram as a standalone architecture slide or as the primary visual with no more than three supporting bullets. Keep labels large enough to r</w:t>
-            </w:r>
-            <w:r>
-              <w:rPr>
-                <w:sz w:val="22"/>
-              </w:rPr>
-              <w:t>emain legible when projected.</w:t>
+              <w:t>Use this diagram as a standalone architecture slide or as the primary visual with no more than three supporting bullets. Keep labels large enough to remain legible when projected.</w:t>
             </w:r>
           </w:p>
         </w:tc>
@@ -18160,29 +18571,22 @@
         <w:jc w:val="both"/>
       </w:pPr>
       <w:r>
-        <w:t>Prompt to reuse: Create a split-screen comparison. Left panel: phone and laptop on same Wi-Fi, current</w:t>
-      </w:r>
-      <w:r>
-        <w:t xml:space="preserve"> echo processor. Right panel: phone on 4G/5G or remote Wi-Fi, cloud gateway, STUN/TURN, same EchoAudioTrack logic. Highlight the networking/cloud boxes as the only new variables. Keep all media-processing boxes identical between panels.</w:t>
-      </w:r>
-    </w:p>
-    <w:p>
-      <w:pPr>
-        <w:jc w:val="both"/>
-      </w:pPr>
-      <w:r>
-        <w:t>Must show: Known-go</w:t>
-      </w:r>
-      <w:r>
-        <w:t>od local pipeline duplicated on both sides; Internet/TURN boxes highlighted as new.</w:t>
-      </w:r>
-    </w:p>
-    <w:p>
-      <w:pPr>
-        <w:jc w:val="both"/>
-      </w:pPr>
-      <w:r>
-        <w:lastRenderedPageBreak/>
+        <w:t>Prompt to reuse: Create a split-screen comparison. Left panel: phone and laptop on same Wi-Fi, current echo processor. Right panel: phone on 4G/5G or remote Wi-Fi, cloud gateway, STUN/TURN, same EchoAudioTrack logic. Highlight the networking/cloud boxes as the only new variables. Keep all media-processing boxes identical between panels.</w:t>
+      </w:r>
+    </w:p>
+    <w:p>
+      <w:pPr>
+        <w:jc w:val="both"/>
+      </w:pPr>
+      <w:r>
+        <w:t>Must show: Known-good local pipeline duplicated on both sides; Internet/TURN boxes highlighted as new.</w:t>
+      </w:r>
+    </w:p>
+    <w:p>
+      <w:pPr>
+        <w:jc w:val="both"/>
+      </w:pPr>
+      <w:r>
         <w:t>PowerPoint message: Step 20 should test networking, not a simultaneous redesign of buffering or AI.</w:t>
       </w:r>
     </w:p>
@@ -18227,13 +18631,7 @@
               <w:rPr>
                 <w:sz w:val="22"/>
               </w:rPr>
-              <w:t>Use this diagram as a standalone architecture slide</w:t>
-            </w:r>
-            <w:r>
-              <w:rPr>
-                <w:sz w:val="22"/>
-              </w:rPr>
-              <w:t xml:space="preserve"> or as the primary visual with no more than three supporting bullets. Keep labels large enough to remain legible when projected.</w:t>
+              <w:t>Use this diagram as a standalone architecture slide or as the primary visual with no more than three supporting bullets. Keep labels large enough to remain legible when projected.</w:t>
             </w:r>
           </w:p>
         </w:tc>
@@ -18249,6 +18647,7 @@
         <w:pStyle w:val="Heading2"/>
       </w:pPr>
       <w:r>
+        <w:lastRenderedPageBreak/>
         <w:t>C.16 Figure 16 - Current Step 19B streaming bridge vs target queue-based streaming bridge</w:t>
       </w:r>
     </w:p>
@@ -18257,32 +18656,55 @@
         <w:jc w:val="both"/>
       </w:pPr>
       <w:r>
-        <w:t>Purpose: Make the partial implement</w:t>
-      </w:r>
-      <w:r>
-        <w:t>ation status unmistakable.</w:t>
-      </w:r>
-    </w:p>
-    <w:p>
-      <w:pPr>
-        <w:jc w:val="both"/>
-      </w:pPr>
-      <w:r>
-        <w:t>Prompt to reuse: Draw two side-by-side pipelines. CURRENT: incoming track -&gt; EchoAudioTrack -&gt; prompt_frames deque / echo_frames deque -&gt; outgoing track. TARGET: incoming track -&gt; continuous reader task -&gt; bounded input asyncio.Q</w:t>
-      </w:r>
-      <w:r>
-        <w:t>ueue -&gt; replaceable processor -&gt; bounded output asyncio.Queue -&gt; outgoing track. Use green solid boxes for current proven pieces, amber for partial concepts, and gray dashed for future queue abstractions.</w:t>
-      </w:r>
-    </w:p>
-    <w:p>
-      <w:pPr>
-        <w:jc w:val="both"/>
-      </w:pPr>
-      <w:r>
-        <w:t>Must show: Labels "functional proof" and "productio</w:t>
-      </w:r>
-      <w:r>
-        <w:t>n structure"; arrows showing processor can be Echo or Gemini.</w:t>
+        <w:t>Purpose: Make the partial implementation status unmistakable.</w:t>
+      </w:r>
+    </w:p>
+    <w:p>
+      <w:pPr>
+        <w:jc w:val="both"/>
+      </w:pPr>
+      <w:r>
+        <w:t xml:space="preserve">Prompt to reuse: Draw two side-by-side pipelines. CURRENT: incoming track -&gt; EchoAudioTrack -&gt; </w:t>
+      </w:r>
+      <w:proofErr w:type="spellStart"/>
+      <w:r>
+        <w:t>prompt_frames</w:t>
+      </w:r>
+      <w:proofErr w:type="spellEnd"/>
+      <w:r>
+        <w:t xml:space="preserve"> </w:t>
+      </w:r>
+      <w:proofErr w:type="spellStart"/>
+      <w:r>
+        <w:t>deque</w:t>
+      </w:r>
+      <w:proofErr w:type="spellEnd"/>
+      <w:r>
+        <w:t xml:space="preserve"> / </w:t>
+      </w:r>
+      <w:proofErr w:type="spellStart"/>
+      <w:r>
+        <w:t>echo_frames</w:t>
+      </w:r>
+      <w:proofErr w:type="spellEnd"/>
+      <w:r>
+        <w:t xml:space="preserve"> </w:t>
+      </w:r>
+      <w:proofErr w:type="spellStart"/>
+      <w:r>
+        <w:t>deque</w:t>
+      </w:r>
+      <w:proofErr w:type="spellEnd"/>
+      <w:r>
+        <w:t xml:space="preserve"> -&gt; outgoing track. TARGET: incoming track -&gt; continuous reader task -&gt; bounded input asyncio.Queue -&gt; replaceable processor -&gt; bounded output asyncio.Queue -&gt; outgoing track. Use green solid boxes for current proven pieces, amber for partial concepts, and gray dashed for future queue abstractions.</w:t>
+      </w:r>
+    </w:p>
+    <w:p>
+      <w:pPr>
+        <w:jc w:val="both"/>
+      </w:pPr>
+      <w:r>
+        <w:t>Must show: Labels "functional proof" and "production structure"; arrows showing processor can be Echo or Gemini.</w:t>
       </w:r>
     </w:p>
     <w:p>
@@ -18334,13 +18756,7 @@
               <w:rPr>
                 <w:sz w:val="22"/>
               </w:rPr>
-              <w:t>Use this diagram as a standalone architecture</w:t>
-            </w:r>
-            <w:r>
-              <w:rPr>
-                <w:sz w:val="22"/>
-              </w:rPr>
-              <w:t xml:space="preserve"> slide or as the primary visual with no more than three supporting bullets. Keep labels large enough to remain legible when projected.</w:t>
+              <w:t>Use this diagram as a standalone architecture slide or as the primary visual with no more than three supporting bullets. Keep labels large enough to remain legible when projected.</w:t>
             </w:r>
           </w:p>
         </w:tc>
@@ -18364,32 +18780,23 @@
         <w:jc w:val="both"/>
       </w:pPr>
       <w:r>
-        <w:t>Purpose: Show why the queue architecture</w:t>
-      </w:r>
-      <w:r>
-        <w:t xml:space="preserve"> is the key seam for future AI integration.</w:t>
-      </w:r>
-    </w:p>
-    <w:p>
-      <w:pPr>
-        <w:jc w:val="both"/>
-      </w:pPr>
-      <w:r>
-        <w:t xml:space="preserve">Prompt to reuse: Draw WebRTC input queue on the left, a central plug-in processor slot, and WebRTC output queue on the right. Show two swappable processor cards: Echo Processor (current verification adapter) and </w:t>
-      </w:r>
-      <w:r>
-        <w:t>Gemini Live Processor (future). Add a later optional Audio Mixer card beneath Gemini for music/ducking. The queue contracts remain unchanged when the processor is swapped.</w:t>
-      </w:r>
-    </w:p>
-    <w:p>
-      <w:pPr>
-        <w:jc w:val="both"/>
-      </w:pPr>
-      <w:r>
-        <w:t xml:space="preserve">Must show: No arrows bypassing queues; processor swap should not touch WebRTC </w:t>
-      </w:r>
-      <w:r>
-        <w:t>transport boxes.</w:t>
+        <w:t>Purpose: Show why the queue architecture is the key seam for future AI integration.</w:t>
+      </w:r>
+    </w:p>
+    <w:p>
+      <w:pPr>
+        <w:jc w:val="both"/>
+      </w:pPr>
+      <w:r>
+        <w:t>Prompt to reuse: Draw WebRTC input queue on the left, a central plug-in processor slot, and WebRTC output queue on the right. Show two swappable processor cards: Echo Processor (current verification adapter) and Gemini Live Processor (future). Add a later optional Audio Mixer card beneath Gemini for music/ducking. The queue contracts remain unchanged when the processor is swapped.</w:t>
+      </w:r>
+    </w:p>
+    <w:p>
+      <w:pPr>
+        <w:jc w:val="both"/>
+      </w:pPr>
+      <w:r>
+        <w:t>Must show: No arrows bypassing queues; processor swap should not touch WebRTC transport boxes.</w:t>
       </w:r>
     </w:p>
     <w:p>
@@ -18441,13 +18848,7 @@
               <w:rPr>
                 <w:sz w:val="22"/>
               </w:rPr>
-              <w:t>Use this diagram as a standalone architecture slide or as the primary visual with no more than three supporting bullets. Keep labels large e</w:t>
-            </w:r>
-            <w:r>
-              <w:rPr>
-                <w:sz w:val="22"/>
-              </w:rPr>
-              <w:t>nough to remain legible when projected.</w:t>
+              <w:t>Use this diagram as a standalone architecture slide or as the primary visual with no more than three supporting bullets. Keep labels large enough to remain legible when projected.</w:t>
             </w:r>
           </w:p>
         </w:tc>
@@ -18479,29 +18880,23 @@
         <w:jc w:val="both"/>
       </w:pPr>
       <w:r>
+        <w:t>Prompt to reuse: Draw a phone receiving one remote WebRTC audio track. After the native audio system, split the route into two outputs: loudspeaker and earpiece. Place a toggle control at the bottom of the phone UI and show true -&gt; loudspeaker, false -&gt; earpiece. Add a note that Bluetooth/car/earbuds are future work.</w:t>
+      </w:r>
+    </w:p>
+    <w:p>
+      <w:pPr>
+        <w:jc w:val="both"/>
+      </w:pPr>
+      <w:r>
+        <w:t>Must show: Single remote track, two device routes; default route highlighted as loudspeaker.</w:t>
+      </w:r>
+    </w:p>
+    <w:p>
+      <w:pPr>
+        <w:jc w:val="both"/>
+      </w:pPr>
+      <w:r>
         <w:lastRenderedPageBreak/>
-        <w:t>Prompt to reuse: Draw a phone receiving one remote WebRTC audio track. After the nati</w:t>
-      </w:r>
-      <w:r>
-        <w:t>ve audio system, split the route into two outputs: loudspeaker and earpiece. Place a toggle control at the bottom of the phone UI and show true -&gt; loudspeaker, false -&gt; earpiece. Add a note that Bluetooth/car/earbuds are future work.</w:t>
-      </w:r>
-    </w:p>
-    <w:p>
-      <w:pPr>
-        <w:jc w:val="both"/>
-      </w:pPr>
-      <w:r>
-        <w:t>Must show: Single remo</w:t>
-      </w:r>
-      <w:r>
-        <w:t>te track, two device routes; default route highlighted as loudspeaker.</w:t>
-      </w:r>
-    </w:p>
-    <w:p>
-      <w:pPr>
-        <w:jc w:val="both"/>
-      </w:pPr>
-      <w:r>
         <w:t>PowerPoint message: Audio routing is a device policy layer after WebRTC has already delivered the remote track.</w:t>
       </w:r>
     </w:p>
@@ -18546,13 +18941,7 @@
               <w:rPr>
                 <w:sz w:val="22"/>
               </w:rPr>
-              <w:t xml:space="preserve">Use this diagram as a standalone architecture slide </w:t>
-            </w:r>
-            <w:r>
-              <w:rPr>
-                <w:sz w:val="22"/>
-              </w:rPr>
-              <w:t>or as the primary visual with no more than three supporting bullets. Keep labels large enough to remain legible when projected.</w:t>
+              <w:t>Use this diagram as a standalone architecture slide or as the primary visual with no more than three supporting bullets. Keep labels large enough to remain legible when projected.</w:t>
             </w:r>
           </w:p>
         </w:tc>
@@ -18584,24 +18973,23 @@
         <w:jc w:val="both"/>
       </w:pPr>
       <w:r>
-        <w:t>Prompt to reuse: Create</w:t>
-      </w:r>
-      <w:r>
-        <w:t xml:space="preserve"> a horizontal timeline from t=0. Show outgoing track active continuously. Segment 1: prerecorded greeting waveform labelled "Hello RedDust Echo!". Segment 2: two seconds of silence represented by a flat line. Segment 3: returned caller waveform. Below the </w:t>
-      </w:r>
-      <w:r>
-        <w:t>output timeline, show incoming microphone waveform arriving to the gateway. Add a note that this is a functional processing test, not yet the final continuous input-queue architecture.</w:t>
-      </w:r>
-    </w:p>
-    <w:p>
-      <w:pPr>
-        <w:jc w:val="both"/>
-      </w:pPr>
-      <w:r>
-        <w:t>Must show: One continuous outgoing track; prompt, silence, and echo seg</w:t>
-      </w:r>
-      <w:r>
-        <w:t>ments; note about future queue architecture.</w:t>
+        <w:t>Prompt to reuse: Create a horizontal timeline from t=0. Show outgoing track active continuously. Segment 1: prerecorded greeting waveform labelled "Hello RedDust Echo!</w:t>
+      </w:r>
+      <w:proofErr w:type="gramStart"/>
+      <w:r>
+        <w:t>".</w:t>
+      </w:r>
+      <w:proofErr w:type="gramEnd"/>
+      <w:r>
+        <w:t xml:space="preserve"> Segment 2: two seconds of silence represented by a flat line. Segment 3: returned caller waveform. Below the output timeline, show incoming microphone waveform arriving to the gateway. Add a note that this is a functional processing test, not yet the final continuous input-queue architecture.</w:t>
+      </w:r>
+    </w:p>
+    <w:p>
+      <w:pPr>
+        <w:jc w:val="both"/>
+      </w:pPr>
+      <w:r>
+        <w:t>Must show: One continuous outgoing track; prompt, silence, and echo segments; note about future queue architecture.</w:t>
       </w:r>
     </w:p>
     <w:p>
@@ -18653,13 +19041,7 @@
               <w:rPr>
                 <w:sz w:val="22"/>
               </w:rPr>
-              <w:t>Use this diagram as a standalone architecture slide or as the primary visual with n</w:t>
-            </w:r>
-            <w:r>
-              <w:rPr>
-                <w:sz w:val="22"/>
-              </w:rPr>
-              <w:t>o more than three supporting bullets. Keep labels large enough to remain legible when projected.</w:t>
+              <w:t>Use this diagram as a standalone architecture slide or as the primary visual with no more than three supporting bullets. Keep labels large enough to remain legible when projected.</w:t>
             </w:r>
           </w:p>
         </w:tc>
@@ -18691,13 +19073,23 @@
         <w:jc w:val="both"/>
       </w:pPr>
       <w:r>
-        <w:t>Prompt to reuse: Create a component</w:t>
-      </w:r>
-      <w:r>
-        <w:t xml:space="preserve"> heatmap grouped into Mobile, Connectivity, Backend Media, Streaming Voice Handling, Session Management, AI Integration. Color cells green for implemented, amber for partial, gray for future. Make Input Audio Buffer and Output Audio Buffer amber. Make TURN</w:t>
-      </w:r>
-      <w:r>
-        <w:t>, Session Manager, Gemini gray. Add a current milestone label Step 19B.</w:t>
+        <w:t xml:space="preserve">Prompt to reuse: Create a component heatmap grouped into Mobile, Connectivity, Backend Media, Streaming Voice Handling, Session Management, </w:t>
+      </w:r>
+      <w:proofErr w:type="gramStart"/>
+      <w:r>
+        <w:t>AI</w:t>
+      </w:r>
+      <w:proofErr w:type="gramEnd"/>
+      <w:r>
+        <w:t xml:space="preserve"> Integration. Color cells green for implemented, amber for partial, gray for future. Make Input Audio Buffer and Output Audio Buffer amber. Make TURN, Session Manager, </w:t>
+      </w:r>
+      <w:proofErr w:type="gramStart"/>
+      <w:r>
+        <w:t>Gemini</w:t>
+      </w:r>
+      <w:proofErr w:type="gramEnd"/>
+      <w:r>
+        <w:t xml:space="preserve"> gray. Add a current milestone label Step 19B.</w:t>
       </w:r>
     </w:p>
     <w:p>
@@ -18713,10 +19105,7 @@
         <w:jc w:val="both"/>
       </w:pPr>
       <w:r>
-        <w:t>PowerPoint message: Local voice transport works; queue/session/cloud reliability work remains before AI integrat</w:t>
-      </w:r>
-      <w:r>
-        <w:t>ion.</w:t>
+        <w:t>PowerPoint message: Local voice transport works; queue/session/cloud reliability work remains before AI integration.</w:t>
       </w:r>
     </w:p>
     <w:tbl>
@@ -18776,10 +19165,7 @@
         <w:pStyle w:val="Heading2"/>
       </w:pPr>
       <w:r>
-        <w:t>C.21 Figure 21 - Daily developer runtime - two t</w:t>
-      </w:r>
-      <w:r>
-        <w:t>erminals and one phone</w:t>
+        <w:t>C.21 Figure 21 - Daily developer runtime - two terminals and one phone</w:t>
       </w:r>
     </w:p>
     <w:p>
@@ -18795,21 +19181,32 @@
         <w:jc w:val="both"/>
       </w:pPr>
       <w:r>
-        <w:t>Prompt to reuse: Draw three vertical columns: Terminal 1 Mobile - npx expo start / Metro :8081; Terminal 2 Gateway - Python venv + Uvicorn :8000; Physica</w:t>
-      </w:r>
-      <w:r>
-        <w:t>l phone - RedDust Development Build. Show Metro arrow to phone, HTTP signaling arrows to :8000, WebRTC media arrows to aiortc. Add green checks for expected healthy status.</w:t>
-      </w:r>
-    </w:p>
-    <w:p>
-      <w:pPr>
-        <w:jc w:val="both"/>
-      </w:pPr>
-      <w:r>
-        <w:t>Must show: Commands visible; ports visible; Development Build vs Expo Go distinctio</w:t>
-      </w:r>
-      <w:r>
-        <w:t>n.</w:t>
+        <w:lastRenderedPageBreak/>
+        <w:t xml:space="preserve">Prompt to reuse: Draw three vertical columns: Terminal 1 Mobile - npx expo start / </w:t>
+      </w:r>
+      <w:proofErr w:type="gramStart"/>
+      <w:r>
+        <w:t>Metro :8081</w:t>
+      </w:r>
+      <w:proofErr w:type="gramEnd"/>
+      <w:r>
+        <w:t xml:space="preserve">; Terminal 2 Gateway - Python venv + Uvicorn :8000; Physical phone - RedDust Development Build. Show Metro arrow to phone, HTTP signaling arrows </w:t>
+      </w:r>
+      <w:proofErr w:type="gramStart"/>
+      <w:r>
+        <w:t>to :8000</w:t>
+      </w:r>
+      <w:proofErr w:type="gramEnd"/>
+      <w:r>
+        <w:t>, WebRTC media arrows to aiortc. Add green checks for expected healthy status.</w:t>
+      </w:r>
+    </w:p>
+    <w:p>
+      <w:pPr>
+        <w:jc w:val="both"/>
+      </w:pPr>
+      <w:r>
+        <w:t>Must show: Commands visible; ports visible; Development Build vs Expo Go distinction.</w:t>
       </w:r>
     </w:p>
     <w:p>
@@ -18861,13 +19258,7 @@
               <w:rPr>
                 <w:sz w:val="22"/>
               </w:rPr>
-              <w:t>Use this diagram as a standalone architecture slide or as the primary visual with no more than three supporting bullets. Keep labels large enough to re</w:t>
-            </w:r>
-            <w:r>
-              <w:rPr>
-                <w:sz w:val="22"/>
-              </w:rPr>
-              <w:t>main legible when projected.</w:t>
+              <w:t>Use this diagram as a standalone architecture slide or as the primary visual with no more than three supporting bullets. Keep labels large enough to remain legible when projected.</w:t>
             </w:r>
           </w:p>
         </w:tc>
@@ -18899,14 +19290,21 @@
         <w:jc w:val="both"/>
       </w:pPr>
       <w:r>
-        <w:t>Prompt to reuse: Draw a top-to-bottom onboarding flow: install prerequisites -&gt; clone RedDust monorepo -&gt; create Python .</w:t>
-      </w:r>
-      <w:r>
-        <w:t>venv -&gt; pip install requirements -&gt; npm ci -&gt; create .env.local from ipconfig -&gt; authenticate EAS if needed -&gt; install Development Build -&gt; start Uvicorn -&gt; start Metro -&gt; connect phone -&gt; Start Microphone -&gt; verify ICE connected and audio processing. Incl</w:t>
-      </w:r>
-      <w:r>
-        <w:t>ude decision diamonds for "native dependencies changed?" and "Android or iPhone?".</w:t>
-      </w:r>
+        <w:t xml:space="preserve">Prompt to reuse: Draw a top-to-bottom onboarding flow: install prerequisites -&gt; clone RedDust </w:t>
+      </w:r>
+      <w:proofErr w:type="spellStart"/>
+      <w:r>
+        <w:t>monorepo</w:t>
+      </w:r>
+      <w:proofErr w:type="spellEnd"/>
+      <w:r>
+        <w:t xml:space="preserve"> -&gt; create Python .venv -&gt; pip install requirements -&gt; npm ci -&gt; create .env.local from ipconfig -&gt; authenticate EAS if needed -&gt; install Development Build -&gt; start Uvicorn -&gt; start Metro -&gt; connect phone -&gt; Start Microphone -&gt; verify ICE connected and audio processing. Include decision diamonds for "native dependencies changed?" and "Android or iPhone?</w:t>
+      </w:r>
+      <w:proofErr w:type="gramStart"/>
+      <w:r>
+        <w:t>".</w:t>
+      </w:r>
+      <w:proofErr w:type="gramEnd"/>
     </w:p>
     <w:p>
       <w:pPr>
@@ -18921,10 +19319,7 @@
         <w:jc w:val="both"/>
       </w:pPr>
       <w:r>
-        <w:t>PowerPoint message: A teammate should be able to reach the same verified local voice path without triba</w:t>
-      </w:r>
-      <w:r>
-        <w:t>l knowledge.</w:t>
+        <w:t>PowerPoint message: A teammate should be able to reach the same verified local voice path without tribal knowledge.</w:t>
       </w:r>
     </w:p>
     <w:tbl>
@@ -18984,10 +19379,7 @@
         <w:pStyle w:val="Heading2"/>
       </w:pPr>
       <w:r>
-        <w:t xml:space="preserve">C.23 Figure 23 - EAS Development Build </w:t>
-      </w:r>
-      <w:r>
-        <w:t>pipeline</w:t>
+        <w:t>C.23 Figure 23 - EAS Development Build pipeline</w:t>
       </w:r>
     </w:p>
     <w:p>
@@ -19003,10 +19395,7 @@
         <w:jc w:val="both"/>
       </w:pPr>
       <w:r>
-        <w:t>Prompt to reuse: Draw source code and app.json on laptop -&gt; EAS Cloud -&gt; native compile -&gt; APK/IPA -&gt; physical phone. Separately draw Metro -&gt; JavaScript</w:t>
-      </w:r>
-      <w:r>
-        <w:t xml:space="preserve"> bundle -&gt; already-installed Development Build. Show native module examples react-native-webrtc and react-native-incall-manager inside the binary. Cross out Expo Go.</w:t>
+        <w:t>Prompt to reuse: Draw source code and app.json on laptop -&gt; EAS Cloud -&gt; native compile -&gt; APK/IPA -&gt; physical phone. Separately draw Metro -&gt; JavaScript bundle -&gt; already-installed Development Build. Show native module examples react-native-webrtc and react-native-incall-manager inside the binary. Cross out Expo Go.</w:t>
       </w:r>
     </w:p>
     <w:p>
@@ -19022,10 +19411,7 @@
         <w:jc w:val="both"/>
       </w:pPr>
       <w:r>
-        <w:t xml:space="preserve">PowerPoint message: EAS </w:t>
-      </w:r>
-      <w:r>
-        <w:t>changes the binary; Metro changes the JavaScript loaded into that binary.</w:t>
+        <w:t>PowerPoint message: EAS changes the binary; Metro changes the JavaScript loaded into that binary.</w:t>
       </w:r>
     </w:p>
     <w:tbl>
@@ -19063,20 +19449,13 @@
                 <w:b/>
                 <w:sz w:val="22"/>
               </w:rPr>
-              <w:lastRenderedPageBreak/>
               <w:t xml:space="preserve">Suggested slide use: </w:t>
             </w:r>
             <w:r>
               <w:rPr>
                 <w:sz w:val="22"/>
               </w:rPr>
-              <w:t>Use this diagram as a standalone architecture slide or as the primary visual with no more than three supporting bullets. Keep labels large enough to remain legib</w:t>
-            </w:r>
-            <w:r>
-              <w:rPr>
-                <w:sz w:val="22"/>
-              </w:rPr>
-              <w:t>le when projected.</w:t>
+              <w:t>Use this diagram as a standalone architecture slide or as the primary visual with no more than three supporting bullets. Keep labels large enough to remain legible when projected.</w:t>
             </w:r>
           </w:p>
         </w:tc>
@@ -19092,6 +19471,7 @@
         <w:pStyle w:val="Heading2"/>
       </w:pPr>
       <w:r>
+        <w:lastRenderedPageBreak/>
         <w:t>C.24 Figure 24 - Per-developer environment configuration</w:t>
       </w:r>
     </w:p>
@@ -19108,21 +19488,47 @@
         <w:jc w:val="both"/>
       </w:pPr>
       <w:r>
-        <w:t>Prompt to reuse: Draw one Git repository containing .env.example with YOUR_LAPTOP_IP. Then branch to three developer laptop</w:t>
-      </w:r>
-      <w:r>
-        <w:t>s, each creating a private .env.local with different 192.168.x.x addresses. Show that index.tsx reads process.env.EXPO_PUBLIC_GATEWAY_URL identically for all developers. Put a red cross over committing .env.local.</w:t>
-      </w:r>
-    </w:p>
-    <w:p>
-      <w:pPr>
-        <w:jc w:val="both"/>
-      </w:pPr>
-      <w:r>
-        <w:t>Must show: .env.example tracked; .env.loca</w:t>
-      </w:r>
-      <w:r>
-        <w:t>l ignored; zero source-code changes between developers.</w:t>
+        <w:t xml:space="preserve">Prompt to reuse: Draw one </w:t>
+      </w:r>
+      <w:proofErr w:type="spellStart"/>
+      <w:r>
+        <w:t>Git</w:t>
+      </w:r>
+      <w:proofErr w:type="spellEnd"/>
+      <w:r>
+        <w:t xml:space="preserve"> repository containing .</w:t>
+      </w:r>
+      <w:proofErr w:type="spellStart"/>
+      <w:r>
+        <w:t>env.example</w:t>
+      </w:r>
+      <w:proofErr w:type="spellEnd"/>
+      <w:r>
+        <w:t xml:space="preserve"> with YOUR_LAPTOP_IP. Then branch to three developer laptops, each creating a private .env.local with different 192.168.x.x addresses. Show that index.tsx reads </w:t>
+      </w:r>
+      <w:proofErr w:type="spellStart"/>
+      <w:r>
+        <w:t>process.env.EXPO_PUBLIC_GATEWAY_URL</w:t>
+      </w:r>
+      <w:proofErr w:type="spellEnd"/>
+      <w:r>
+        <w:t xml:space="preserve"> identically for all developers. Put a red cross over committing .env.local.</w:t>
+      </w:r>
+    </w:p>
+    <w:p>
+      <w:pPr>
+        <w:jc w:val="both"/>
+      </w:pPr>
+      <w:r>
+        <w:t>Must show: .</w:t>
+      </w:r>
+      <w:proofErr w:type="spellStart"/>
+      <w:r>
+        <w:t>env.example</w:t>
+      </w:r>
+      <w:proofErr w:type="spellEnd"/>
+      <w:r>
+        <w:t xml:space="preserve"> tracked; .env.local ignored; zero source-code changes between developers.</w:t>
       </w:r>
     </w:p>
     <w:p>
@@ -19174,13 +19580,7 @@
               <w:rPr>
                 <w:sz w:val="22"/>
               </w:rPr>
-              <w:t>Use this diagram as a standalone architecture slide or as the primary visual with no more than thr</w:t>
-            </w:r>
-            <w:r>
-              <w:rPr>
-                <w:sz w:val="22"/>
-              </w:rPr>
-              <w:t>ee supporting bullets. Keep labels large enough to remain legible when projected.</w:t>
+              <w:t>Use this diagram as a standalone architecture slide or as the primary visual with no more than three supporting bullets. Keep labels large enough to remain legible when projected.</w:t>
             </w:r>
           </w:p>
         </w:tc>
@@ -19212,13 +19612,15 @@
         <w:jc w:val="both"/>
       </w:pPr>
       <w:r>
-        <w:t xml:space="preserve">Prompt to reuse: Draw one </w:t>
-      </w:r>
-      <w:r>
-        <w:t xml:space="preserve">remote audio track entering the phone audio system. Show current solid branches to loudspeaker and earpiece. Show dashed future branches to Bluetooth speaker, car audio, wired headset, AirPods/earbuds. Add labels CURRENT Step 19A and FUTURE device-routing </w:t>
-      </w:r>
-      <w:r>
-        <w:t>hardening.</w:t>
+        <w:t xml:space="preserve">Prompt to reuse: Draw one remote audio track entering the phone audio system. Show current solid branches to loudspeaker and earpiece. Show dashed future branches to Bluetooth speaker, car audio, wired headset, </w:t>
+      </w:r>
+      <w:proofErr w:type="spellStart"/>
+      <w:r>
+        <w:t>AirPods</w:t>
+      </w:r>
+      <w:proofErr w:type="spellEnd"/>
+      <w:r>
+        <w:t>/earbuds. Add labels CURRENT Step 19A and FUTURE device-routing hardening.</w:t>
       </w:r>
     </w:p>
     <w:p>
@@ -19278,13 +19680,7 @@
               <w:rPr>
                 <w:sz w:val="22"/>
               </w:rPr>
-              <w:t xml:space="preserve">Use this diagram as a standalone architecture slide or as the primary visual with no </w:t>
-            </w:r>
-            <w:r>
-              <w:rPr>
-                <w:sz w:val="22"/>
-              </w:rPr>
-              <w:t>more than three supporting bullets. Keep labels large enough to remain legible when projected.</w:t>
+              <w:t>Use this diagram as a standalone architecture slide or as the primary visual with no more than three supporting bullets. Keep labels large enough to remain legible when projected.</w:t>
             </w:r>
           </w:p>
         </w:tc>
@@ -19316,32 +19712,30 @@
         <w:jc w:val="both"/>
       </w:pPr>
       <w:r>
-        <w:t>Prompt to reuse: Cre</w:t>
-      </w:r>
-      <w:r>
-        <w:t>ate a decision tree starting with "Can app load?" -&gt; "Live microphone track?" -&gt; "POST /offer 200?" -&gt; "Remote description set?" -&gt; "ICE connected?" -&gt; "Gateway track received?" -&gt; "Remote track received?" -&gt; "Audio audible?". Each No branch points to a fa</w:t>
-      </w:r>
-      <w:r>
-        <w:t>ilure domain: Metro, permissions, signaling/IP/firewall, SDP, ICE/TURN, backend media, audio routing. Each Yes branch progresses downward.</w:t>
-      </w:r>
-    </w:p>
-    <w:p>
-      <w:pPr>
-        <w:jc w:val="both"/>
-      </w:pPr>
-      <w:r>
-        <w:t xml:space="preserve">Must show: Earliest-failure principle; no branch should jump directly to Gemini or audio processing before transport </w:t>
-      </w:r>
-      <w:r>
-        <w:t>is proven.</w:t>
-      </w:r>
-    </w:p>
-    <w:p>
-      <w:pPr>
-        <w:jc w:val="both"/>
-      </w:pPr>
-      <w:r>
-        <w:lastRenderedPageBreak/>
+        <w:t>Prompt to reuse: Create a decision tree starting with "Can app load?" -&gt; "Live microphone track?" -&gt; "POST /offer 200?" -&gt; "Remote description set?" -&gt; "ICE connected?" -&gt; "Gateway track received?" -&gt; "Remote track received?" -&gt; "Audio audible?</w:t>
+      </w:r>
+      <w:proofErr w:type="gramStart"/>
+      <w:r>
+        <w:t>".</w:t>
+      </w:r>
+      <w:proofErr w:type="gramEnd"/>
+      <w:r>
+        <w:t xml:space="preserve"> Each No branch points to a failure domain: Metro, permissions, signaling/IP/firewall, SDP, ICE/TURN, backend media, audio routing. Each Yes branch progresses downward.</w:t>
+      </w:r>
+    </w:p>
+    <w:p>
+      <w:pPr>
+        <w:jc w:val="both"/>
+      </w:pPr>
+      <w:r>
+        <w:t>Must show: Earliest-failure principle; no branch should jump directly to Gemini or audio processing before transport is proven.</w:t>
+      </w:r>
+    </w:p>
+    <w:p>
+      <w:pPr>
+        <w:jc w:val="both"/>
+      </w:pPr>
+      <w:r>
         <w:t>PowerPoint message: Debug the first broken boundary, not the last visible symptom.</w:t>
       </w:r>
     </w:p>
@@ -19386,13 +19780,7 @@
               <w:rPr>
                 <w:sz w:val="22"/>
               </w:rPr>
-              <w:t>Use this diagram as a standalone architecture slide or as the primary visual with no more than three supporting bullets. Keep labels large en</w:t>
-            </w:r>
-            <w:r>
-              <w:rPr>
-                <w:sz w:val="22"/>
-              </w:rPr>
-              <w:t>ough to remain legible when projected.</w:t>
+              <w:t>Use this diagram as a standalone architecture slide or as the primary visual with no more than three supporting bullets. Keep labels large enough to remain legible when projected.</w:t>
             </w:r>
           </w:p>
         </w:tc>
@@ -19408,6 +19796,7 @@
         <w:pStyle w:val="Heading2"/>
       </w:pPr>
       <w:r>
+        <w:lastRenderedPageBreak/>
         <w:t>C.27 Figure 27 - Step 20 Internet connectivity architecture</w:t>
       </w:r>
     </w:p>
@@ -19424,21 +19813,23 @@
         <w:jc w:val="both"/>
       </w:pPr>
       <w:r>
-        <w:t>Prompt to reuse: Draw phone on 4G/5G or remote Wi-Fi -&gt; Internet -&gt; STUN/TURN service and cl</w:t>
-      </w:r>
-      <w:r>
-        <w:t>oud RedDust Gateway. Separate HTTPS signaling arrow to FastAPI from bidirectional WebRTC media arrows to aiortc. Keep the current EchoAudioTrack inside the cloud gateway. Show NAT/firewall icons between phone and Internet. Mark TURN as relay fallback.</w:t>
-      </w:r>
-    </w:p>
-    <w:p>
-      <w:pPr>
-        <w:jc w:val="both"/>
-      </w:pPr>
-      <w:r>
-        <w:t>Must</w:t>
-      </w:r>
-      <w:r>
-        <w:t xml:space="preserve"> show: Public signaling, TURN relay path, aiortc media, unchanged processor.</w:t>
+        <w:t>Prompt to reuse: Draw phone on 4G/5G or remote Wi-Fi -&gt; Internet -&gt; STUN/TURN service and cloud RedDust Gateway. Separate HTTPS signaling arrow to FastAPI from bidirectional WebRTC media arrows to aiortc. Keep the current EchoAudioTrack inside the cloud gateway. Show NAT/firewall icons between phone and Internet. Mark TURN as relay fallback.</w:t>
+      </w:r>
+    </w:p>
+    <w:p>
+      <w:pPr>
+        <w:jc w:val="both"/>
+      </w:pPr>
+      <w:r>
+        <w:t xml:space="preserve">Must show: Public signaling, TURN relay path, aiortc media, </w:t>
+      </w:r>
+      <w:proofErr w:type="gramStart"/>
+      <w:r>
+        <w:t>unchanged</w:t>
+      </w:r>
+      <w:proofErr w:type="gramEnd"/>
+      <w:r>
+        <w:t xml:space="preserve"> processor.</w:t>
       </w:r>
     </w:p>
     <w:p>
@@ -19490,13 +19881,7 @@
               <w:rPr>
                 <w:sz w:val="22"/>
               </w:rPr>
-              <w:t>Use this diagram as a standalone architect</w:t>
-            </w:r>
-            <w:r>
-              <w:rPr>
-                <w:sz w:val="22"/>
-              </w:rPr>
-              <w:t>ure slide or as the primary visual with no more than three supporting bullets. Keep labels large enough to remain legible when projected.</w:t>
+              <w:t>Use this diagram as a standalone architecture slide or as the primary visual with no more than three supporting bullets. Keep labels large enough to remain legible when projected.</w:t>
             </w:r>
           </w:p>
         </w:tc>
@@ -19512,29 +19897,31 @@
         <w:pStyle w:val="Heading2"/>
       </w:pPr>
       <w:r>
-        <w:t>C.28 Figure 28 - Session Manager ownership model</w:t>
-      </w:r>
-    </w:p>
-    <w:p>
-      <w:pPr>
-        <w:jc w:val="both"/>
-      </w:pPr>
-      <w:r>
-        <w:t xml:space="preserve">Purpose: Show how multi-user scalability changes resource </w:t>
-      </w:r>
-      <w:r>
-        <w:t>ownership.</w:t>
-      </w:r>
-    </w:p>
-    <w:p>
-      <w:pPr>
-        <w:jc w:val="both"/>
-      </w:pPr>
-      <w:r>
-        <w:t>Prompt to reuse: Draw a Session Manager mapping session IDs to session objects. Show three users Kim, John, Maria, each with separate RTCPeerConnection, input queue, output queue, processor, and cleanup. Draw no shared global audio queue. Add li</w:t>
-      </w:r>
-      <w:r>
-        <w:t>fecycle arrows create -&gt; active -&gt; closing -&gt; closed.</w:t>
+        <w:t xml:space="preserve">C.28 Figure 28 - Session Manager </w:t>
+      </w:r>
+      <w:proofErr w:type="gramStart"/>
+      <w:r>
+        <w:t>ownership</w:t>
+      </w:r>
+      <w:proofErr w:type="gramEnd"/>
+      <w:r>
+        <w:t xml:space="preserve"> model</w:t>
+      </w:r>
+    </w:p>
+    <w:p>
+      <w:pPr>
+        <w:jc w:val="both"/>
+      </w:pPr>
+      <w:r>
+        <w:t>Purpose: Show how multi-user scalability changes resource ownership.</w:t>
+      </w:r>
+    </w:p>
+    <w:p>
+      <w:pPr>
+        <w:jc w:val="both"/>
+      </w:pPr>
+      <w:r>
+        <w:t>Prompt to reuse: Draw a Session Manager mapping session IDs to session objects. Show three users Kim, John, Maria, each with separate RTCPeerConnection, input queue, output queue, processor, and cleanup. Draw no shared global audio queue. Add lifecycle arrows create -&gt; active -&gt; closing -&gt; closed.</w:t>
       </w:r>
     </w:p>
     <w:p>
@@ -19610,10 +19997,7 @@
         <w:pStyle w:val="Heading2"/>
       </w:pPr>
       <w:r>
-        <w:t xml:space="preserve">C.29 Figure 29 - Step 22 production-style streaming </w:t>
-      </w:r>
-      <w:r>
-        <w:t>voice handling</w:t>
+        <w:t>C.29 Figure 29 - Step 22 production-style streaming voice handling</w:t>
       </w:r>
     </w:p>
     <w:p>
@@ -19629,21 +20013,38 @@
         <w:jc w:val="both"/>
       </w:pPr>
       <w:r>
-        <w:t>Prompt to reuse: Draw one session as a container. Inside: incoming aiortc track -&gt; ContinuousReader asyncio Task -&gt; resampler/normalizer -&gt; bounded input asyncio.Queue with v</w:t>
-      </w:r>
-      <w:r>
-        <w:t>isible max size -&gt; processor interface -&gt; bounded output asyncio.Queue -&gt; OutgoingAudioTrack -&gt; aiortc. Show cancellation token and session cleanup connected to all tasks. Show queue depth/backpressure indicators. Use dashed plugin box for Echo or Gemini p</w:t>
-      </w:r>
-      <w:r>
-        <w:t>rocessor.</w:t>
-      </w:r>
-    </w:p>
-    <w:p>
-      <w:pPr>
-        <w:jc w:val="both"/>
-      </w:pPr>
-      <w:r>
-        <w:lastRenderedPageBreak/>
+        <w:t xml:space="preserve">Prompt to reuse: Draw one session as a container. Inside: incoming aiortc track -&gt; </w:t>
+      </w:r>
+      <w:proofErr w:type="spellStart"/>
+      <w:r>
+        <w:t>ContinuousReader</w:t>
+      </w:r>
+      <w:proofErr w:type="spellEnd"/>
+      <w:r>
+        <w:t xml:space="preserve"> asyncio Task -&gt; </w:t>
+      </w:r>
+      <w:proofErr w:type="spellStart"/>
+      <w:r>
+        <w:t>resampler</w:t>
+      </w:r>
+      <w:proofErr w:type="spellEnd"/>
+      <w:r>
+        <w:t xml:space="preserve">/normalizer -&gt; bounded input asyncio.Queue with visible max size -&gt; processor interface -&gt; bounded output asyncio.Queue -&gt; </w:t>
+      </w:r>
+      <w:proofErr w:type="spellStart"/>
+      <w:r>
+        <w:t>OutgoingAudioTrack</w:t>
+      </w:r>
+      <w:proofErr w:type="spellEnd"/>
+      <w:r>
+        <w:t xml:space="preserve"> -&gt; aiortc. Show cancellation token and session cleanup connected to all tasks. Show queue depth/backpressure indicators. Use dashed plugin box for Echo or Gemini processor.</w:t>
+      </w:r>
+    </w:p>
+    <w:p>
+      <w:pPr>
+        <w:jc w:val="both"/>
+      </w:pPr>
+      <w:r>
         <w:t>Must show: Bounded queues, producer/consumer roles, backpressure, cancellation, timestamp ownership.</w:t>
       </w:r>
     </w:p>
@@ -19696,13 +20097,7 @@
               <w:rPr>
                 <w:sz w:val="22"/>
               </w:rPr>
-              <w:t>Use this diagram as a standalone architectur</w:t>
-            </w:r>
-            <w:r>
-              <w:rPr>
-                <w:sz w:val="22"/>
-              </w:rPr>
-              <w:t>e slide or as the primary visual with no more than three supporting bullets. Keep labels large enough to remain legible when projected.</w:t>
+              <w:t>Use this diagram as a standalone architecture slide or as the primary visual with no more than three supporting bullets. Keep labels large enough to remain legible when projected.</w:t>
             </w:r>
           </w:p>
         </w:tc>
@@ -19726,21 +20121,15 @@
         <w:jc w:val="both"/>
       </w:pPr>
       <w:r>
-        <w:t>Purpose: Explain the two-stage migration so the new</w:t>
-      </w:r>
-      <w:r>
-        <w:t xml:space="preserve"> queue system and AI are tested separately.</w:t>
-      </w:r>
-    </w:p>
-    <w:p>
-      <w:pPr>
-        <w:jc w:val="both"/>
-      </w:pPr>
-      <w:r>
-        <w:t xml:space="preserve">Prompt to reuse: Draw two panels. Panel A: WebRTC -&gt; Input Queue -&gt; Echo Processor -&gt; Output Queue -&gt; WebRTC, with green success check. Panel B: same queues and WebRTC boxes unchanged, but Echo Processor card is </w:t>
-      </w:r>
-      <w:r>
-        <w:t>removed and Gemini Live Processor card inserted. Use a large "swap only this box" arrow.</w:t>
+        <w:t>Purpose: Explain the two-stage migration so the new queue system and AI are tested separately.</w:t>
+      </w:r>
+    </w:p>
+    <w:p>
+      <w:pPr>
+        <w:jc w:val="both"/>
+      </w:pPr>
+      <w:r>
+        <w:t>Prompt to reuse: Draw two panels. Panel A: WebRTC -&gt; Input Queue -&gt; Echo Processor -&gt; Output Queue -&gt; WebRTC, with green success check. Panel B: same queues and WebRTC boxes unchanged, but Echo Processor card is removed and Gemini Live Processor card inserted. Use a large "swap only this box" arrow.</w:t>
       </w:r>
     </w:p>
     <w:p>
@@ -19756,10 +20145,7 @@
         <w:jc w:val="both"/>
       </w:pPr>
       <w:r>
-        <w:t xml:space="preserve">PowerPoint message: Test the abstraction with Echo before making Gemini the </w:t>
-      </w:r>
-      <w:r>
-        <w:t>producer.</w:t>
+        <w:t>PowerPoint message: Test the abstraction with Echo before making Gemini the producer.</w:t>
       </w:r>
     </w:p>
     <w:tbl>
@@ -19819,10 +20205,7 @@
         <w:pStyle w:val="Heading2"/>
       </w:pPr>
       <w:r>
-        <w:t xml:space="preserve">C.31 Figure 31 - Final target Layer 1 with </w:t>
-      </w:r>
-      <w:r>
-        <w:t>Gemini and higher-layer interfaces</w:t>
+        <w:t>C.31 Figure 31 - Final target Layer 1 with Gemini and higher-layer interfaces</w:t>
       </w:r>
     </w:p>
     <w:p>
@@ -19838,13 +20221,7 @@
         <w:jc w:val="both"/>
       </w:pPr>
       <w:r>
-        <w:t>Prompt to reuse: Draw phone -&gt; WebRTC -&gt; aiortc -&gt; input queue -&gt; Gemini Live streaming processor -&gt; output queue -&gt; WebRTC -</w:t>
-      </w:r>
-      <w:r>
-        <w:t>&gt; phone. Above Gemini, show function/tool connectors to Session Context, RAG Retrieval, Music Recommendation, Soul Score/Wellbeing, and persistent data, but keep those as higher-layer services. Draw a strict boundary line labelled "Layer 1 transport and st</w:t>
-      </w:r>
-      <w:r>
-        <w:t>reaming" below them.</w:t>
+        <w:t>Prompt to reuse: Draw phone -&gt; WebRTC -&gt; aiortc -&gt; input queue -&gt; Gemini Live streaming processor -&gt; output queue -&gt; WebRTC -&gt; phone. Above Gemini, show function/tool connectors to Session Context, RAG Retrieval, Music Recommendation, Soul Score/Wellbeing, and persistent data, but keep those as higher-layer services. Draw a strict boundary line labelled "Layer 1 transport and streaming" below them.</w:t>
       </w:r>
     </w:p>
     <w:p>
@@ -19898,14 +20275,7 @@
                 <w:b/>
                 <w:sz w:val="22"/>
               </w:rPr>
-              <w:t>S</w:t>
-            </w:r>
-            <w:r>
-              <w:rPr>
-                <w:b/>
-                <w:sz w:val="22"/>
-              </w:rPr>
-              <w:t xml:space="preserve">uggested slide use: </w:t>
+              <w:t xml:space="preserve">Suggested slide use: </w:t>
             </w:r>
             <w:r>
               <w:rPr>
@@ -19927,10 +20297,7 @@
         <w:pStyle w:val="Heading2"/>
       </w:pPr>
       <w:r>
-        <w:t>C.32 Figure 32 - Roadmap staircase from Step 19B to pr</w:t>
-      </w:r>
-      <w:r>
-        <w:t>oduction voice</w:t>
+        <w:t>C.32 Figure 32 - Roadmap staircase from Step 19B to production voice</w:t>
       </w:r>
     </w:p>
     <w:p>
@@ -19946,19 +20313,15 @@
         <w:jc w:val="both"/>
       </w:pPr>
       <w:r>
-        <w:t>Prompt to reuse: Draw an ascendi</w:t>
-      </w:r>
-      <w:bookmarkStart w:id="0" w:name="_GoBack"/>
-      <w:bookmarkEnd w:id="0"/>
-      <w:r>
-        <w:t>ng staircase with milestones: 19B Local backend processing - DONE; 20 Internet/TURN; 21 Session Manager; 22 Input/Output Queues; 22A E</w:t>
-      </w:r>
-      <w:r>
-        <w:t xml:space="preserve">cho through queues; 23 </w:t>
-      </w:r>
-      <w:r>
-        <w:lastRenderedPageBreak/>
-        <w:t>Gemini Live; 24 Barge-in/audio mixer/device routes; 25 production observability/scaling. Use a "You are here" marker on 19B.</w:t>
+        <w:t xml:space="preserve">Prompt to reuse: Draw an ascending staircase with milestones: 19B Local backend processing - DONE; 20 Internet/TURN; 21 Session Manager; 22 </w:t>
+      </w:r>
+      <w:proofErr w:type="spellStart"/>
+      <w:r>
+        <w:t>Input/Output</w:t>
+      </w:r>
+      <w:proofErr w:type="spellEnd"/>
+      <w:r>
+        <w:t xml:space="preserve"> Queues; 22A Echo through queues; 23 Gemini Live; 24 Barge-in/audio mixer/device routes; 25 production observability/scaling. Use a "You are here" marker on 19B.</w:t>
       </w:r>
     </w:p>
     <w:p>
@@ -19974,10 +20337,15 @@
         <w:jc w:val="both"/>
       </w:pPr>
       <w:r>
-        <w:t xml:space="preserve">PowerPoint message: The </w:t>
-      </w:r>
-      <w:r>
-        <w:t>roadmap is incremental: prove networking, ownership, buffering, then AI.</w:t>
+        <w:t xml:space="preserve">PowerPoint message: The roadmap is incremental: prove networking, ownership, buffering, </w:t>
+      </w:r>
+      <w:proofErr w:type="gramStart"/>
+      <w:r>
+        <w:t>then</w:t>
+      </w:r>
+      <w:proofErr w:type="gramEnd"/>
+      <w:r>
+        <w:t xml:space="preserve"> AI.</w:t>
       </w:r>
     </w:p>
     <w:tbl>
@@ -20015,19 +20383,14 @@
                 <w:b/>
                 <w:sz w:val="22"/>
               </w:rPr>
+              <w:lastRenderedPageBreak/>
               <w:t xml:space="preserve">Suggested slide use: </w:t>
             </w:r>
             <w:r>
               <w:rPr>
                 <w:sz w:val="22"/>
               </w:rPr>
-              <w:t>Use this diagram as a standalone architecture slide or as the primary visual with no more than three supporting bullets. Keep labels large enough to remain legibl</w:t>
-            </w:r>
-            <w:r>
-              <w:rPr>
-                <w:sz w:val="22"/>
-              </w:rPr>
-              <w:t>e when projected.</w:t>
+              <w:t>Use this diagram as a standalone architecture slide or as the primary visual with no more than three supporting bullets. Keep labels large enough to remain legible when projected.</w:t>
             </w:r>
           </w:p>
         </w:tc>
@@ -20059,13 +20422,7 @@
         <w:jc w:val="both"/>
       </w:pPr>
       <w:r>
-        <w:t xml:space="preserve">Prompt to reuse: Draw a left-to-right latency pipeline: microphone capture -&gt; mobile WebRTC encode -&gt; </w:t>
-      </w:r>
-      <w:r>
-        <w:t>network uplink -&gt; aiortc receive -&gt; input queue wait -&gt; AI/processor -&gt; output queue wait -&gt; aiortc/WebRTC send -&gt; network downlink -&gt; phone decode/playout. Under each segment place a blank placeholder for measured milliseconds. Add a total latency equatio</w:t>
-      </w:r>
-      <w:r>
-        <w:t>n bar at the bottom.</w:t>
+        <w:t>Prompt to reuse: Draw a left-to-right latency pipeline: microphone capture -&gt; mobile WebRTC encode -&gt; network uplink -&gt; aiortc receive -&gt; input queue wait -&gt; AI/processor -&gt; output queue wait -&gt; aiortc/WebRTC send -&gt; network downlink -&gt; phone decode/playout. Under each segment place a blank placeholder for measured milliseconds. Add a total latency equation bar at the bottom.</w:t>
       </w:r>
     </w:p>
     <w:p>
@@ -20125,13 +20482,7 @@
               <w:rPr>
                 <w:sz w:val="22"/>
               </w:rPr>
-              <w:t>Use this diagram a</w:t>
-            </w:r>
-            <w:r>
-              <w:rPr>
-                <w:sz w:val="22"/>
-              </w:rPr>
-              <w:t>s a standalone architecture slide or as the primary visual with no more than three supporting bullets. Keep labels large enough to remain legible when projected.</w:t>
+              <w:t>Use this diagram as a standalone architecture slide or as the primary visual with no more than three supporting bullets. Keep labels large enough to remain legible when projected.</w:t>
             </w:r>
           </w:p>
         </w:tc>
@@ -20155,32 +20506,23 @@
         <w:jc w:val="both"/>
       </w:pPr>
       <w:r>
-        <w:t>Purpose: Show where metrics/loggin</w:t>
-      </w:r>
-      <w:r>
-        <w:t>g should be attached without flooding logs with raw media.</w:t>
-      </w:r>
-    </w:p>
-    <w:p>
-      <w:pPr>
-        <w:jc w:val="both"/>
-      </w:pPr>
-      <w:r>
-        <w:t>Prompt to reuse: Draw the complete Layer 1 pipeline and place small metric icons at Metro/dev boundary, HTTP signaling, ICE/DTLS state, incoming frame rate, input queue depth, processor latency, ou</w:t>
-      </w:r>
-      <w:r>
-        <w:t>tput queue depth, outgoing frame rate, mobile audio route. Draw red failure bubbles for firewall, TURN, queue backlog, processor timeout, and device-route failure.</w:t>
-      </w:r>
-    </w:p>
-    <w:p>
-      <w:pPr>
-        <w:jc w:val="both"/>
-      </w:pPr>
-      <w:r>
-        <w:t xml:space="preserve">Must show: Operational signals at boundaries; no raw audio or sensitive full SDP logging by </w:t>
-      </w:r>
-      <w:r>
-        <w:t>default.</w:t>
+        <w:t>Purpose: Show where metrics/logging should be attached without flooding logs with raw media.</w:t>
+      </w:r>
+    </w:p>
+    <w:p>
+      <w:pPr>
+        <w:jc w:val="both"/>
+      </w:pPr>
+      <w:r>
+        <w:t>Prompt to reuse: Draw the complete Layer 1 pipeline and place small metric icons at Metro/dev boundary, HTTP signaling, ICE/DTLS state, incoming frame rate, input queue depth, processor latency, output queue depth, outgoing frame rate, mobile audio route. Draw red failure bubbles for firewall, TURN, queue backlog, processor timeout, and device-route failure.</w:t>
+      </w:r>
+    </w:p>
+    <w:p>
+      <w:pPr>
+        <w:jc w:val="both"/>
+      </w:pPr>
+      <w:r>
+        <w:t>Must show: Operational signals at boundaries; no raw audio or sensitive full SDP logging by default.</w:t>
       </w:r>
     </w:p>
     <w:p>
@@ -20232,13 +20574,7 @@
               <w:rPr>
                 <w:sz w:val="22"/>
               </w:rPr>
-              <w:t>Use this diagram as a standalone architecture slide or as the primary visual with no more than three suppor</w:t>
-            </w:r>
-            <w:r>
-              <w:rPr>
-                <w:sz w:val="22"/>
-              </w:rPr>
-              <w:t>ting bullets. Keep labels large enough to remain legible when projected.</w:t>
+              <w:t>Use this diagram as a standalone architecture slide or as the primary visual with no more than three supporting bullets. Keep labels large enough to remain legible when projected.</w:t>
             </w:r>
           </w:p>
         </w:tc>
@@ -20270,21 +20606,39 @@
         <w:jc w:val="both"/>
       </w:pPr>
       <w:r>
+        <w:t>Prompt to reuse: Draw phone identity/</w:t>
+      </w:r>
+      <w:proofErr w:type="spellStart"/>
+      <w:r>
+        <w:t>auth</w:t>
+      </w:r>
+      <w:proofErr w:type="spellEnd"/>
+      <w:r>
+        <w:t xml:space="preserve"> token -&gt; HTTPS signaling -&gt; Session Manager </w:t>
+      </w:r>
+      <w:proofErr w:type="gramStart"/>
+      <w:r>
+        <w:t>authorization</w:t>
+      </w:r>
+      <w:proofErr w:type="gramEnd"/>
+      <w:r>
+        <w:t>. Separately show DTLS/SRTP protecting media, TURN credentials protecting relay use, and secret manager providing server-side credentials. Mark full SDP logs and hard-coded secrets with red warning icons. Keep user identity/</w:t>
+      </w:r>
+      <w:proofErr w:type="spellStart"/>
+      <w:r>
+        <w:t>auth</w:t>
+      </w:r>
+      <w:proofErr w:type="spellEnd"/>
+      <w:r>
+        <w:t xml:space="preserve"> distinct from WebRTC encryption.</w:t>
+      </w:r>
+    </w:p>
+    <w:p>
+      <w:pPr>
+        <w:jc w:val="both"/>
+      </w:pPr>
+      <w:r>
         <w:lastRenderedPageBreak/>
-        <w:t>Prompt to reuse: Draw phone identity/auth token -&gt; HTTPS signaling -&gt; Session Manager authorizati</w:t>
-      </w:r>
-      <w:r>
-        <w:t>on. Separately show DTLS/SRTP protecting media, TURN credentials protecting relay use, and secret manager providing server-side credentials. Mark full SDP logs and hard-coded secrets with red warning icons. Keep user identity/auth distinct from WebRTC encr</w:t>
-      </w:r>
-      <w:r>
-        <w:t>yption.</w:t>
-      </w:r>
-    </w:p>
-    <w:p>
-      <w:pPr>
-        <w:jc w:val="both"/>
-      </w:pPr>
-      <w:r>
         <w:t>Must show: Authentication, authorization, TLS, DTLS/SRTP, TURN credentials, secret storage, logging hygiene.</w:t>
       </w:r>
     </w:p>
@@ -20337,13 +20691,7 @@
               <w:rPr>
                 <w:sz w:val="22"/>
               </w:rPr>
-              <w:t xml:space="preserve">Use this diagram </w:t>
-            </w:r>
-            <w:r>
-              <w:rPr>
-                <w:sz w:val="22"/>
-              </w:rPr>
-              <w:t>as a standalone architecture slide or as the primary visual with no more than three supporting bullets. Keep labels large enough to remain legible when projected.</w:t>
+              <w:t>Use this diagram as a standalone architecture slide or as the primary visual with no more than three supporting bullets. Keep labels large enough to remain legible when projected.</w:t>
             </w:r>
           </w:p>
         </w:tc>
@@ -20367,21 +20715,15 @@
         <w:jc w:val="both"/>
       </w:pPr>
       <w:r>
-        <w:t xml:space="preserve">Purpose: Turn the roadmap into </w:t>
-      </w:r>
-      <w:r>
-        <w:t>measurable engineering gates.</w:t>
-      </w:r>
-    </w:p>
-    <w:p>
-      <w:pPr>
-        <w:jc w:val="both"/>
-      </w:pPr>
-      <w:r>
-        <w:t xml:space="preserve">Prompt to reuse: Draw a pipeline of gates labelled 19B, 20, 21, 22, 22A, 23. Under each gate list 2-3 concise success criteria. Use green check on 19B and empty checkboxes on future gates. Add arrows showing developers do not </w:t>
-      </w:r>
-      <w:r>
-        <w:t>advance until the prior gate passes.</w:t>
+        <w:t>Purpose: Turn the roadmap into measurable engineering gates.</w:t>
+      </w:r>
+    </w:p>
+    <w:p>
+      <w:pPr>
+        <w:jc w:val="both"/>
+      </w:pPr>
+      <w:r>
+        <w:t>Prompt to reuse: Draw a pipeline of gates labelled 19B, 20, 21, 22, 22A, 23. Under each gate list 2-3 concise success criteria. Use green check on 19B and empty checkboxes on future gates. Add arrows showing developers do not advance until the prior gate passes.</w:t>
       </w:r>
     </w:p>
     <w:p>
@@ -20441,13 +20783,7 @@
               <w:rPr>
                 <w:sz w:val="22"/>
               </w:rPr>
-              <w:t>Use this diagram as a standalone architecture slide or a</w:t>
-            </w:r>
-            <w:r>
-              <w:rPr>
-                <w:sz w:val="22"/>
-              </w:rPr>
-              <w:t>s the primary visual with no more than three supporting bullets. Keep labels large enough to remain legible when projected.</w:t>
+              <w:t>Use this diagram as a standalone architecture slide or as the primary visual with no more than three supporting bullets. Keep labels large enough to remain legible when projected.</w:t>
             </w:r>
           </w:p>
         </w:tc>
@@ -20475,9 +20811,9 @@
         <w:tblLook w:val="04A0" w:firstRow="1" w:lastRow="0" w:firstColumn="1" w:lastColumn="0" w:noHBand="0" w:noVBand="1"/>
       </w:tblPr>
       <w:tblGrid>
-        <w:gridCol w:w="2304"/>
-        <w:gridCol w:w="3456"/>
-        <w:gridCol w:w="4320"/>
+        <w:gridCol w:w="2257"/>
+        <w:gridCol w:w="3391"/>
+        <w:gridCol w:w="4220"/>
       </w:tblGrid>
       <w:tr>
         <w:trPr>
@@ -20563,13 +20899,7 @@
               <w:rPr>
                 <w:sz w:val="19"/>
               </w:rPr>
-              <w:t>Direct</w:t>
-            </w:r>
-            <w:r>
-              <w:rPr>
-                <w:sz w:val="19"/>
-              </w:rPr>
-              <w:t xml:space="preserve"> getUserMedia audio track.</w:t>
+              <w:t>Direct getUserMedia audio track.</w:t>
             </w:r>
           </w:p>
         </w:tc>
@@ -20672,13 +21002,7 @@
               <w:rPr>
                 <w:sz w:val="19"/>
               </w:rPr>
-              <w:t xml:space="preserve">STUN + </w:t>
-            </w:r>
-            <w:r>
-              <w:rPr>
-                <w:sz w:val="19"/>
-              </w:rPr>
-              <w:t>authenticated TURN, recovery strategy.</w:t>
+              <w:t>STUN + authenticated TURN, recovery strategy.</w:t>
             </w:r>
           </w:p>
         </w:tc>
@@ -20751,11 +21075,19 @@
             <w:tcW w:w="3456" w:type="dxa"/>
           </w:tcPr>
           <w:p>
+            <w:proofErr w:type="gramStart"/>
             <w:r>
               <w:rPr>
                 <w:sz w:val="19"/>
               </w:rPr>
-              <w:t>aiortc incoming MediaStreamTrack.</w:t>
+              <w:t>aiortc</w:t>
+            </w:r>
+            <w:proofErr w:type="gramEnd"/>
+            <w:r>
+              <w:rPr>
+                <w:sz w:val="19"/>
+              </w:rPr>
+              <w:t xml:space="preserve"> incoming MediaStreamTrack.</w:t>
             </w:r>
           </w:p>
         </w:tc>
@@ -20768,13 +21100,7 @@
               <w:rPr>
                 <w:sz w:val="19"/>
               </w:rPr>
-              <w:t xml:space="preserve">Continuous reader task feeding bounded input </w:t>
-            </w:r>
-            <w:r>
-              <w:rPr>
-                <w:sz w:val="19"/>
-              </w:rPr>
-              <w:t>queue.</w:t>
+              <w:t>Continuous reader task feeding bounded input queue.</w:t>
             </w:r>
           </w:p>
         </w:tc>
@@ -20896,13 +21222,21 @@
               <w:rPr>
                 <w:sz w:val="19"/>
               </w:rPr>
-              <w:t>Small deques + WebRTC internal b</w:t>
-            </w:r>
+              <w:t xml:space="preserve">Small </w:t>
+            </w:r>
+            <w:proofErr w:type="spellStart"/>
             <w:r>
               <w:rPr>
                 <w:sz w:val="19"/>
               </w:rPr>
-              <w:t>uffering.</w:t>
+              <w:t>deques</w:t>
+            </w:r>
+            <w:proofErr w:type="spellEnd"/>
+            <w:r>
+              <w:rPr>
+                <w:sz w:val="19"/>
+              </w:rPr>
+              <w:t xml:space="preserve"> + WebRTC internal buffering.</w:t>
             </w:r>
           </w:p>
         </w:tc>
@@ -21005,13 +21339,7 @@
               <w:rPr>
                 <w:sz w:val="19"/>
               </w:rPr>
-              <w:t xml:space="preserve">Robust route manager including </w:t>
-            </w:r>
-            <w:r>
-              <w:rPr>
-                <w:sz w:val="19"/>
-              </w:rPr>
-              <w:t>Bluetooth/car/earbuds and interruptions.</w:t>
+              <w:t>Robust route manager including Bluetooth/car/earbuds and interruptions.</w:t>
             </w:r>
           </w:p>
         </w:tc>
@@ -21101,13 +21429,7 @@
               <w:rPr>
                 <w:sz w:val="19"/>
               </w:rPr>
-              <w:t>Authenticated sessions, TLS, TURN credentials, secret</w:t>
-            </w:r>
-            <w:r>
-              <w:rPr>
-                <w:sz w:val="19"/>
-              </w:rPr>
-              <w:t xml:space="preserve"> management, logging hygiene.</w:t>
+              <w:t>Authenticated sessions, TLS, TURN credentials, secret management, logging hygiene.</w:t>
             </w:r>
           </w:p>
         </w:tc>
@@ -21162,13 +21484,7 @@
               <w:rPr>
                 <w:sz w:val="22"/>
               </w:rPr>
-              <w:t>Sequence the work deliberately: Step 20 Internet/TURN, Step 21 session ownership, Steps 22/22A explicit queues plus Echo validation, then Step 23 Gemini Live. Do no</w:t>
-            </w:r>
-            <w:r>
-              <w:rPr>
-                <w:sz w:val="22"/>
-              </w:rPr>
-              <w:t>t redesign transport and AI at the same time.</w:t>
+              <w:t>Sequence the work deliberately: Step 20 Internet/TURN, Step 21 session ownership, Steps 22/22A explicit queues plus Echo validation, then Step 23 Gemini Live. Do not redesign transport and AI at the same time.</w:t>
             </w:r>
           </w:p>
         </w:tc>
@@ -21243,7 +21559,7 @@
       <w:rPr>
         <w:noProof/>
       </w:rPr>
-      <w:t>1</w:t>
+      <w:t>20</w:t>
     </w:r>
     <w:r>
       <w:fldChar w:fldCharType="end"/>
@@ -33230,7 +33546,7 @@
 </file>
 
 <file path=customXml/itemProps1.xml><?xml version="1.0" encoding="utf-8"?>
-<ds:datastoreItem xmlns:ds="http://schemas.openxmlformats.org/officeDocument/2006/customXml" ds:itemID="{5B3C1AAA-C9DD-416D-A9FB-2A7A5952F716}">
+<ds:datastoreItem xmlns:ds="http://schemas.openxmlformats.org/officeDocument/2006/customXml" ds:itemID="{1F1143DA-9A45-4325-B090-D6CBECCB05A0}">
   <ds:schemaRefs>
     <ds:schemaRef ds:uri="http://schemas.openxmlformats.org/officeDocument/2006/bibliography"/>
   </ds:schemaRefs>
